--- a/docs/Artifact14.docx
+++ b/docs/Artifact14.docx
@@ -12,6 +12,7 @@
           <w:bCs/>
           <w:sz w:val="28"/>
           <w:szCs w:val="28"/>
+          <w:lang w:val="en-US"/>
         </w:rPr>
       </w:pPr>
       <w:r>
@@ -78,6 +79,7 @@
         </w:rPr>
         <w:t xml:space="preserve"> </w:t>
       </w:r>
+      <w:proofErr w:type="spellStart"/>
       <w:r>
         <w:rPr>
           <w:rFonts w:ascii="Times New Roman" w:hAnsi="Times New Roman" w:cs="Times New Roman"/>
@@ -89,6 +91,7 @@
         </w:rPr>
         <w:t>Featurify</w:t>
       </w:r>
+      <w:proofErr w:type="spellEnd"/>
     </w:p>
     <w:p>
       <w:pPr>
@@ -99,50 +102,47 @@
           <w:rFonts w:ascii="Times New Roman" w:hAnsi="Times New Roman" w:cs="Times New Roman"/>
           <w:sz w:val="24"/>
           <w:szCs w:val="24"/>
+        </w:rPr>
+      </w:pPr>
+      <w:r>
+        <w:rPr>
+          <w:rFonts w:ascii="Times New Roman" w:hAnsi="Times New Roman" w:cs="Times New Roman"/>
+          <w:sz w:val="24"/>
+          <w:szCs w:val="24"/>
+        </w:rPr>
+        <w:t>Ссылка</w:t>
+      </w:r>
+      <w:r>
+        <w:rPr>
+          <w:rFonts w:ascii="Times New Roman" w:hAnsi="Times New Roman" w:cs="Times New Roman"/>
+          <w:sz w:val="24"/>
+          <w:szCs w:val="24"/>
+        </w:rPr>
+        <w:t xml:space="preserve"> </w:t>
+      </w:r>
+      <w:r>
+        <w:rPr>
+          <w:rFonts w:ascii="Times New Roman" w:hAnsi="Times New Roman" w:cs="Times New Roman"/>
+          <w:sz w:val="24"/>
+          <w:szCs w:val="24"/>
+        </w:rPr>
+        <w:t>на</w:t>
+      </w:r>
+      <w:r>
+        <w:rPr>
+          <w:rFonts w:ascii="Times New Roman" w:hAnsi="Times New Roman" w:cs="Times New Roman"/>
+          <w:sz w:val="24"/>
+          <w:szCs w:val="24"/>
+        </w:rPr>
+        <w:t xml:space="preserve"> </w:t>
+      </w:r>
+      <w:r>
+        <w:rPr>
+          <w:rFonts w:ascii="Times New Roman" w:hAnsi="Times New Roman" w:cs="Times New Roman"/>
+          <w:sz w:val="24"/>
+          <w:szCs w:val="24"/>
           <w:lang w:val="en-US"/>
         </w:rPr>
-      </w:pPr>
-      <w:r>
-        <w:rPr>
-          <w:rFonts w:ascii="Times New Roman" w:hAnsi="Times New Roman" w:cs="Times New Roman"/>
-          <w:sz w:val="24"/>
-          <w:szCs w:val="24"/>
-        </w:rPr>
-        <w:t>Ссылка</w:t>
-      </w:r>
-      <w:r>
-        <w:rPr>
-          <w:rFonts w:ascii="Times New Roman" w:hAnsi="Times New Roman" w:cs="Times New Roman"/>
-          <w:sz w:val="24"/>
-          <w:szCs w:val="24"/>
-          <w:lang w:val="en-US"/>
-        </w:rPr>
-        <w:t xml:space="preserve"> </w:t>
-      </w:r>
-      <w:r>
-        <w:rPr>
-          <w:rFonts w:ascii="Times New Roman" w:hAnsi="Times New Roman" w:cs="Times New Roman"/>
-          <w:sz w:val="24"/>
-          <w:szCs w:val="24"/>
-        </w:rPr>
-        <w:t>на</w:t>
-      </w:r>
-      <w:r>
-        <w:rPr>
-          <w:rFonts w:ascii="Times New Roman" w:hAnsi="Times New Roman" w:cs="Times New Roman"/>
-          <w:sz w:val="24"/>
-          <w:szCs w:val="24"/>
-          <w:lang w:val="en-US"/>
-        </w:rPr>
-        <w:t xml:space="preserve"> </w:t>
-      </w:r>
-      <w:r>
-        <w:rPr>
-          <w:rFonts w:ascii="Times New Roman" w:hAnsi="Times New Roman" w:cs="Times New Roman"/>
-          <w:sz w:val="24"/>
-          <w:szCs w:val="24"/>
-          <w:lang w:val="en-US"/>
-        </w:rPr>
         <w:t>GitHub</w:t>
       </w:r>
       <w:r>
@@ -150,7 +150,6 @@
           <w:rFonts w:ascii="Times New Roman" w:hAnsi="Times New Roman" w:cs="Times New Roman"/>
           <w:sz w:val="24"/>
           <w:szCs w:val="24"/>
-          <w:lang w:val="en-US"/>
         </w:rPr>
         <w:t>:</w:t>
       </w:r>
@@ -203,6 +202,349 @@
           <w:sz w:val="24"/>
           <w:szCs w:val="24"/>
         </w:rPr>
+        <w:t>Ссылка на коммит:</w:t>
+      </w:r>
+    </w:p>
+    <w:p>
+      <w:pPr>
+        <w:spacing w:after="0" w:line="360" w:lineRule="auto"/>
+        <w:ind w:firstLine="709"/>
+        <w:jc w:val="both"/>
+        <w:rPr>
+          <w:rFonts w:ascii="Times New Roman" w:hAnsi="Times New Roman" w:cs="Times New Roman"/>
+          <w:sz w:val="24"/>
+          <w:szCs w:val="24"/>
+        </w:rPr>
+      </w:pPr>
+      <w:hyperlink r:id="rId7" w:history="1">
+        <w:r>
+          <w:rPr>
+            <w:rStyle w:val="ac"/>
+            <w:rFonts w:ascii="Times New Roman" w:hAnsi="Times New Roman" w:cs="Times New Roman"/>
+            <w:sz w:val="24"/>
+            <w:szCs w:val="24"/>
+            <w:lang w:val="en-US"/>
+          </w:rPr>
+          <w:t>https</w:t>
+        </w:r>
+        <w:r>
+          <w:rPr>
+            <w:rStyle w:val="ac"/>
+            <w:rFonts w:ascii="Times New Roman" w:hAnsi="Times New Roman" w:cs="Times New Roman"/>
+            <w:sz w:val="24"/>
+            <w:szCs w:val="24"/>
+          </w:rPr>
+          <w:t>://</w:t>
+        </w:r>
+        <w:proofErr w:type="spellStart"/>
+        <w:r>
+          <w:rPr>
+            <w:rStyle w:val="ac"/>
+            <w:rFonts w:ascii="Times New Roman" w:hAnsi="Times New Roman" w:cs="Times New Roman"/>
+            <w:sz w:val="24"/>
+            <w:szCs w:val="24"/>
+            <w:lang w:val="en-US"/>
+          </w:rPr>
+          <w:t>github</w:t>
+        </w:r>
+        <w:proofErr w:type="spellEnd"/>
+        <w:r>
+          <w:rPr>
+            <w:rStyle w:val="ac"/>
+            <w:rFonts w:ascii="Times New Roman" w:hAnsi="Times New Roman" w:cs="Times New Roman"/>
+            <w:sz w:val="24"/>
+            <w:szCs w:val="24"/>
+          </w:rPr>
+          <w:t>.</w:t>
+        </w:r>
+        <w:r>
+          <w:rPr>
+            <w:rStyle w:val="ac"/>
+            <w:rFonts w:ascii="Times New Roman" w:hAnsi="Times New Roman" w:cs="Times New Roman"/>
+            <w:sz w:val="24"/>
+            <w:szCs w:val="24"/>
+            <w:lang w:val="en-US"/>
+          </w:rPr>
+          <w:t>com</w:t>
+        </w:r>
+        <w:r>
+          <w:rPr>
+            <w:rStyle w:val="ac"/>
+            <w:rFonts w:ascii="Times New Roman" w:hAnsi="Times New Roman" w:cs="Times New Roman"/>
+            <w:sz w:val="24"/>
+            <w:szCs w:val="24"/>
+          </w:rPr>
+          <w:t>/</w:t>
+        </w:r>
+        <w:proofErr w:type="spellStart"/>
+        <w:r>
+          <w:rPr>
+            <w:rStyle w:val="ac"/>
+            <w:rFonts w:ascii="Times New Roman" w:hAnsi="Times New Roman" w:cs="Times New Roman"/>
+            <w:sz w:val="24"/>
+            <w:szCs w:val="24"/>
+            <w:lang w:val="en-US"/>
+          </w:rPr>
+          <w:t>ItIsAnyx</w:t>
+        </w:r>
+        <w:proofErr w:type="spellEnd"/>
+        <w:r>
+          <w:rPr>
+            <w:rStyle w:val="ac"/>
+            <w:rFonts w:ascii="Times New Roman" w:hAnsi="Times New Roman" w:cs="Times New Roman"/>
+            <w:sz w:val="24"/>
+            <w:szCs w:val="24"/>
+          </w:rPr>
+          <w:t>/</w:t>
+        </w:r>
+        <w:proofErr w:type="spellStart"/>
+        <w:r>
+          <w:rPr>
+            <w:rStyle w:val="ac"/>
+            <w:rFonts w:ascii="Times New Roman" w:hAnsi="Times New Roman" w:cs="Times New Roman"/>
+            <w:sz w:val="24"/>
+            <w:szCs w:val="24"/>
+            <w:lang w:val="en-US"/>
+          </w:rPr>
+          <w:t>Featurify</w:t>
+        </w:r>
+        <w:proofErr w:type="spellEnd"/>
+        <w:r>
+          <w:rPr>
+            <w:rStyle w:val="ac"/>
+            <w:rFonts w:ascii="Times New Roman" w:hAnsi="Times New Roman" w:cs="Times New Roman"/>
+            <w:sz w:val="24"/>
+            <w:szCs w:val="24"/>
+          </w:rPr>
+          <w:t>/</w:t>
+        </w:r>
+        <w:r>
+          <w:rPr>
+            <w:rStyle w:val="ac"/>
+            <w:rFonts w:ascii="Times New Roman" w:hAnsi="Times New Roman" w:cs="Times New Roman"/>
+            <w:sz w:val="24"/>
+            <w:szCs w:val="24"/>
+            <w:lang w:val="en-US"/>
+          </w:rPr>
+          <w:t>commit</w:t>
+        </w:r>
+        <w:r>
+          <w:rPr>
+            <w:rStyle w:val="ac"/>
+            <w:rFonts w:ascii="Times New Roman" w:hAnsi="Times New Roman" w:cs="Times New Roman"/>
+            <w:sz w:val="24"/>
+            <w:szCs w:val="24"/>
+          </w:rPr>
+          <w:t>/</w:t>
+        </w:r>
+        <w:r>
+          <w:rPr>
+            <w:rStyle w:val="ac"/>
+            <w:rFonts w:ascii="Times New Roman" w:hAnsi="Times New Roman" w:cs="Times New Roman"/>
+            <w:sz w:val="24"/>
+            <w:szCs w:val="24"/>
+            <w:lang w:val="en-US"/>
+          </w:rPr>
+          <w:t>f</w:t>
+        </w:r>
+        <w:r>
+          <w:rPr>
+            <w:rStyle w:val="ac"/>
+            <w:rFonts w:ascii="Times New Roman" w:hAnsi="Times New Roman" w:cs="Times New Roman"/>
+            <w:sz w:val="24"/>
+            <w:szCs w:val="24"/>
+          </w:rPr>
+          <w:t>42</w:t>
+        </w:r>
+        <w:r>
+          <w:rPr>
+            <w:rStyle w:val="ac"/>
+            <w:rFonts w:ascii="Times New Roman" w:hAnsi="Times New Roman" w:cs="Times New Roman"/>
+            <w:sz w:val="24"/>
+            <w:szCs w:val="24"/>
+            <w:lang w:val="en-US"/>
+          </w:rPr>
+          <w:t>fa</w:t>
+        </w:r>
+        <w:r>
+          <w:rPr>
+            <w:rStyle w:val="ac"/>
+            <w:rFonts w:ascii="Times New Roman" w:hAnsi="Times New Roman" w:cs="Times New Roman"/>
+            <w:sz w:val="24"/>
+            <w:szCs w:val="24"/>
+          </w:rPr>
+          <w:t>3297</w:t>
+        </w:r>
+        <w:r>
+          <w:rPr>
+            <w:rStyle w:val="ac"/>
+            <w:rFonts w:ascii="Times New Roman" w:hAnsi="Times New Roman" w:cs="Times New Roman"/>
+            <w:sz w:val="24"/>
+            <w:szCs w:val="24"/>
+            <w:lang w:val="en-US"/>
+          </w:rPr>
+          <w:t>c</w:t>
+        </w:r>
+        <w:r>
+          <w:rPr>
+            <w:rStyle w:val="ac"/>
+            <w:rFonts w:ascii="Times New Roman" w:hAnsi="Times New Roman" w:cs="Times New Roman"/>
+            <w:sz w:val="24"/>
+            <w:szCs w:val="24"/>
+          </w:rPr>
+          <w:t>856465</w:t>
+        </w:r>
+        <w:r>
+          <w:rPr>
+            <w:rStyle w:val="ac"/>
+            <w:rFonts w:ascii="Times New Roman" w:hAnsi="Times New Roman" w:cs="Times New Roman"/>
+            <w:sz w:val="24"/>
+            <w:szCs w:val="24"/>
+            <w:lang w:val="en-US"/>
+          </w:rPr>
+          <w:t>d</w:t>
+        </w:r>
+        <w:r>
+          <w:rPr>
+            <w:rStyle w:val="ac"/>
+            <w:rFonts w:ascii="Times New Roman" w:hAnsi="Times New Roman" w:cs="Times New Roman"/>
+            <w:sz w:val="24"/>
+            <w:szCs w:val="24"/>
+          </w:rPr>
+          <w:t>6</w:t>
+        </w:r>
+        <w:r>
+          <w:rPr>
+            <w:rStyle w:val="ac"/>
+            <w:rFonts w:ascii="Times New Roman" w:hAnsi="Times New Roman" w:cs="Times New Roman"/>
+            <w:sz w:val="24"/>
+            <w:szCs w:val="24"/>
+            <w:lang w:val="en-US"/>
+          </w:rPr>
+          <w:t>d</w:t>
+        </w:r>
+        <w:r>
+          <w:rPr>
+            <w:rStyle w:val="ac"/>
+            <w:rFonts w:ascii="Times New Roman" w:hAnsi="Times New Roman" w:cs="Times New Roman"/>
+            <w:sz w:val="24"/>
+            <w:szCs w:val="24"/>
+          </w:rPr>
+          <w:t>73</w:t>
+        </w:r>
+        <w:r>
+          <w:rPr>
+            <w:rStyle w:val="ac"/>
+            <w:rFonts w:ascii="Times New Roman" w:hAnsi="Times New Roman" w:cs="Times New Roman"/>
+            <w:sz w:val="24"/>
+            <w:szCs w:val="24"/>
+            <w:lang w:val="en-US"/>
+          </w:rPr>
+          <w:t>c</w:t>
+        </w:r>
+        <w:r>
+          <w:rPr>
+            <w:rStyle w:val="ac"/>
+            <w:rFonts w:ascii="Times New Roman" w:hAnsi="Times New Roman" w:cs="Times New Roman"/>
+            <w:sz w:val="24"/>
+            <w:szCs w:val="24"/>
+          </w:rPr>
+          <w:t>9</w:t>
+        </w:r>
+        <w:r>
+          <w:rPr>
+            <w:rStyle w:val="ac"/>
+            <w:rFonts w:ascii="Times New Roman" w:hAnsi="Times New Roman" w:cs="Times New Roman"/>
+            <w:sz w:val="24"/>
+            <w:szCs w:val="24"/>
+            <w:lang w:val="en-US"/>
+          </w:rPr>
+          <w:t>c</w:t>
+        </w:r>
+        <w:r>
+          <w:rPr>
+            <w:rStyle w:val="ac"/>
+            <w:rFonts w:ascii="Times New Roman" w:hAnsi="Times New Roman" w:cs="Times New Roman"/>
+            <w:sz w:val="24"/>
+            <w:szCs w:val="24"/>
+          </w:rPr>
+          <w:t>2959662</w:t>
+        </w:r>
+        <w:r>
+          <w:rPr>
+            <w:rStyle w:val="ac"/>
+            <w:rFonts w:ascii="Times New Roman" w:hAnsi="Times New Roman" w:cs="Times New Roman"/>
+            <w:sz w:val="24"/>
+            <w:szCs w:val="24"/>
+            <w:lang w:val="en-US"/>
+          </w:rPr>
+          <w:t>e</w:t>
+        </w:r>
+        <w:r>
+          <w:rPr>
+            <w:rStyle w:val="ac"/>
+            <w:rFonts w:ascii="Times New Roman" w:hAnsi="Times New Roman" w:cs="Times New Roman"/>
+            <w:sz w:val="24"/>
+            <w:szCs w:val="24"/>
+          </w:rPr>
+          <w:t>8</w:t>
+        </w:r>
+        <w:r>
+          <w:rPr>
+            <w:rStyle w:val="ac"/>
+            <w:rFonts w:ascii="Times New Roman" w:hAnsi="Times New Roman" w:cs="Times New Roman"/>
+            <w:sz w:val="24"/>
+            <w:szCs w:val="24"/>
+            <w:lang w:val="en-US"/>
+          </w:rPr>
+          <w:t>a</w:t>
+        </w:r>
+        <w:r>
+          <w:rPr>
+            <w:rStyle w:val="ac"/>
+            <w:rFonts w:ascii="Times New Roman" w:hAnsi="Times New Roman" w:cs="Times New Roman"/>
+            <w:sz w:val="24"/>
+            <w:szCs w:val="24"/>
+          </w:rPr>
+          <w:t>8158</w:t>
+        </w:r>
+        <w:r>
+          <w:rPr>
+            <w:rStyle w:val="ac"/>
+            <w:rFonts w:ascii="Times New Roman" w:hAnsi="Times New Roman" w:cs="Times New Roman"/>
+            <w:sz w:val="24"/>
+            <w:szCs w:val="24"/>
+            <w:lang w:val="en-US"/>
+          </w:rPr>
+          <w:t>cc</w:t>
+        </w:r>
+      </w:hyperlink>
+      <w:r>
+        <w:rPr>
+          <w:rFonts w:ascii="Times New Roman" w:hAnsi="Times New Roman" w:cs="Times New Roman"/>
+          <w:sz w:val="24"/>
+          <w:szCs w:val="24"/>
+        </w:rPr>
+        <w:t xml:space="preserve"> </w:t>
+      </w:r>
+    </w:p>
+    <w:p>
+      <w:pPr>
+        <w:spacing w:after="0" w:line="360" w:lineRule="auto"/>
+        <w:ind w:firstLine="709"/>
+        <w:jc w:val="both"/>
+        <w:rPr>
+          <w:rFonts w:ascii="Times New Roman" w:hAnsi="Times New Roman" w:cs="Times New Roman"/>
+          <w:sz w:val="24"/>
+          <w:szCs w:val="24"/>
+        </w:rPr>
+      </w:pPr>
+      <w:r>
+        <w:rPr>
+          <w:rFonts w:ascii="Times New Roman" w:hAnsi="Times New Roman" w:cs="Times New Roman"/>
+          <w:sz w:val="24"/>
+          <w:szCs w:val="24"/>
+        </w:rPr>
         <w:t xml:space="preserve">Задача моей системы – </w:t>
       </w:r>
       <w:r>
@@ -222,14 +564,52 @@
         </w:rPr>
         <w:t xml:space="preserve"> </w:t>
       </w:r>
-      <w:r>
-        <w:rPr>
-          <w:rFonts w:ascii="Times New Roman" w:hAnsi="Times New Roman" w:cs="Times New Roman"/>
-          <w:sz w:val="24"/>
-          <w:szCs w:val="24"/>
-        </w:rPr>
-        <w:t>engineering и выбор моделей на основе</w:t>
-      </w:r>
+      <w:proofErr w:type="spellStart"/>
+      <w:r>
+        <w:rPr>
+          <w:rFonts w:ascii="Times New Roman" w:hAnsi="Times New Roman" w:cs="Times New Roman"/>
+          <w:sz w:val="24"/>
+          <w:szCs w:val="24"/>
+        </w:rPr>
+        <w:t>engineering</w:t>
+      </w:r>
+      <w:proofErr w:type="spellEnd"/>
+      <w:r>
+        <w:rPr>
+          <w:rFonts w:ascii="Times New Roman" w:hAnsi="Times New Roman" w:cs="Times New Roman"/>
+          <w:sz w:val="24"/>
+          <w:szCs w:val="24"/>
+        </w:rPr>
+        <w:t xml:space="preserve"> и выбор моделей на основе пользовательского запроса, описания датасета (или его отсутствия), контекста диалога, инструментов (</w:t>
+      </w:r>
+      <w:proofErr w:type="spellStart"/>
+      <w:r>
+        <w:rPr>
+          <w:rFonts w:ascii="Times New Roman" w:hAnsi="Times New Roman" w:cs="Times New Roman"/>
+          <w:sz w:val="24"/>
+          <w:szCs w:val="24"/>
+        </w:rPr>
+        <w:t>retriever</w:t>
+      </w:r>
+      <w:proofErr w:type="spellEnd"/>
+      <w:r>
+        <w:rPr>
+          <w:rFonts w:ascii="Times New Roman" w:hAnsi="Times New Roman" w:cs="Times New Roman"/>
+          <w:sz w:val="24"/>
+          <w:szCs w:val="24"/>
+        </w:rPr>
+        <w:t xml:space="preserve"> + </w:t>
+      </w:r>
+      <w:proofErr w:type="spellStart"/>
+      <w:r>
+        <w:rPr>
+          <w:rFonts w:ascii="Times New Roman" w:hAnsi="Times New Roman" w:cs="Times New Roman"/>
+          <w:sz w:val="24"/>
+          <w:szCs w:val="24"/>
+        </w:rPr>
+        <w:t>dataset</w:t>
+      </w:r>
+      <w:proofErr w:type="spellEnd"/>
       <w:r>
         <w:rPr>
           <w:rFonts w:ascii="Times New Roman" w:hAnsi="Times New Roman" w:cs="Times New Roman"/>
@@ -238,69 +618,23 @@
         </w:rPr>
         <w:t xml:space="preserve"> </w:t>
       </w:r>
-      <w:r>
-        <w:rPr>
-          <w:rFonts w:ascii="Times New Roman" w:hAnsi="Times New Roman" w:cs="Times New Roman"/>
-          <w:sz w:val="24"/>
-          <w:szCs w:val="24"/>
-        </w:rPr>
-        <w:t>пользовательского запроса</w:t>
-      </w:r>
-      <w:r>
-        <w:rPr>
-          <w:rFonts w:ascii="Times New Roman" w:hAnsi="Times New Roman" w:cs="Times New Roman"/>
-          <w:sz w:val="24"/>
-          <w:szCs w:val="24"/>
-        </w:rPr>
-        <w:t xml:space="preserve">, </w:t>
-      </w:r>
-      <w:r>
-        <w:rPr>
-          <w:rFonts w:ascii="Times New Roman" w:hAnsi="Times New Roman" w:cs="Times New Roman"/>
-          <w:sz w:val="24"/>
-          <w:szCs w:val="24"/>
-        </w:rPr>
-        <w:t>описания датасета (или его отсутствия)</w:t>
-      </w:r>
-      <w:r>
-        <w:rPr>
-          <w:rFonts w:ascii="Times New Roman" w:hAnsi="Times New Roman" w:cs="Times New Roman"/>
-          <w:sz w:val="24"/>
-          <w:szCs w:val="24"/>
-        </w:rPr>
-        <w:t xml:space="preserve">, </w:t>
-      </w:r>
-      <w:r>
-        <w:rPr>
-          <w:rFonts w:ascii="Times New Roman" w:hAnsi="Times New Roman" w:cs="Times New Roman"/>
-          <w:sz w:val="24"/>
-          <w:szCs w:val="24"/>
-        </w:rPr>
-        <w:t>контекста диалога</w:t>
-      </w:r>
-      <w:r>
-        <w:rPr>
-          <w:rFonts w:ascii="Times New Roman" w:hAnsi="Times New Roman" w:cs="Times New Roman"/>
-          <w:sz w:val="24"/>
-          <w:szCs w:val="24"/>
-        </w:rPr>
-        <w:t xml:space="preserve">, </w:t>
-      </w:r>
-      <w:r>
-        <w:rPr>
-          <w:rFonts w:ascii="Times New Roman" w:hAnsi="Times New Roman" w:cs="Times New Roman"/>
-          <w:sz w:val="24"/>
-          <w:szCs w:val="24"/>
-        </w:rPr>
-        <w:t>инструментов (retriever + dataset rows)</w:t>
-      </w:r>
-      <w:r>
-        <w:rPr>
-          <w:rFonts w:ascii="Times New Roman" w:hAnsi="Times New Roman" w:cs="Times New Roman"/>
-          <w:sz w:val="24"/>
-          <w:szCs w:val="24"/>
-        </w:rPr>
-        <w:t>.</w:t>
+      <w:proofErr w:type="spellStart"/>
+      <w:r>
+        <w:rPr>
+          <w:rFonts w:ascii="Times New Roman" w:hAnsi="Times New Roman" w:cs="Times New Roman"/>
+          <w:sz w:val="24"/>
+          <w:szCs w:val="24"/>
+        </w:rPr>
+        <w:t>rows</w:t>
+      </w:r>
+      <w:proofErr w:type="spellEnd"/>
+      <w:r>
+        <w:rPr>
+          <w:rFonts w:ascii="Times New Roman" w:hAnsi="Times New Roman" w:cs="Times New Roman"/>
+          <w:sz w:val="24"/>
+          <w:szCs w:val="24"/>
+        </w:rPr>
+        <w:t>).</w:t>
       </w:r>
     </w:p>
     <w:p>
@@ -389,16 +723,7 @@
           <w:szCs w:val="24"/>
           <w:lang w:val="en-US"/>
         </w:rPr>
-        <w:t xml:space="preserve"> (classification / regression / clustering)</w:t>
-      </w:r>
-      <w:r>
-        <w:rPr>
-          <w:rFonts w:ascii="Times New Roman" w:hAnsi="Times New Roman" w:cs="Times New Roman"/>
-          <w:sz w:val="24"/>
-          <w:szCs w:val="24"/>
-          <w:lang w:val="en-US"/>
-        </w:rPr>
-        <w:t>;</w:t>
+        <w:t xml:space="preserve"> (classification / regression / clustering);</w:t>
       </w:r>
     </w:p>
     <w:p>
@@ -445,6 +770,7 @@
           <w:szCs w:val="24"/>
         </w:rPr>
       </w:pPr>
+      <w:proofErr w:type="spellStart"/>
       <w:r>
         <w:rPr>
           <w:rFonts w:ascii="Times New Roman" w:hAnsi="Times New Roman" w:cs="Times New Roman"/>
@@ -453,6 +779,7 @@
         </w:rPr>
         <w:t>remove_features</w:t>
       </w:r>
+      <w:proofErr w:type="spellEnd"/>
       <w:r>
         <w:rPr>
           <w:rFonts w:ascii="Times New Roman" w:hAnsi="Times New Roman" w:cs="Times New Roman"/>
@@ -481,6 +808,7 @@
           <w:szCs w:val="24"/>
         </w:rPr>
       </w:pPr>
+      <w:proofErr w:type="spellStart"/>
       <w:r>
         <w:rPr>
           <w:rFonts w:ascii="Times New Roman" w:hAnsi="Times New Roman" w:cs="Times New Roman"/>
@@ -489,6 +817,7 @@
         </w:rPr>
         <w:t>transform_features</w:t>
       </w:r>
+      <w:proofErr w:type="spellEnd"/>
       <w:r>
         <w:rPr>
           <w:rFonts w:ascii="Times New Roman" w:hAnsi="Times New Roman" w:cs="Times New Roman"/>
@@ -517,6 +846,7 @@
           <w:szCs w:val="24"/>
         </w:rPr>
       </w:pPr>
+      <w:proofErr w:type="spellStart"/>
       <w:r>
         <w:rPr>
           <w:rFonts w:ascii="Times New Roman" w:hAnsi="Times New Roman" w:cs="Times New Roman"/>
@@ -525,6 +855,7 @@
         </w:rPr>
         <w:t>create_features</w:t>
       </w:r>
+      <w:proofErr w:type="spellEnd"/>
       <w:r>
         <w:rPr>
           <w:rFonts w:ascii="Times New Roman" w:hAnsi="Times New Roman" w:cs="Times New Roman"/>
@@ -553,6 +884,7 @@
           <w:szCs w:val="24"/>
         </w:rPr>
       </w:pPr>
+      <w:proofErr w:type="spellStart"/>
       <w:r>
         <w:rPr>
           <w:rFonts w:ascii="Times New Roman" w:hAnsi="Times New Roman" w:cs="Times New Roman"/>
@@ -561,6 +893,7 @@
         </w:rPr>
         <w:t>recommended_models</w:t>
       </w:r>
+      <w:proofErr w:type="spellEnd"/>
       <w:r>
         <w:rPr>
           <w:rFonts w:ascii="Times New Roman" w:hAnsi="Times New Roman" w:cs="Times New Roman"/>
@@ -819,14 +1152,34 @@
           <w:szCs w:val="24"/>
         </w:rPr>
       </w:pPr>
-      <w:r>
-        <w:rPr>
-          <w:rFonts w:ascii="Times New Roman" w:hAnsi="Times New Roman" w:cs="Times New Roman"/>
-          <w:sz w:val="24"/>
-          <w:szCs w:val="24"/>
-        </w:rPr>
-        <w:t>prompt injection</w:t>
-      </w:r>
+      <w:proofErr w:type="spellStart"/>
+      <w:r>
+        <w:rPr>
+          <w:rFonts w:ascii="Times New Roman" w:hAnsi="Times New Roman" w:cs="Times New Roman"/>
+          <w:sz w:val="24"/>
+          <w:szCs w:val="24"/>
+        </w:rPr>
+        <w:t>prompt</w:t>
+      </w:r>
+      <w:proofErr w:type="spellEnd"/>
+      <w:r>
+        <w:rPr>
+          <w:rFonts w:ascii="Times New Roman" w:hAnsi="Times New Roman" w:cs="Times New Roman"/>
+          <w:sz w:val="24"/>
+          <w:szCs w:val="24"/>
+        </w:rPr>
+        <w:t xml:space="preserve"> </w:t>
+      </w:r>
+      <w:proofErr w:type="spellStart"/>
+      <w:r>
+        <w:rPr>
+          <w:rFonts w:ascii="Times New Roman" w:hAnsi="Times New Roman" w:cs="Times New Roman"/>
+          <w:sz w:val="24"/>
+          <w:szCs w:val="24"/>
+        </w:rPr>
+        <w:t>injection</w:t>
+      </w:r>
+      <w:proofErr w:type="spellEnd"/>
       <w:r>
         <w:rPr>
           <w:rFonts w:ascii="Times New Roman" w:hAnsi="Times New Roman" w:cs="Times New Roman"/>
@@ -880,6 +1233,7 @@
           <w:szCs w:val="24"/>
         </w:rPr>
       </w:pPr>
+      <w:proofErr w:type="spellStart"/>
       <w:r>
         <w:rPr>
           <w:rFonts w:ascii="Times New Roman" w:hAnsi="Times New Roman" w:cs="Times New Roman"/>
@@ -888,6 +1242,7 @@
         </w:rPr>
         <w:t>retrieve_knowledge</w:t>
       </w:r>
+      <w:proofErr w:type="spellEnd"/>
       <w:r>
         <w:rPr>
           <w:rFonts w:ascii="Times New Roman" w:hAnsi="Times New Roman" w:cs="Times New Roman"/>
@@ -916,6 +1271,7 @@
           <w:szCs w:val="24"/>
         </w:rPr>
       </w:pPr>
+      <w:proofErr w:type="spellStart"/>
       <w:r>
         <w:rPr>
           <w:rFonts w:ascii="Times New Roman" w:hAnsi="Times New Roman" w:cs="Times New Roman"/>
@@ -924,6 +1280,7 @@
         </w:rPr>
         <w:t>get_dataset_rows</w:t>
       </w:r>
+      <w:proofErr w:type="spellEnd"/>
       <w:r>
         <w:rPr>
           <w:rFonts w:ascii="Times New Roman" w:hAnsi="Times New Roman" w:cs="Times New Roman"/>
@@ -1335,6 +1692,7 @@
                 <w:lang w:val="en-US"/>
               </w:rPr>
             </w:pPr>
+            <w:proofErr w:type="spellStart"/>
             <w:r>
               <w:rPr>
                 <w:rFonts w:ascii="Times New Roman" w:hAnsi="Times New Roman" w:cs="Times New Roman"/>
@@ -1342,8 +1700,10 @@
                 <w:szCs w:val="24"/>
                 <w:lang w:val="en-US"/>
               </w:rPr>
+              <w:lastRenderedPageBreak/>
               <w:t>feature_engineering_only</w:t>
             </w:r>
+            <w:proofErr w:type="spellEnd"/>
           </w:p>
         </w:tc>
         <w:tc>
@@ -1411,6 +1771,7 @@
                 <w:lang w:val="en-US"/>
               </w:rPr>
             </w:pPr>
+            <w:proofErr w:type="spellStart"/>
             <w:r>
               <w:rPr>
                 <w:rFonts w:ascii="Times New Roman" w:hAnsi="Times New Roman" w:cs="Times New Roman"/>
@@ -1420,6 +1781,7 @@
               </w:rPr>
               <w:t>general_ml_question</w:t>
             </w:r>
+            <w:proofErr w:type="spellEnd"/>
           </w:p>
         </w:tc>
         <w:tc>
@@ -1497,6 +1859,7 @@
                 <w:lang w:val="en-US"/>
               </w:rPr>
             </w:pPr>
+            <w:proofErr w:type="spellStart"/>
             <w:r>
               <w:rPr>
                 <w:rFonts w:ascii="Times New Roman" w:hAnsi="Times New Roman" w:cs="Times New Roman"/>
@@ -1504,9 +1867,9 @@
                 <w:szCs w:val="24"/>
                 <w:lang w:val="en-US"/>
               </w:rPr>
-              <w:lastRenderedPageBreak/>
               <w:t>off_topic</w:t>
             </w:r>
+            <w:proofErr w:type="spellEnd"/>
           </w:p>
         </w:tc>
         <w:tc>
@@ -1805,31 +2168,7 @@
           <w:sz w:val="24"/>
           <w:szCs w:val="24"/>
         </w:rPr>
-        <w:t xml:space="preserve">Таблица </w:t>
-      </w:r>
-      <w:r>
-        <w:rPr>
-          <w:rFonts w:ascii="Times New Roman" w:hAnsi="Times New Roman" w:cs="Times New Roman"/>
-          <w:sz w:val="24"/>
-          <w:szCs w:val="24"/>
-        </w:rPr>
-        <w:t>3</w:t>
-      </w:r>
-      <w:r>
-        <w:rPr>
-          <w:rFonts w:ascii="Times New Roman" w:hAnsi="Times New Roman" w:cs="Times New Roman"/>
-          <w:sz w:val="24"/>
-          <w:szCs w:val="24"/>
-        </w:rPr>
-        <w:t xml:space="preserve"> – </w:t>
-      </w:r>
-      <w:r>
-        <w:rPr>
-          <w:rFonts w:ascii="Times New Roman" w:hAnsi="Times New Roman" w:cs="Times New Roman"/>
-          <w:sz w:val="24"/>
-          <w:szCs w:val="24"/>
-        </w:rPr>
-        <w:t>Качество запроса</w:t>
+        <w:t>Таблица 3 – Качество запроса</w:t>
       </w:r>
     </w:p>
     <w:tbl>
@@ -1986,15 +2325,7 @@
                 <w:sz w:val="24"/>
                 <w:szCs w:val="24"/>
               </w:rPr>
-              <w:t>50</w:t>
-            </w:r>
-            <w:r>
-              <w:rPr>
-                <w:rFonts w:ascii="Times New Roman" w:hAnsi="Times New Roman" w:cs="Times New Roman"/>
-                <w:sz w:val="24"/>
-                <w:szCs w:val="24"/>
-              </w:rPr>
-              <w:t>%</w:t>
+              <w:t>50%</w:t>
             </w:r>
           </w:p>
         </w:tc>
@@ -2068,23 +2399,7 @@
                 <w:sz w:val="24"/>
                 <w:szCs w:val="24"/>
               </w:rPr>
-              <w:t>2</w:t>
-            </w:r>
-            <w:r>
-              <w:rPr>
-                <w:rFonts w:ascii="Times New Roman" w:hAnsi="Times New Roman" w:cs="Times New Roman"/>
-                <w:sz w:val="24"/>
-                <w:szCs w:val="24"/>
-              </w:rPr>
-              <w:t>0</w:t>
-            </w:r>
-            <w:r>
-              <w:rPr>
-                <w:rFonts w:ascii="Times New Roman" w:hAnsi="Times New Roman" w:cs="Times New Roman"/>
-                <w:sz w:val="24"/>
-                <w:szCs w:val="24"/>
-              </w:rPr>
-              <w:t>%</w:t>
+              <w:t>20%</w:t>
             </w:r>
           </w:p>
         </w:tc>
@@ -2158,23 +2473,7 @@
                 <w:sz w:val="24"/>
                 <w:szCs w:val="24"/>
               </w:rPr>
-              <w:t>1</w:t>
-            </w:r>
-            <w:r>
-              <w:rPr>
-                <w:rFonts w:ascii="Times New Roman" w:hAnsi="Times New Roman" w:cs="Times New Roman"/>
-                <w:sz w:val="24"/>
-                <w:szCs w:val="24"/>
-              </w:rPr>
-              <w:t>5</w:t>
-            </w:r>
-            <w:r>
-              <w:rPr>
-                <w:rFonts w:ascii="Times New Roman" w:hAnsi="Times New Roman" w:cs="Times New Roman"/>
-                <w:sz w:val="24"/>
-                <w:szCs w:val="24"/>
-              </w:rPr>
-              <w:t>%</w:t>
+              <w:t>15%</w:t>
             </w:r>
           </w:p>
         </w:tc>
@@ -2283,31 +2582,7 @@
           <w:sz w:val="24"/>
           <w:szCs w:val="24"/>
         </w:rPr>
-        <w:t>Таблица</w:t>
-      </w:r>
-      <w:r>
-        <w:rPr>
-          <w:rFonts w:ascii="Times New Roman" w:hAnsi="Times New Roman" w:cs="Times New Roman"/>
-          <w:sz w:val="24"/>
-          <w:szCs w:val="24"/>
-        </w:rPr>
-        <w:t xml:space="preserve"> 4</w:t>
-      </w:r>
-      <w:r>
-        <w:rPr>
-          <w:rFonts w:ascii="Times New Roman" w:hAnsi="Times New Roman" w:cs="Times New Roman"/>
-          <w:sz w:val="24"/>
-          <w:szCs w:val="24"/>
-        </w:rPr>
-        <w:t xml:space="preserve"> – </w:t>
-      </w:r>
-      <w:r>
-        <w:rPr>
-          <w:rFonts w:ascii="Times New Roman" w:hAnsi="Times New Roman" w:cs="Times New Roman"/>
-          <w:sz w:val="24"/>
-          <w:szCs w:val="24"/>
-        </w:rPr>
-        <w:t>Сложность</w:t>
+        <w:t>Таблица 4 – Сложность</w:t>
       </w:r>
     </w:p>
     <w:tbl>
@@ -2464,15 +2739,7 @@
                 <w:sz w:val="24"/>
                 <w:szCs w:val="24"/>
               </w:rPr>
-              <w:t>4</w:t>
-            </w:r>
-            <w:r>
-              <w:rPr>
-                <w:rFonts w:ascii="Times New Roman" w:hAnsi="Times New Roman" w:cs="Times New Roman"/>
-                <w:sz w:val="24"/>
-                <w:szCs w:val="24"/>
-              </w:rPr>
-              <w:t>0%</w:t>
+              <w:t>40%</w:t>
             </w:r>
           </w:p>
         </w:tc>
@@ -2546,15 +2813,7 @@
                 <w:sz w:val="24"/>
                 <w:szCs w:val="24"/>
               </w:rPr>
-              <w:t>4</w:t>
-            </w:r>
-            <w:r>
-              <w:rPr>
-                <w:rFonts w:ascii="Times New Roman" w:hAnsi="Times New Roman" w:cs="Times New Roman"/>
-                <w:sz w:val="24"/>
-                <w:szCs w:val="24"/>
-              </w:rPr>
-              <w:t>0%</w:t>
+              <w:t>40%</w:t>
             </w:r>
           </w:p>
         </w:tc>
@@ -2644,15 +2903,7 @@
                 <w:sz w:val="24"/>
                 <w:szCs w:val="24"/>
               </w:rPr>
-              <w:t>20</w:t>
-            </w:r>
-            <w:r>
-              <w:rPr>
-                <w:rFonts w:ascii="Times New Roman" w:hAnsi="Times New Roman" w:cs="Times New Roman"/>
-                <w:sz w:val="24"/>
-                <w:szCs w:val="24"/>
-              </w:rPr>
-              <w:t>%</w:t>
+              <w:t>20%</w:t>
             </w:r>
           </w:p>
         </w:tc>
@@ -2821,6 +3072,7 @@
                 <w:sz w:val="24"/>
                 <w:szCs w:val="24"/>
               </w:rPr>
+              <w:lastRenderedPageBreak/>
               <w:t>С использованием ретривера</w:t>
             </w:r>
           </w:p>
@@ -2845,15 +3097,7 @@
                 <w:sz w:val="24"/>
                 <w:szCs w:val="24"/>
               </w:rPr>
-              <w:t>30</w:t>
-            </w:r>
-            <w:r>
-              <w:rPr>
-                <w:rFonts w:ascii="Times New Roman" w:hAnsi="Times New Roman" w:cs="Times New Roman"/>
-                <w:sz w:val="24"/>
-                <w:szCs w:val="24"/>
-              </w:rPr>
-              <w:t>%</w:t>
+              <w:t>30%</w:t>
             </w:r>
           </w:p>
         </w:tc>
@@ -2926,8 +3170,2393 @@
           <w:sz w:val="24"/>
           <w:szCs w:val="24"/>
         </w:rPr>
+        <w:t xml:space="preserve">Стратегия генерации – декартово произведение измерений + </w:t>
+      </w:r>
+      <w:r>
+        <w:rPr>
+          <w:rFonts w:ascii="Times New Roman" w:hAnsi="Times New Roman" w:cs="Times New Roman"/>
+          <w:sz w:val="24"/>
+          <w:szCs w:val="24"/>
+          <w:lang w:val="en-US"/>
+        </w:rPr>
+        <w:t>LLM</w:t>
+      </w:r>
+      <w:r>
+        <w:rPr>
+          <w:rFonts w:ascii="Times New Roman" w:hAnsi="Times New Roman" w:cs="Times New Roman"/>
+          <w:sz w:val="24"/>
+          <w:szCs w:val="24"/>
+        </w:rPr>
+        <w:t xml:space="preserve"> </w:t>
+      </w:r>
+      <w:r>
+        <w:rPr>
+          <w:rFonts w:ascii="Times New Roman" w:hAnsi="Times New Roman" w:cs="Times New Roman"/>
+          <w:sz w:val="24"/>
+          <w:szCs w:val="24"/>
+        </w:rPr>
+        <w:t>генерация. Это позволит покрыть все сценарии, а также даст возможность оценить сгенерированный набор данных.</w:t>
+      </w:r>
+    </w:p>
+    <w:p>
+      <w:pPr>
+        <w:spacing w:after="0" w:line="360" w:lineRule="auto"/>
+        <w:ind w:firstLine="709"/>
+        <w:jc w:val="both"/>
+        <w:rPr>
+          <w:rFonts w:ascii="Times New Roman" w:hAnsi="Times New Roman" w:cs="Times New Roman"/>
+          <w:sz w:val="24"/>
+          <w:szCs w:val="24"/>
+        </w:rPr>
+      </w:pPr>
+      <w:r>
+        <w:rPr>
+          <w:rFonts w:ascii="Times New Roman" w:hAnsi="Times New Roman" w:cs="Times New Roman"/>
+          <w:sz w:val="24"/>
+          <w:szCs w:val="24"/>
+        </w:rPr>
+        <w:t xml:space="preserve">Охват всех измерений в результате генерации представлен в листинге </w:t>
+      </w:r>
+      <w:r>
+        <w:rPr>
+          <w:rFonts w:ascii="Times New Roman" w:hAnsi="Times New Roman" w:cs="Times New Roman"/>
+          <w:sz w:val="24"/>
+          <w:szCs w:val="24"/>
+        </w:rPr>
+        <w:t>1</w:t>
+      </w:r>
+      <w:r>
+        <w:rPr>
+          <w:rFonts w:ascii="Times New Roman" w:hAnsi="Times New Roman" w:cs="Times New Roman"/>
+          <w:sz w:val="24"/>
+          <w:szCs w:val="24"/>
+        </w:rPr>
+        <w:t>.</w:t>
+      </w:r>
+    </w:p>
+    <w:p>
+      <w:pPr>
+        <w:spacing w:after="0" w:line="360" w:lineRule="auto"/>
+        <w:ind w:firstLine="709"/>
+        <w:jc w:val="both"/>
+        <w:rPr>
+          <w:rFonts w:ascii="Times New Roman" w:hAnsi="Times New Roman" w:cs="Times New Roman"/>
+          <w:sz w:val="24"/>
+          <w:szCs w:val="24"/>
+        </w:rPr>
+      </w:pPr>
+      <w:r>
+        <w:rPr>
+          <w:rFonts w:ascii="Times New Roman" w:hAnsi="Times New Roman" w:cs="Times New Roman"/>
+          <w:sz w:val="24"/>
+          <w:szCs w:val="24"/>
+        </w:rPr>
+        <w:t>Листинг</w:t>
+      </w:r>
+      <w:r>
+        <w:rPr>
+          <w:rFonts w:ascii="Times New Roman" w:hAnsi="Times New Roman" w:cs="Times New Roman"/>
+          <w:sz w:val="24"/>
+          <w:szCs w:val="24"/>
+          <w:lang w:val="en-US"/>
+        </w:rPr>
+        <w:t xml:space="preserve"> </w:t>
+      </w:r>
+      <w:r>
+        <w:rPr>
+          <w:rFonts w:ascii="Times New Roman" w:hAnsi="Times New Roman" w:cs="Times New Roman"/>
+          <w:sz w:val="24"/>
+          <w:szCs w:val="24"/>
+        </w:rPr>
+        <w:t>1</w:t>
+      </w:r>
+      <w:r>
+        <w:rPr>
+          <w:rFonts w:ascii="Times New Roman" w:hAnsi="Times New Roman" w:cs="Times New Roman"/>
+          <w:sz w:val="24"/>
+          <w:szCs w:val="24"/>
+          <w:lang w:val="en-US"/>
+        </w:rPr>
+        <w:t xml:space="preserve"> – </w:t>
+      </w:r>
+      <w:r>
+        <w:rPr>
+          <w:rFonts w:ascii="Times New Roman" w:hAnsi="Times New Roman" w:cs="Times New Roman"/>
+          <w:sz w:val="24"/>
+          <w:szCs w:val="24"/>
+        </w:rPr>
+        <w:t>Охват всех измерений</w:t>
+      </w:r>
+    </w:p>
+    <w:tbl>
+      <w:tblPr>
+        <w:tblStyle w:val="af"/>
+        <w:tblW w:w="0" w:type="auto"/>
+        <w:tblLook w:val="04A0" w:firstRow="1" w:lastRow="0" w:firstColumn="1" w:lastColumn="0" w:noHBand="0" w:noVBand="1"/>
+      </w:tblPr>
+      <w:tblGrid>
+        <w:gridCol w:w="9345"/>
+      </w:tblGrid>
+      <w:tr>
+        <w:tc>
+          <w:tcPr>
+            <w:tcW w:w="9345" w:type="dxa"/>
+          </w:tcPr>
+          <w:p>
+            <w:pPr>
+              <w:spacing w:line="360" w:lineRule="auto"/>
+              <w:rPr>
+                <w:rFonts w:ascii="Cascadia Code" w:hAnsi="Cascadia Code" w:cs="Times New Roman"/>
+                <w:sz w:val="20"/>
+                <w:szCs w:val="20"/>
+                <w:lang w:val="en-US"/>
+              </w:rPr>
+            </w:pPr>
+            <w:r>
+              <w:rPr>
+                <w:rFonts w:ascii="Cascadia Code" w:hAnsi="Cascadia Code" w:cs="Times New Roman"/>
+                <w:sz w:val="20"/>
+                <w:szCs w:val="20"/>
+                <w:lang w:val="en-US"/>
+              </w:rPr>
+              <w:t>1. Planned Label Distribution:</w:t>
+            </w:r>
+          </w:p>
+          <w:p>
+            <w:pPr>
+              <w:spacing w:line="360" w:lineRule="auto"/>
+              <w:rPr>
+                <w:rFonts w:ascii="Cascadia Code" w:hAnsi="Cascadia Code" w:cs="Times New Roman"/>
+                <w:sz w:val="20"/>
+                <w:szCs w:val="20"/>
+                <w:lang w:val="en-US"/>
+              </w:rPr>
+            </w:pPr>
+          </w:p>
+          <w:p>
+            <w:pPr>
+              <w:spacing w:line="360" w:lineRule="auto"/>
+              <w:rPr>
+                <w:rFonts w:ascii="Cascadia Code" w:hAnsi="Cascadia Code" w:cs="Times New Roman"/>
+                <w:sz w:val="20"/>
+                <w:szCs w:val="20"/>
+                <w:lang w:val="en-US"/>
+              </w:rPr>
+            </w:pPr>
+            <w:proofErr w:type="spellStart"/>
+            <w:r>
+              <w:rPr>
+                <w:rFonts w:ascii="Cascadia Code" w:hAnsi="Cascadia Code" w:cs="Times New Roman"/>
+                <w:sz w:val="20"/>
+                <w:szCs w:val="20"/>
+                <w:lang w:val="en-US"/>
+              </w:rPr>
+              <w:t>task_type</w:t>
+            </w:r>
+            <w:proofErr w:type="spellEnd"/>
+            <w:r>
+              <w:rPr>
+                <w:rFonts w:ascii="Cascadia Code" w:hAnsi="Cascadia Code" w:cs="Times New Roman"/>
+                <w:sz w:val="20"/>
+                <w:szCs w:val="20"/>
+                <w:lang w:val="en-US"/>
+              </w:rPr>
+              <w:t>:</w:t>
+            </w:r>
+          </w:p>
+          <w:p>
+            <w:pPr>
+              <w:spacing w:line="360" w:lineRule="auto"/>
+              <w:rPr>
+                <w:rFonts w:ascii="Cascadia Code" w:hAnsi="Cascadia Code" w:cs="Times New Roman"/>
+                <w:sz w:val="20"/>
+                <w:szCs w:val="20"/>
+                <w:lang w:val="en-US"/>
+              </w:rPr>
+            </w:pPr>
+            <w:proofErr w:type="spellStart"/>
+            <w:r>
+              <w:rPr>
+                <w:rFonts w:ascii="Cascadia Code" w:hAnsi="Cascadia Code" w:cs="Times New Roman"/>
+                <w:sz w:val="20"/>
+                <w:szCs w:val="20"/>
+                <w:lang w:val="en-US"/>
+              </w:rPr>
+              <w:t>task_type</w:t>
+            </w:r>
+            <w:proofErr w:type="spellEnd"/>
+          </w:p>
+          <w:p>
+            <w:pPr>
+              <w:spacing w:line="360" w:lineRule="auto"/>
+              <w:rPr>
+                <w:rFonts w:ascii="Cascadia Code" w:hAnsi="Cascadia Code" w:cs="Times New Roman"/>
+                <w:sz w:val="20"/>
+                <w:szCs w:val="20"/>
+                <w:lang w:val="en-US"/>
+              </w:rPr>
+            </w:pPr>
+            <w:r>
+              <w:rPr>
+                <w:rFonts w:ascii="Cascadia Code" w:hAnsi="Cascadia Code" w:cs="Times New Roman"/>
+                <w:sz w:val="20"/>
+                <w:szCs w:val="20"/>
+                <w:lang w:val="en-US"/>
+              </w:rPr>
+              <w:t>classification    0.25</w:t>
+            </w:r>
+          </w:p>
+          <w:p>
+            <w:pPr>
+              <w:spacing w:line="360" w:lineRule="auto"/>
+              <w:rPr>
+                <w:rFonts w:ascii="Cascadia Code" w:hAnsi="Cascadia Code" w:cs="Times New Roman"/>
+                <w:sz w:val="20"/>
+                <w:szCs w:val="20"/>
+                <w:lang w:val="en-US"/>
+              </w:rPr>
+            </w:pPr>
+            <w:r>
+              <w:rPr>
+                <w:rFonts w:ascii="Cascadia Code" w:hAnsi="Cascadia Code" w:cs="Times New Roman"/>
+                <w:sz w:val="20"/>
+                <w:szCs w:val="20"/>
+                <w:lang w:val="en-US"/>
+              </w:rPr>
+              <w:t>regression        0.25</w:t>
+            </w:r>
+          </w:p>
+          <w:p>
+            <w:pPr>
+              <w:spacing w:line="360" w:lineRule="auto"/>
+              <w:rPr>
+                <w:rFonts w:ascii="Cascadia Code" w:hAnsi="Cascadia Code" w:cs="Times New Roman"/>
+                <w:sz w:val="20"/>
+                <w:szCs w:val="20"/>
+                <w:lang w:val="en-US"/>
+              </w:rPr>
+            </w:pPr>
+            <w:proofErr w:type="spellStart"/>
+            <w:r>
+              <w:rPr>
+                <w:rFonts w:ascii="Cascadia Code" w:hAnsi="Cascadia Code" w:cs="Times New Roman"/>
+                <w:sz w:val="20"/>
+                <w:szCs w:val="20"/>
+                <w:lang w:val="en-US"/>
+              </w:rPr>
+              <w:t>fe_only</w:t>
+            </w:r>
+            <w:proofErr w:type="spellEnd"/>
+            <w:r>
+              <w:rPr>
+                <w:rFonts w:ascii="Cascadia Code" w:hAnsi="Cascadia Code" w:cs="Times New Roman"/>
+                <w:sz w:val="20"/>
+                <w:szCs w:val="20"/>
+                <w:lang w:val="en-US"/>
+              </w:rPr>
+              <w:t xml:space="preserve">           0.15</w:t>
+            </w:r>
+          </w:p>
+          <w:p>
+            <w:pPr>
+              <w:spacing w:line="360" w:lineRule="auto"/>
+              <w:rPr>
+                <w:rFonts w:ascii="Cascadia Code" w:hAnsi="Cascadia Code" w:cs="Times New Roman"/>
+                <w:sz w:val="20"/>
+                <w:szCs w:val="20"/>
+                <w:lang w:val="en-US"/>
+              </w:rPr>
+            </w:pPr>
+            <w:proofErr w:type="spellStart"/>
+            <w:r>
+              <w:rPr>
+                <w:rFonts w:ascii="Cascadia Code" w:hAnsi="Cascadia Code" w:cs="Times New Roman"/>
+                <w:sz w:val="20"/>
+                <w:szCs w:val="20"/>
+                <w:lang w:val="en-US"/>
+              </w:rPr>
+              <w:t>off_topic</w:t>
+            </w:r>
+            <w:proofErr w:type="spellEnd"/>
+            <w:r>
+              <w:rPr>
+                <w:rFonts w:ascii="Cascadia Code" w:hAnsi="Cascadia Code" w:cs="Times New Roman"/>
+                <w:sz w:val="20"/>
+                <w:szCs w:val="20"/>
+                <w:lang w:val="en-US"/>
+              </w:rPr>
+              <w:t xml:space="preserve">         0.15</w:t>
+            </w:r>
+          </w:p>
+          <w:p>
+            <w:pPr>
+              <w:spacing w:line="360" w:lineRule="auto"/>
+              <w:rPr>
+                <w:rFonts w:ascii="Cascadia Code" w:hAnsi="Cascadia Code" w:cs="Times New Roman"/>
+                <w:sz w:val="20"/>
+                <w:szCs w:val="20"/>
+                <w:lang w:val="en-US"/>
+              </w:rPr>
+            </w:pPr>
+            <w:r>
+              <w:rPr>
+                <w:rFonts w:ascii="Cascadia Code" w:hAnsi="Cascadia Code" w:cs="Times New Roman"/>
+                <w:sz w:val="20"/>
+                <w:szCs w:val="20"/>
+                <w:lang w:val="en-US"/>
+              </w:rPr>
+              <w:t>general           0.10</w:t>
+            </w:r>
+          </w:p>
+          <w:p>
+            <w:pPr>
+              <w:spacing w:line="360" w:lineRule="auto"/>
+              <w:rPr>
+                <w:rFonts w:ascii="Cascadia Code" w:hAnsi="Cascadia Code" w:cs="Times New Roman"/>
+                <w:sz w:val="20"/>
+                <w:szCs w:val="20"/>
+                <w:lang w:val="en-US"/>
+              </w:rPr>
+            </w:pPr>
+            <w:r>
+              <w:rPr>
+                <w:rFonts w:ascii="Cascadia Code" w:hAnsi="Cascadia Code" w:cs="Times New Roman"/>
+                <w:sz w:val="20"/>
+                <w:szCs w:val="20"/>
+                <w:lang w:val="en-US"/>
+              </w:rPr>
+              <w:t>clustering        0.10</w:t>
+            </w:r>
+          </w:p>
+          <w:p>
+            <w:pPr>
+              <w:spacing w:line="360" w:lineRule="auto"/>
+              <w:rPr>
+                <w:rFonts w:ascii="Cascadia Code" w:hAnsi="Cascadia Code" w:cs="Times New Roman"/>
+                <w:sz w:val="20"/>
+                <w:szCs w:val="20"/>
+                <w:lang w:val="en-US"/>
+              </w:rPr>
+            </w:pPr>
+            <w:r>
+              <w:rPr>
+                <w:rFonts w:ascii="Cascadia Code" w:hAnsi="Cascadia Code" w:cs="Times New Roman"/>
+                <w:sz w:val="20"/>
+                <w:szCs w:val="20"/>
+                <w:lang w:val="en-US"/>
+              </w:rPr>
+              <w:t xml:space="preserve">Name: proportion, </w:t>
+            </w:r>
+            <w:proofErr w:type="spellStart"/>
+            <w:r>
+              <w:rPr>
+                <w:rFonts w:ascii="Cascadia Code" w:hAnsi="Cascadia Code" w:cs="Times New Roman"/>
+                <w:sz w:val="20"/>
+                <w:szCs w:val="20"/>
+                <w:lang w:val="en-US"/>
+              </w:rPr>
+              <w:t>dtype</w:t>
+            </w:r>
+            <w:proofErr w:type="spellEnd"/>
+            <w:r>
+              <w:rPr>
+                <w:rFonts w:ascii="Cascadia Code" w:hAnsi="Cascadia Code" w:cs="Times New Roman"/>
+                <w:sz w:val="20"/>
+                <w:szCs w:val="20"/>
+                <w:lang w:val="en-US"/>
+              </w:rPr>
+              <w:t>: float64</w:t>
+            </w:r>
+          </w:p>
+          <w:p>
+            <w:pPr>
+              <w:spacing w:line="360" w:lineRule="auto"/>
+              <w:rPr>
+                <w:rFonts w:ascii="Cascadia Code" w:hAnsi="Cascadia Code" w:cs="Times New Roman"/>
+                <w:sz w:val="20"/>
+                <w:szCs w:val="20"/>
+                <w:lang w:val="en-US"/>
+              </w:rPr>
+            </w:pPr>
+          </w:p>
+          <w:p>
+            <w:pPr>
+              <w:spacing w:line="360" w:lineRule="auto"/>
+              <w:rPr>
+                <w:rFonts w:ascii="Cascadia Code" w:hAnsi="Cascadia Code" w:cs="Times New Roman"/>
+                <w:sz w:val="20"/>
+                <w:szCs w:val="20"/>
+                <w:lang w:val="en-US"/>
+              </w:rPr>
+            </w:pPr>
+            <w:r>
+              <w:rPr>
+                <w:rFonts w:ascii="Cascadia Code" w:hAnsi="Cascadia Code" w:cs="Times New Roman"/>
+                <w:sz w:val="20"/>
+                <w:szCs w:val="20"/>
+                <w:lang w:val="en-US"/>
+              </w:rPr>
+              <w:t>quality:</w:t>
+            </w:r>
+          </w:p>
+          <w:p>
+            <w:pPr>
+              <w:spacing w:line="360" w:lineRule="auto"/>
+              <w:rPr>
+                <w:rFonts w:ascii="Cascadia Code" w:hAnsi="Cascadia Code" w:cs="Times New Roman"/>
+                <w:sz w:val="20"/>
+                <w:szCs w:val="20"/>
+                <w:lang w:val="en-US"/>
+              </w:rPr>
+            </w:pPr>
+            <w:r>
+              <w:rPr>
+                <w:rFonts w:ascii="Cascadia Code" w:hAnsi="Cascadia Code" w:cs="Times New Roman"/>
+                <w:sz w:val="20"/>
+                <w:szCs w:val="20"/>
+                <w:lang w:val="en-US"/>
+              </w:rPr>
+              <w:t>quality</w:t>
+            </w:r>
+          </w:p>
+          <w:p>
+            <w:pPr>
+              <w:spacing w:line="360" w:lineRule="auto"/>
+              <w:rPr>
+                <w:rFonts w:ascii="Cascadia Code" w:hAnsi="Cascadia Code" w:cs="Times New Roman"/>
+                <w:sz w:val="20"/>
+                <w:szCs w:val="20"/>
+                <w:lang w:val="en-US"/>
+              </w:rPr>
+            </w:pPr>
+            <w:r>
+              <w:rPr>
+                <w:rFonts w:ascii="Cascadia Code" w:hAnsi="Cascadia Code" w:cs="Times New Roman"/>
+                <w:sz w:val="20"/>
+                <w:szCs w:val="20"/>
+                <w:lang w:val="en-US"/>
+              </w:rPr>
+              <w:t>correct          0.50</w:t>
+            </w:r>
+          </w:p>
+          <w:p>
+            <w:pPr>
+              <w:spacing w:line="360" w:lineRule="auto"/>
+              <w:rPr>
+                <w:rFonts w:ascii="Cascadia Code" w:hAnsi="Cascadia Code" w:cs="Times New Roman"/>
+                <w:sz w:val="20"/>
+                <w:szCs w:val="20"/>
+                <w:lang w:val="en-US"/>
+              </w:rPr>
+            </w:pPr>
+            <w:r>
+              <w:rPr>
+                <w:rFonts w:ascii="Cascadia Code" w:hAnsi="Cascadia Code" w:cs="Times New Roman"/>
+                <w:sz w:val="20"/>
+                <w:szCs w:val="20"/>
+                <w:lang w:val="en-US"/>
+              </w:rPr>
+              <w:t>incomplete       0.20</w:t>
+            </w:r>
+          </w:p>
+          <w:p>
+            <w:pPr>
+              <w:spacing w:line="360" w:lineRule="auto"/>
+              <w:rPr>
+                <w:rFonts w:ascii="Cascadia Code" w:hAnsi="Cascadia Code" w:cs="Times New Roman"/>
+                <w:sz w:val="20"/>
+                <w:szCs w:val="20"/>
+                <w:lang w:val="en-US"/>
+              </w:rPr>
+            </w:pPr>
+            <w:r>
+              <w:rPr>
+                <w:rFonts w:ascii="Cascadia Code" w:hAnsi="Cascadia Code" w:cs="Times New Roman"/>
+                <w:sz w:val="20"/>
+                <w:szCs w:val="20"/>
+                <w:lang w:val="en-US"/>
+              </w:rPr>
+              <w:t>injection        0.15</w:t>
+            </w:r>
+          </w:p>
+          <w:p>
+            <w:pPr>
+              <w:spacing w:line="360" w:lineRule="auto"/>
+              <w:rPr>
+                <w:rFonts w:ascii="Cascadia Code" w:hAnsi="Cascadia Code" w:cs="Times New Roman"/>
+                <w:sz w:val="20"/>
+                <w:szCs w:val="20"/>
+                <w:lang w:val="en-US"/>
+              </w:rPr>
+            </w:pPr>
+            <w:r>
+              <w:rPr>
+                <w:rFonts w:ascii="Cascadia Code" w:hAnsi="Cascadia Code" w:cs="Times New Roman"/>
+                <w:sz w:val="20"/>
+                <w:szCs w:val="20"/>
+                <w:lang w:val="en-US"/>
+              </w:rPr>
+              <w:t>contradiction    0.15</w:t>
+            </w:r>
+          </w:p>
+          <w:p>
+            <w:pPr>
+              <w:spacing w:line="360" w:lineRule="auto"/>
+              <w:rPr>
+                <w:rFonts w:ascii="Cascadia Code" w:hAnsi="Cascadia Code" w:cs="Times New Roman"/>
+                <w:sz w:val="20"/>
+                <w:szCs w:val="20"/>
+                <w:lang w:val="en-US"/>
+              </w:rPr>
+            </w:pPr>
+            <w:r>
+              <w:rPr>
+                <w:rFonts w:ascii="Cascadia Code" w:hAnsi="Cascadia Code" w:cs="Times New Roman"/>
+                <w:sz w:val="20"/>
+                <w:szCs w:val="20"/>
+                <w:lang w:val="en-US"/>
+              </w:rPr>
+              <w:t xml:space="preserve">Name: proportion, </w:t>
+            </w:r>
+            <w:proofErr w:type="spellStart"/>
+            <w:r>
+              <w:rPr>
+                <w:rFonts w:ascii="Cascadia Code" w:hAnsi="Cascadia Code" w:cs="Times New Roman"/>
+                <w:sz w:val="20"/>
+                <w:szCs w:val="20"/>
+                <w:lang w:val="en-US"/>
+              </w:rPr>
+              <w:t>dtype</w:t>
+            </w:r>
+            <w:proofErr w:type="spellEnd"/>
+            <w:r>
+              <w:rPr>
+                <w:rFonts w:ascii="Cascadia Code" w:hAnsi="Cascadia Code" w:cs="Times New Roman"/>
+                <w:sz w:val="20"/>
+                <w:szCs w:val="20"/>
+                <w:lang w:val="en-US"/>
+              </w:rPr>
+              <w:t>: float64</w:t>
+            </w:r>
+          </w:p>
+          <w:p>
+            <w:pPr>
+              <w:spacing w:line="360" w:lineRule="auto"/>
+              <w:rPr>
+                <w:rFonts w:ascii="Cascadia Code" w:hAnsi="Cascadia Code" w:cs="Times New Roman"/>
+                <w:sz w:val="20"/>
+                <w:szCs w:val="20"/>
+                <w:lang w:val="en-US"/>
+              </w:rPr>
+            </w:pPr>
+          </w:p>
+          <w:p>
+            <w:pPr>
+              <w:spacing w:line="360" w:lineRule="auto"/>
+              <w:rPr>
+                <w:rFonts w:ascii="Cascadia Code" w:hAnsi="Cascadia Code" w:cs="Times New Roman"/>
+                <w:sz w:val="20"/>
+                <w:szCs w:val="20"/>
+                <w:lang w:val="en-US"/>
+              </w:rPr>
+            </w:pPr>
+            <w:r>
+              <w:rPr>
+                <w:rFonts w:ascii="Cascadia Code" w:hAnsi="Cascadia Code" w:cs="Times New Roman"/>
+                <w:sz w:val="20"/>
+                <w:szCs w:val="20"/>
+                <w:lang w:val="en-US"/>
+              </w:rPr>
+              <w:t>complexity:</w:t>
+            </w:r>
+          </w:p>
+          <w:p>
+            <w:pPr>
+              <w:spacing w:line="360" w:lineRule="auto"/>
+              <w:rPr>
+                <w:rFonts w:ascii="Cascadia Code" w:hAnsi="Cascadia Code" w:cs="Times New Roman"/>
+                <w:sz w:val="20"/>
+                <w:szCs w:val="20"/>
+                <w:lang w:val="en-US"/>
+              </w:rPr>
+            </w:pPr>
+            <w:r>
+              <w:rPr>
+                <w:rFonts w:ascii="Cascadia Code" w:hAnsi="Cascadia Code" w:cs="Times New Roman"/>
+                <w:sz w:val="20"/>
+                <w:szCs w:val="20"/>
+                <w:lang w:val="en-US"/>
+              </w:rPr>
+              <w:t>complexity</w:t>
+            </w:r>
+          </w:p>
+          <w:p>
+            <w:pPr>
+              <w:spacing w:line="360" w:lineRule="auto"/>
+              <w:rPr>
+                <w:rFonts w:ascii="Cascadia Code" w:hAnsi="Cascadia Code" w:cs="Times New Roman"/>
+                <w:sz w:val="20"/>
+                <w:szCs w:val="20"/>
+                <w:lang w:val="en-US"/>
+              </w:rPr>
+            </w:pPr>
+            <w:r>
+              <w:rPr>
+                <w:rFonts w:ascii="Cascadia Code" w:hAnsi="Cascadia Code" w:cs="Times New Roman"/>
+                <w:sz w:val="20"/>
+                <w:szCs w:val="20"/>
+                <w:lang w:val="en-US"/>
+              </w:rPr>
+              <w:t>medium     0.4</w:t>
+            </w:r>
+          </w:p>
+          <w:p>
+            <w:pPr>
+              <w:spacing w:line="360" w:lineRule="auto"/>
+              <w:rPr>
+                <w:rFonts w:ascii="Cascadia Code" w:hAnsi="Cascadia Code" w:cs="Times New Roman"/>
+                <w:sz w:val="20"/>
+                <w:szCs w:val="20"/>
+                <w:lang w:val="en-US"/>
+              </w:rPr>
+            </w:pPr>
+            <w:r>
+              <w:rPr>
+                <w:rFonts w:ascii="Cascadia Code" w:hAnsi="Cascadia Code" w:cs="Times New Roman"/>
+                <w:sz w:val="20"/>
+                <w:szCs w:val="20"/>
+                <w:lang w:val="en-US"/>
+              </w:rPr>
+              <w:t>simple     0.4</w:t>
+            </w:r>
+          </w:p>
+          <w:p>
+            <w:pPr>
+              <w:spacing w:line="360" w:lineRule="auto"/>
+              <w:rPr>
+                <w:rFonts w:ascii="Cascadia Code" w:hAnsi="Cascadia Code" w:cs="Times New Roman"/>
+                <w:sz w:val="20"/>
+                <w:szCs w:val="20"/>
+                <w:lang w:val="en-US"/>
+              </w:rPr>
+            </w:pPr>
+            <w:r>
+              <w:rPr>
+                <w:rFonts w:ascii="Cascadia Code" w:hAnsi="Cascadia Code" w:cs="Times New Roman"/>
+                <w:sz w:val="20"/>
+                <w:szCs w:val="20"/>
+                <w:lang w:val="en-US"/>
+              </w:rPr>
+              <w:t>complex    0.2</w:t>
+            </w:r>
+          </w:p>
+          <w:p>
+            <w:pPr>
+              <w:spacing w:line="360" w:lineRule="auto"/>
+              <w:rPr>
+                <w:rFonts w:ascii="Cascadia Code" w:hAnsi="Cascadia Code" w:cs="Times New Roman"/>
+                <w:sz w:val="20"/>
+                <w:szCs w:val="20"/>
+                <w:lang w:val="en-US"/>
+              </w:rPr>
+            </w:pPr>
+            <w:r>
+              <w:rPr>
+                <w:rFonts w:ascii="Cascadia Code" w:hAnsi="Cascadia Code" w:cs="Times New Roman"/>
+                <w:sz w:val="20"/>
+                <w:szCs w:val="20"/>
+                <w:lang w:val="en-US"/>
+              </w:rPr>
+              <w:t xml:space="preserve">Name: proportion, </w:t>
+            </w:r>
+            <w:proofErr w:type="spellStart"/>
+            <w:r>
+              <w:rPr>
+                <w:rFonts w:ascii="Cascadia Code" w:hAnsi="Cascadia Code" w:cs="Times New Roman"/>
+                <w:sz w:val="20"/>
+                <w:szCs w:val="20"/>
+                <w:lang w:val="en-US"/>
+              </w:rPr>
+              <w:t>dtype</w:t>
+            </w:r>
+            <w:proofErr w:type="spellEnd"/>
+            <w:r>
+              <w:rPr>
+                <w:rFonts w:ascii="Cascadia Code" w:hAnsi="Cascadia Code" w:cs="Times New Roman"/>
+                <w:sz w:val="20"/>
+                <w:szCs w:val="20"/>
+                <w:lang w:val="en-US"/>
+              </w:rPr>
+              <w:t>: float64</w:t>
+            </w:r>
+          </w:p>
+          <w:p>
+            <w:pPr>
+              <w:spacing w:line="360" w:lineRule="auto"/>
+              <w:rPr>
+                <w:rFonts w:ascii="Cascadia Code" w:hAnsi="Cascadia Code" w:cs="Times New Roman"/>
+                <w:sz w:val="20"/>
+                <w:szCs w:val="20"/>
+                <w:lang w:val="en-US"/>
+              </w:rPr>
+            </w:pPr>
+          </w:p>
+          <w:p>
+            <w:pPr>
+              <w:spacing w:line="360" w:lineRule="auto"/>
+              <w:rPr>
+                <w:rFonts w:ascii="Cascadia Code" w:hAnsi="Cascadia Code" w:cs="Times New Roman"/>
+                <w:sz w:val="20"/>
+                <w:szCs w:val="20"/>
+                <w:lang w:val="en-US"/>
+              </w:rPr>
+            </w:pPr>
+            <w:r>
+              <w:rPr>
+                <w:rFonts w:ascii="Cascadia Code" w:hAnsi="Cascadia Code" w:cs="Times New Roman"/>
+                <w:sz w:val="20"/>
+                <w:szCs w:val="20"/>
+                <w:lang w:val="en-US"/>
+              </w:rPr>
+              <w:t>2. Quality Match:</w:t>
+            </w:r>
+          </w:p>
+          <w:p>
+            <w:pPr>
+              <w:spacing w:line="360" w:lineRule="auto"/>
+              <w:rPr>
+                <w:rFonts w:ascii="Cascadia Code" w:hAnsi="Cascadia Code" w:cs="Times New Roman"/>
+                <w:sz w:val="20"/>
+                <w:szCs w:val="20"/>
+                <w:lang w:val="en-US"/>
+              </w:rPr>
+            </w:pPr>
+            <w:r>
+              <w:rPr>
+                <w:rFonts w:ascii="Cascadia Code" w:hAnsi="Cascadia Code" w:cs="Times New Roman"/>
+                <w:sz w:val="20"/>
+                <w:szCs w:val="20"/>
+                <w:lang w:val="en-US"/>
+              </w:rPr>
+              <w:t>Match rate: 88.3%</w:t>
+            </w:r>
+          </w:p>
+          <w:p>
+            <w:pPr>
+              <w:spacing w:line="360" w:lineRule="auto"/>
+              <w:rPr>
+                <w:rFonts w:ascii="Cascadia Code" w:hAnsi="Cascadia Code" w:cs="Times New Roman"/>
+                <w:sz w:val="20"/>
+                <w:szCs w:val="20"/>
+                <w:lang w:val="en-US"/>
+              </w:rPr>
+            </w:pPr>
+            <w:proofErr w:type="spellStart"/>
+            <w:r>
+              <w:rPr>
+                <w:rFonts w:ascii="Cascadia Code" w:hAnsi="Cascadia Code" w:cs="Times New Roman"/>
+                <w:sz w:val="20"/>
+                <w:szCs w:val="20"/>
+                <w:lang w:val="en-US"/>
+              </w:rPr>
+              <w:t>detected_</w:t>
+            </w:r>
+            <w:proofErr w:type="gramStart"/>
+            <w:r>
+              <w:rPr>
+                <w:rFonts w:ascii="Cascadia Code" w:hAnsi="Cascadia Code" w:cs="Times New Roman"/>
+                <w:sz w:val="20"/>
+                <w:szCs w:val="20"/>
+                <w:lang w:val="en-US"/>
+              </w:rPr>
+              <w:t>quality</w:t>
+            </w:r>
+            <w:proofErr w:type="spellEnd"/>
+            <w:r>
+              <w:rPr>
+                <w:rFonts w:ascii="Cascadia Code" w:hAnsi="Cascadia Code" w:cs="Times New Roman"/>
+                <w:sz w:val="20"/>
+                <w:szCs w:val="20"/>
+                <w:lang w:val="en-US"/>
+              </w:rPr>
+              <w:t xml:space="preserve">  contradiction</w:t>
+            </w:r>
+            <w:proofErr w:type="gramEnd"/>
+            <w:r>
+              <w:rPr>
+                <w:rFonts w:ascii="Cascadia Code" w:hAnsi="Cascadia Code" w:cs="Times New Roman"/>
+                <w:sz w:val="20"/>
+                <w:szCs w:val="20"/>
+                <w:lang w:val="en-US"/>
+              </w:rPr>
+              <w:t xml:space="preserve">  </w:t>
+            </w:r>
+            <w:proofErr w:type="gramStart"/>
+            <w:r>
+              <w:rPr>
+                <w:rFonts w:ascii="Cascadia Code" w:hAnsi="Cascadia Code" w:cs="Times New Roman"/>
+                <w:sz w:val="20"/>
+                <w:szCs w:val="20"/>
+                <w:lang w:val="en-US"/>
+              </w:rPr>
+              <w:t>correct  incomplete</w:t>
+            </w:r>
+            <w:proofErr w:type="gramEnd"/>
+            <w:r>
+              <w:rPr>
+                <w:rFonts w:ascii="Cascadia Code" w:hAnsi="Cascadia Code" w:cs="Times New Roman"/>
+                <w:sz w:val="20"/>
+                <w:szCs w:val="20"/>
+                <w:lang w:val="en-US"/>
+              </w:rPr>
+              <w:t xml:space="preserve">  injection</w:t>
+            </w:r>
+          </w:p>
+          <w:p>
+            <w:pPr>
+              <w:spacing w:line="360" w:lineRule="auto"/>
+              <w:rPr>
+                <w:rFonts w:ascii="Cascadia Code" w:hAnsi="Cascadia Code" w:cs="Times New Roman"/>
+                <w:sz w:val="20"/>
+                <w:szCs w:val="20"/>
+                <w:lang w:val="en-US"/>
+              </w:rPr>
+            </w:pPr>
+            <w:r>
+              <w:rPr>
+                <w:rFonts w:ascii="Cascadia Code" w:hAnsi="Cascadia Code" w:cs="Times New Roman"/>
+                <w:sz w:val="20"/>
+                <w:szCs w:val="20"/>
+                <w:lang w:val="en-US"/>
+              </w:rPr>
+              <w:t xml:space="preserve">quality                                                        </w:t>
+            </w:r>
+          </w:p>
+          <w:p>
+            <w:pPr>
+              <w:spacing w:line="360" w:lineRule="auto"/>
+              <w:rPr>
+                <w:rFonts w:ascii="Cascadia Code" w:hAnsi="Cascadia Code" w:cs="Times New Roman"/>
+                <w:sz w:val="20"/>
+                <w:szCs w:val="20"/>
+                <w:lang w:val="en-US"/>
+              </w:rPr>
+            </w:pPr>
+            <w:r>
+              <w:rPr>
+                <w:rFonts w:ascii="Cascadia Code" w:hAnsi="Cascadia Code" w:cs="Times New Roman"/>
+                <w:sz w:val="20"/>
+                <w:szCs w:val="20"/>
+                <w:lang w:val="en-US"/>
+              </w:rPr>
+              <w:t>contradiction             0.889    0.111       0.000      0.000</w:t>
+            </w:r>
+          </w:p>
+          <w:p>
+            <w:pPr>
+              <w:spacing w:line="360" w:lineRule="auto"/>
+              <w:rPr>
+                <w:rFonts w:ascii="Cascadia Code" w:hAnsi="Cascadia Code" w:cs="Times New Roman"/>
+                <w:sz w:val="20"/>
+                <w:szCs w:val="20"/>
+                <w:lang w:val="en-US"/>
+              </w:rPr>
+            </w:pPr>
+            <w:r>
+              <w:rPr>
+                <w:rFonts w:ascii="Cascadia Code" w:hAnsi="Cascadia Code" w:cs="Times New Roman"/>
+                <w:sz w:val="20"/>
+                <w:szCs w:val="20"/>
+                <w:lang w:val="en-US"/>
+              </w:rPr>
+              <w:lastRenderedPageBreak/>
+              <w:t>correct                   0.000    1.000       0.000      0.000</w:t>
+            </w:r>
+          </w:p>
+          <w:p>
+            <w:pPr>
+              <w:spacing w:line="360" w:lineRule="auto"/>
+              <w:rPr>
+                <w:rFonts w:ascii="Cascadia Code" w:hAnsi="Cascadia Code" w:cs="Times New Roman"/>
+                <w:sz w:val="20"/>
+                <w:szCs w:val="20"/>
+                <w:lang w:val="en-US"/>
+              </w:rPr>
+            </w:pPr>
+            <w:r>
+              <w:rPr>
+                <w:rFonts w:ascii="Cascadia Code" w:hAnsi="Cascadia Code" w:cs="Times New Roman"/>
+                <w:sz w:val="20"/>
+                <w:szCs w:val="20"/>
+                <w:lang w:val="en-US"/>
+              </w:rPr>
+              <w:t>incomplete                0.000    0.375       0.625      0.000</w:t>
+            </w:r>
+          </w:p>
+          <w:p>
+            <w:pPr>
+              <w:spacing w:line="360" w:lineRule="auto"/>
+              <w:rPr>
+                <w:rFonts w:ascii="Cascadia Code" w:hAnsi="Cascadia Code" w:cs="Times New Roman"/>
+                <w:sz w:val="20"/>
+                <w:szCs w:val="20"/>
+                <w:lang w:val="en-US"/>
+              </w:rPr>
+            </w:pPr>
+            <w:r>
+              <w:rPr>
+                <w:rFonts w:ascii="Cascadia Code" w:hAnsi="Cascadia Code" w:cs="Times New Roman"/>
+                <w:sz w:val="20"/>
+                <w:szCs w:val="20"/>
+                <w:lang w:val="en-US"/>
+              </w:rPr>
+              <w:t>injection                 0.000    0.167       0.000      0.833</w:t>
+            </w:r>
+          </w:p>
+          <w:p>
+            <w:pPr>
+              <w:spacing w:line="360" w:lineRule="auto"/>
+              <w:rPr>
+                <w:rFonts w:ascii="Cascadia Code" w:hAnsi="Cascadia Code" w:cs="Times New Roman"/>
+                <w:sz w:val="20"/>
+                <w:szCs w:val="20"/>
+                <w:lang w:val="en-US"/>
+              </w:rPr>
+            </w:pPr>
+          </w:p>
+          <w:p>
+            <w:pPr>
+              <w:spacing w:line="360" w:lineRule="auto"/>
+              <w:rPr>
+                <w:rFonts w:ascii="Cascadia Code" w:hAnsi="Cascadia Code" w:cs="Times New Roman"/>
+                <w:sz w:val="20"/>
+                <w:szCs w:val="20"/>
+                <w:lang w:val="en-US"/>
+              </w:rPr>
+            </w:pPr>
+            <w:r>
+              <w:rPr>
+                <w:rFonts w:ascii="Cascadia Code" w:hAnsi="Cascadia Code" w:cs="Times New Roman"/>
+                <w:sz w:val="20"/>
+                <w:szCs w:val="20"/>
+                <w:lang w:val="en-US"/>
+              </w:rPr>
+              <w:t>3. Task Type Match:</w:t>
+            </w:r>
+          </w:p>
+          <w:p>
+            <w:pPr>
+              <w:spacing w:line="360" w:lineRule="auto"/>
+              <w:rPr>
+                <w:rFonts w:ascii="Cascadia Code" w:hAnsi="Cascadia Code" w:cs="Times New Roman"/>
+                <w:sz w:val="20"/>
+                <w:szCs w:val="20"/>
+                <w:lang w:val="en-US"/>
+              </w:rPr>
+            </w:pPr>
+            <w:r>
+              <w:rPr>
+                <w:rFonts w:ascii="Cascadia Code" w:hAnsi="Cascadia Code" w:cs="Times New Roman"/>
+                <w:sz w:val="20"/>
+                <w:szCs w:val="20"/>
+                <w:lang w:val="en-US"/>
+              </w:rPr>
+              <w:t>Match rate: 74.2%</w:t>
+            </w:r>
+          </w:p>
+          <w:p>
+            <w:pPr>
+              <w:spacing w:line="360" w:lineRule="auto"/>
+              <w:rPr>
+                <w:rFonts w:ascii="Cascadia Code" w:hAnsi="Cascadia Code" w:cs="Times New Roman"/>
+                <w:sz w:val="20"/>
+                <w:szCs w:val="20"/>
+                <w:lang w:val="en-US"/>
+              </w:rPr>
+            </w:pPr>
+            <w:proofErr w:type="spellStart"/>
+            <w:r>
+              <w:rPr>
+                <w:rFonts w:ascii="Cascadia Code" w:hAnsi="Cascadia Code" w:cs="Times New Roman"/>
+                <w:sz w:val="20"/>
+                <w:szCs w:val="20"/>
+                <w:lang w:val="en-US"/>
+              </w:rPr>
+              <w:t>detected_task</w:t>
+            </w:r>
+            <w:proofErr w:type="spellEnd"/>
+            <w:r>
+              <w:rPr>
+                <w:rFonts w:ascii="Cascadia Code" w:hAnsi="Cascadia Code" w:cs="Times New Roman"/>
+                <w:sz w:val="20"/>
+                <w:szCs w:val="20"/>
+                <w:lang w:val="en-US"/>
+              </w:rPr>
+              <w:t xml:space="preserve">   </w:t>
+            </w:r>
+            <w:proofErr w:type="gramStart"/>
+            <w:r>
+              <w:rPr>
+                <w:rFonts w:ascii="Cascadia Code" w:hAnsi="Cascadia Code" w:cs="Times New Roman"/>
+                <w:sz w:val="20"/>
+                <w:szCs w:val="20"/>
+                <w:lang w:val="en-US"/>
+              </w:rPr>
+              <w:t>classification  clustering</w:t>
+            </w:r>
+            <w:proofErr w:type="gramEnd"/>
+            <w:r>
+              <w:rPr>
+                <w:rFonts w:ascii="Cascadia Code" w:hAnsi="Cascadia Code" w:cs="Times New Roman"/>
+                <w:sz w:val="20"/>
+                <w:szCs w:val="20"/>
+                <w:lang w:val="en-US"/>
+              </w:rPr>
+              <w:t xml:space="preserve">  ...  </w:t>
+            </w:r>
+            <w:proofErr w:type="gramStart"/>
+            <w:r>
+              <w:rPr>
+                <w:rFonts w:ascii="Cascadia Code" w:hAnsi="Cascadia Code" w:cs="Times New Roman"/>
+                <w:sz w:val="20"/>
+                <w:szCs w:val="20"/>
+                <w:lang w:val="en-US"/>
+              </w:rPr>
+              <w:t>regression  unknown</w:t>
+            </w:r>
+            <w:proofErr w:type="gramEnd"/>
+          </w:p>
+          <w:p>
+            <w:pPr>
+              <w:spacing w:line="360" w:lineRule="auto"/>
+              <w:rPr>
+                <w:rFonts w:ascii="Cascadia Code" w:hAnsi="Cascadia Code" w:cs="Times New Roman"/>
+                <w:sz w:val="20"/>
+                <w:szCs w:val="20"/>
+                <w:lang w:val="en-US"/>
+              </w:rPr>
+            </w:pPr>
+            <w:proofErr w:type="spellStart"/>
+            <w:r>
+              <w:rPr>
+                <w:rFonts w:ascii="Cascadia Code" w:hAnsi="Cascadia Code" w:cs="Times New Roman"/>
+                <w:sz w:val="20"/>
+                <w:szCs w:val="20"/>
+                <w:lang w:val="en-US"/>
+              </w:rPr>
+              <w:t>task_type</w:t>
+            </w:r>
+            <w:proofErr w:type="spellEnd"/>
+            <w:r>
+              <w:rPr>
+                <w:rFonts w:ascii="Cascadia Code" w:hAnsi="Cascadia Code" w:cs="Times New Roman"/>
+                <w:sz w:val="20"/>
+                <w:szCs w:val="20"/>
+                <w:lang w:val="en-US"/>
+              </w:rPr>
+              <w:t xml:space="preserve">                                   ...                     </w:t>
+            </w:r>
+          </w:p>
+          <w:p>
+            <w:pPr>
+              <w:spacing w:line="360" w:lineRule="auto"/>
+              <w:rPr>
+                <w:rFonts w:ascii="Cascadia Code" w:hAnsi="Cascadia Code" w:cs="Times New Roman"/>
+                <w:sz w:val="20"/>
+                <w:szCs w:val="20"/>
+                <w:lang w:val="en-US"/>
+              </w:rPr>
+            </w:pPr>
+            <w:r>
+              <w:rPr>
+                <w:rFonts w:ascii="Cascadia Code" w:hAnsi="Cascadia Code" w:cs="Times New Roman"/>
+                <w:sz w:val="20"/>
+                <w:szCs w:val="20"/>
+                <w:lang w:val="en-US"/>
+              </w:rPr>
+              <w:t xml:space="preserve">classification           0.767       </w:t>
+            </w:r>
+            <w:proofErr w:type="gramStart"/>
+            <w:r>
+              <w:rPr>
+                <w:rFonts w:ascii="Cascadia Code" w:hAnsi="Cascadia Code" w:cs="Times New Roman"/>
+                <w:sz w:val="20"/>
+                <w:szCs w:val="20"/>
+                <w:lang w:val="en-US"/>
+              </w:rPr>
+              <w:t>0.000  ...</w:t>
+            </w:r>
+            <w:proofErr w:type="gramEnd"/>
+            <w:r>
+              <w:rPr>
+                <w:rFonts w:ascii="Cascadia Code" w:hAnsi="Cascadia Code" w:cs="Times New Roman"/>
+                <w:sz w:val="20"/>
+                <w:szCs w:val="20"/>
+                <w:lang w:val="en-US"/>
+              </w:rPr>
+              <w:t xml:space="preserve">       0.000    0.233</w:t>
+            </w:r>
+          </w:p>
+          <w:p>
+            <w:pPr>
+              <w:spacing w:line="360" w:lineRule="auto"/>
+              <w:rPr>
+                <w:rFonts w:ascii="Cascadia Code" w:hAnsi="Cascadia Code" w:cs="Times New Roman"/>
+                <w:sz w:val="20"/>
+                <w:szCs w:val="20"/>
+                <w:lang w:val="en-US"/>
+              </w:rPr>
+            </w:pPr>
+            <w:r>
+              <w:rPr>
+                <w:rFonts w:ascii="Cascadia Code" w:hAnsi="Cascadia Code" w:cs="Times New Roman"/>
+                <w:sz w:val="20"/>
+                <w:szCs w:val="20"/>
+                <w:lang w:val="en-US"/>
+              </w:rPr>
+              <w:t xml:space="preserve">clustering               0.167       </w:t>
+            </w:r>
+            <w:proofErr w:type="gramStart"/>
+            <w:r>
+              <w:rPr>
+                <w:rFonts w:ascii="Cascadia Code" w:hAnsi="Cascadia Code" w:cs="Times New Roman"/>
+                <w:sz w:val="20"/>
+                <w:szCs w:val="20"/>
+                <w:lang w:val="en-US"/>
+              </w:rPr>
+              <w:t>0.667  ...</w:t>
+            </w:r>
+            <w:proofErr w:type="gramEnd"/>
+            <w:r>
+              <w:rPr>
+                <w:rFonts w:ascii="Cascadia Code" w:hAnsi="Cascadia Code" w:cs="Times New Roman"/>
+                <w:sz w:val="20"/>
+                <w:szCs w:val="20"/>
+                <w:lang w:val="en-US"/>
+              </w:rPr>
+              <w:t xml:space="preserve">       0.000    0.167</w:t>
+            </w:r>
+          </w:p>
+          <w:p>
+            <w:pPr>
+              <w:spacing w:line="360" w:lineRule="auto"/>
+              <w:rPr>
+                <w:rFonts w:ascii="Cascadia Code" w:hAnsi="Cascadia Code" w:cs="Times New Roman"/>
+                <w:sz w:val="20"/>
+                <w:szCs w:val="20"/>
+                <w:lang w:val="en-US"/>
+              </w:rPr>
+            </w:pPr>
+            <w:proofErr w:type="spellStart"/>
+            <w:r>
+              <w:rPr>
+                <w:rFonts w:ascii="Cascadia Code" w:hAnsi="Cascadia Code" w:cs="Times New Roman"/>
+                <w:sz w:val="20"/>
+                <w:szCs w:val="20"/>
+                <w:lang w:val="en-US"/>
+              </w:rPr>
+              <w:t>fe_only</w:t>
+            </w:r>
+            <w:proofErr w:type="spellEnd"/>
+            <w:r>
+              <w:rPr>
+                <w:rFonts w:ascii="Cascadia Code" w:hAnsi="Cascadia Code" w:cs="Times New Roman"/>
+                <w:sz w:val="20"/>
+                <w:szCs w:val="20"/>
+                <w:lang w:val="en-US"/>
+              </w:rPr>
+              <w:t xml:space="preserve">                  0.167       </w:t>
+            </w:r>
+            <w:proofErr w:type="gramStart"/>
+            <w:r>
+              <w:rPr>
+                <w:rFonts w:ascii="Cascadia Code" w:hAnsi="Cascadia Code" w:cs="Times New Roman"/>
+                <w:sz w:val="20"/>
+                <w:szCs w:val="20"/>
+                <w:lang w:val="en-US"/>
+              </w:rPr>
+              <w:t>0.000  ...</w:t>
+            </w:r>
+            <w:proofErr w:type="gramEnd"/>
+            <w:r>
+              <w:rPr>
+                <w:rFonts w:ascii="Cascadia Code" w:hAnsi="Cascadia Code" w:cs="Times New Roman"/>
+                <w:sz w:val="20"/>
+                <w:szCs w:val="20"/>
+                <w:lang w:val="en-US"/>
+              </w:rPr>
+              <w:t xml:space="preserve">       0.000    0.167</w:t>
+            </w:r>
+          </w:p>
+          <w:p>
+            <w:pPr>
+              <w:spacing w:line="360" w:lineRule="auto"/>
+              <w:rPr>
+                <w:rFonts w:ascii="Cascadia Code" w:hAnsi="Cascadia Code" w:cs="Times New Roman"/>
+                <w:sz w:val="20"/>
+                <w:szCs w:val="20"/>
+                <w:lang w:val="en-US"/>
+              </w:rPr>
+            </w:pPr>
+            <w:r>
+              <w:rPr>
+                <w:rFonts w:ascii="Cascadia Code" w:hAnsi="Cascadia Code" w:cs="Times New Roman"/>
+                <w:sz w:val="20"/>
+                <w:szCs w:val="20"/>
+                <w:lang w:val="en-US"/>
+              </w:rPr>
+              <w:t xml:space="preserve">general                  0.167       </w:t>
+            </w:r>
+            <w:proofErr w:type="gramStart"/>
+            <w:r>
+              <w:rPr>
+                <w:rFonts w:ascii="Cascadia Code" w:hAnsi="Cascadia Code" w:cs="Times New Roman"/>
+                <w:sz w:val="20"/>
+                <w:szCs w:val="20"/>
+                <w:lang w:val="en-US"/>
+              </w:rPr>
+              <w:t>0.000  ...</w:t>
+            </w:r>
+            <w:proofErr w:type="gramEnd"/>
+            <w:r>
+              <w:rPr>
+                <w:rFonts w:ascii="Cascadia Code" w:hAnsi="Cascadia Code" w:cs="Times New Roman"/>
+                <w:sz w:val="20"/>
+                <w:szCs w:val="20"/>
+                <w:lang w:val="en-US"/>
+              </w:rPr>
+              <w:t xml:space="preserve">       0.000    0.167</w:t>
+            </w:r>
+          </w:p>
+          <w:p>
+            <w:pPr>
+              <w:spacing w:line="360" w:lineRule="auto"/>
+              <w:rPr>
+                <w:rFonts w:ascii="Cascadia Code" w:hAnsi="Cascadia Code" w:cs="Times New Roman"/>
+                <w:sz w:val="20"/>
+                <w:szCs w:val="20"/>
+                <w:lang w:val="en-US"/>
+              </w:rPr>
+            </w:pPr>
+            <w:proofErr w:type="spellStart"/>
+            <w:r>
+              <w:rPr>
+                <w:rFonts w:ascii="Cascadia Code" w:hAnsi="Cascadia Code" w:cs="Times New Roman"/>
+                <w:sz w:val="20"/>
+                <w:szCs w:val="20"/>
+                <w:lang w:val="en-US"/>
+              </w:rPr>
+              <w:t>off_topic</w:t>
+            </w:r>
+            <w:proofErr w:type="spellEnd"/>
+            <w:r>
+              <w:rPr>
+                <w:rFonts w:ascii="Cascadia Code" w:hAnsi="Cascadia Code" w:cs="Times New Roman"/>
+                <w:sz w:val="20"/>
+                <w:szCs w:val="20"/>
+                <w:lang w:val="en-US"/>
+              </w:rPr>
+              <w:t xml:space="preserve">                0.000       </w:t>
+            </w:r>
+            <w:proofErr w:type="gramStart"/>
+            <w:r>
+              <w:rPr>
+                <w:rFonts w:ascii="Cascadia Code" w:hAnsi="Cascadia Code" w:cs="Times New Roman"/>
+                <w:sz w:val="20"/>
+                <w:szCs w:val="20"/>
+                <w:lang w:val="en-US"/>
+              </w:rPr>
+              <w:t>0.000  ...</w:t>
+            </w:r>
+            <w:proofErr w:type="gramEnd"/>
+            <w:r>
+              <w:rPr>
+                <w:rFonts w:ascii="Cascadia Code" w:hAnsi="Cascadia Code" w:cs="Times New Roman"/>
+                <w:sz w:val="20"/>
+                <w:szCs w:val="20"/>
+                <w:lang w:val="en-US"/>
+              </w:rPr>
+              <w:t xml:space="preserve">       0.000    0.000</w:t>
+            </w:r>
+          </w:p>
+          <w:p>
+            <w:pPr>
+              <w:spacing w:line="360" w:lineRule="auto"/>
+              <w:rPr>
+                <w:rFonts w:ascii="Cascadia Code" w:hAnsi="Cascadia Code" w:cs="Times New Roman"/>
+                <w:sz w:val="20"/>
+                <w:szCs w:val="20"/>
+                <w:lang w:val="en-US"/>
+              </w:rPr>
+            </w:pPr>
+            <w:r>
+              <w:rPr>
+                <w:rFonts w:ascii="Cascadia Code" w:hAnsi="Cascadia Code" w:cs="Times New Roman"/>
+                <w:sz w:val="20"/>
+                <w:szCs w:val="20"/>
+                <w:lang w:val="en-US"/>
+              </w:rPr>
+              <w:t xml:space="preserve">regression               0.100       </w:t>
+            </w:r>
+            <w:proofErr w:type="gramStart"/>
+            <w:r>
+              <w:rPr>
+                <w:rFonts w:ascii="Cascadia Code" w:hAnsi="Cascadia Code" w:cs="Times New Roman"/>
+                <w:sz w:val="20"/>
+                <w:szCs w:val="20"/>
+                <w:lang w:val="en-US"/>
+              </w:rPr>
+              <w:t>0.000  ...</w:t>
+            </w:r>
+            <w:proofErr w:type="gramEnd"/>
+            <w:r>
+              <w:rPr>
+                <w:rFonts w:ascii="Cascadia Code" w:hAnsi="Cascadia Code" w:cs="Times New Roman"/>
+                <w:sz w:val="20"/>
+                <w:szCs w:val="20"/>
+                <w:lang w:val="en-US"/>
+              </w:rPr>
+              <w:t xml:space="preserve">       0.667    0.233</w:t>
+            </w:r>
+          </w:p>
+          <w:p>
+            <w:pPr>
+              <w:spacing w:line="360" w:lineRule="auto"/>
+              <w:rPr>
+                <w:rFonts w:ascii="Cascadia Code" w:hAnsi="Cascadia Code" w:cs="Times New Roman"/>
+                <w:sz w:val="20"/>
+                <w:szCs w:val="20"/>
+                <w:lang w:val="en-US"/>
+              </w:rPr>
+            </w:pPr>
+          </w:p>
+          <w:p>
+            <w:pPr>
+              <w:spacing w:line="360" w:lineRule="auto"/>
+              <w:rPr>
+                <w:rFonts w:ascii="Cascadia Code" w:hAnsi="Cascadia Code" w:cs="Times New Roman"/>
+                <w:sz w:val="20"/>
+                <w:szCs w:val="20"/>
+                <w:lang w:val="en-US"/>
+              </w:rPr>
+            </w:pPr>
+            <w:r>
+              <w:rPr>
+                <w:rFonts w:ascii="Cascadia Code" w:hAnsi="Cascadia Code" w:cs="Times New Roman"/>
+                <w:sz w:val="20"/>
+                <w:szCs w:val="20"/>
+                <w:lang w:val="en-US"/>
+              </w:rPr>
+              <w:t>[6 rows x 7 columns]</w:t>
+            </w:r>
+          </w:p>
+          <w:p>
+            <w:pPr>
+              <w:spacing w:line="360" w:lineRule="auto"/>
+              <w:rPr>
+                <w:rFonts w:ascii="Cascadia Code" w:hAnsi="Cascadia Code" w:cs="Times New Roman"/>
+                <w:sz w:val="20"/>
+                <w:szCs w:val="20"/>
+                <w:lang w:val="en-US"/>
+              </w:rPr>
+            </w:pPr>
+          </w:p>
+          <w:p>
+            <w:pPr>
+              <w:spacing w:line="360" w:lineRule="auto"/>
+              <w:rPr>
+                <w:rFonts w:ascii="Cascadia Code" w:hAnsi="Cascadia Code" w:cs="Times New Roman"/>
+                <w:sz w:val="20"/>
+                <w:szCs w:val="20"/>
+                <w:lang w:val="en-US"/>
+              </w:rPr>
+            </w:pPr>
+            <w:r>
+              <w:rPr>
+                <w:rFonts w:ascii="Cascadia Code" w:hAnsi="Cascadia Code" w:cs="Times New Roman"/>
+                <w:sz w:val="20"/>
+                <w:szCs w:val="20"/>
+                <w:lang w:val="en-US"/>
+              </w:rPr>
+              <w:t>4. Complexity Match:</w:t>
+            </w:r>
+          </w:p>
+          <w:p>
+            <w:pPr>
+              <w:spacing w:line="360" w:lineRule="auto"/>
+              <w:rPr>
+                <w:rFonts w:ascii="Cascadia Code" w:hAnsi="Cascadia Code" w:cs="Times New Roman"/>
+                <w:sz w:val="20"/>
+                <w:szCs w:val="20"/>
+                <w:lang w:val="en-US"/>
+              </w:rPr>
+            </w:pPr>
+            <w:r>
+              <w:rPr>
+                <w:rFonts w:ascii="Cascadia Code" w:hAnsi="Cascadia Code" w:cs="Times New Roman"/>
+                <w:sz w:val="20"/>
+                <w:szCs w:val="20"/>
+                <w:lang w:val="en-US"/>
+              </w:rPr>
+              <w:t>Match rate: 91.7%</w:t>
+            </w:r>
+          </w:p>
+          <w:p>
+            <w:pPr>
+              <w:spacing w:line="360" w:lineRule="auto"/>
+              <w:rPr>
+                <w:rFonts w:ascii="Cascadia Code" w:hAnsi="Cascadia Code" w:cs="Times New Roman"/>
+                <w:sz w:val="20"/>
+                <w:szCs w:val="20"/>
+                <w:lang w:val="en-US"/>
+              </w:rPr>
+            </w:pPr>
+            <w:proofErr w:type="spellStart"/>
+            <w:r>
+              <w:rPr>
+                <w:rFonts w:ascii="Cascadia Code" w:hAnsi="Cascadia Code" w:cs="Times New Roman"/>
+                <w:sz w:val="20"/>
+                <w:szCs w:val="20"/>
+                <w:lang w:val="en-US"/>
+              </w:rPr>
+              <w:t>detected_</w:t>
+            </w:r>
+            <w:proofErr w:type="gramStart"/>
+            <w:r>
+              <w:rPr>
+                <w:rFonts w:ascii="Cascadia Code" w:hAnsi="Cascadia Code" w:cs="Times New Roman"/>
+                <w:sz w:val="20"/>
+                <w:szCs w:val="20"/>
+                <w:lang w:val="en-US"/>
+              </w:rPr>
+              <w:t>complexity</w:t>
+            </w:r>
+            <w:proofErr w:type="spellEnd"/>
+            <w:r>
+              <w:rPr>
+                <w:rFonts w:ascii="Cascadia Code" w:hAnsi="Cascadia Code" w:cs="Times New Roman"/>
+                <w:sz w:val="20"/>
+                <w:szCs w:val="20"/>
+                <w:lang w:val="en-US"/>
+              </w:rPr>
+              <w:t xml:space="preserve">  complex</w:t>
+            </w:r>
+            <w:proofErr w:type="gramEnd"/>
+            <w:r>
+              <w:rPr>
+                <w:rFonts w:ascii="Cascadia Code" w:hAnsi="Cascadia Code" w:cs="Times New Roman"/>
+                <w:sz w:val="20"/>
+                <w:szCs w:val="20"/>
+                <w:lang w:val="en-US"/>
+              </w:rPr>
+              <w:t xml:space="preserve">  </w:t>
+            </w:r>
+            <w:proofErr w:type="gramStart"/>
+            <w:r>
+              <w:rPr>
+                <w:rFonts w:ascii="Cascadia Code" w:hAnsi="Cascadia Code" w:cs="Times New Roman"/>
+                <w:sz w:val="20"/>
+                <w:szCs w:val="20"/>
+                <w:lang w:val="en-US"/>
+              </w:rPr>
+              <w:t>medium  simple</w:t>
+            </w:r>
+            <w:proofErr w:type="gramEnd"/>
+          </w:p>
+          <w:p>
+            <w:pPr>
+              <w:spacing w:line="360" w:lineRule="auto"/>
+              <w:rPr>
+                <w:rFonts w:ascii="Cascadia Code" w:hAnsi="Cascadia Code" w:cs="Times New Roman"/>
+                <w:sz w:val="20"/>
+                <w:szCs w:val="20"/>
+                <w:lang w:val="en-US"/>
+              </w:rPr>
+            </w:pPr>
+            <w:r>
+              <w:rPr>
+                <w:rFonts w:ascii="Cascadia Code" w:hAnsi="Cascadia Code" w:cs="Times New Roman"/>
+                <w:sz w:val="20"/>
+                <w:szCs w:val="20"/>
+                <w:lang w:val="en-US"/>
+              </w:rPr>
+              <w:t xml:space="preserve">complexity                                  </w:t>
+            </w:r>
+          </w:p>
+          <w:p>
+            <w:pPr>
+              <w:spacing w:line="360" w:lineRule="auto"/>
+              <w:rPr>
+                <w:rFonts w:ascii="Cascadia Code" w:hAnsi="Cascadia Code" w:cs="Times New Roman"/>
+                <w:sz w:val="20"/>
+                <w:szCs w:val="20"/>
+                <w:lang w:val="en-US"/>
+              </w:rPr>
+            </w:pPr>
+            <w:r>
+              <w:rPr>
+                <w:rFonts w:ascii="Cascadia Code" w:hAnsi="Cascadia Code" w:cs="Times New Roman"/>
+                <w:sz w:val="20"/>
+                <w:szCs w:val="20"/>
+                <w:lang w:val="en-US"/>
+              </w:rPr>
+              <w:t>complex                0.833   0.000   0.167</w:t>
+            </w:r>
+          </w:p>
+          <w:p>
+            <w:pPr>
+              <w:spacing w:line="360" w:lineRule="auto"/>
+              <w:rPr>
+                <w:rFonts w:ascii="Cascadia Code" w:hAnsi="Cascadia Code" w:cs="Times New Roman"/>
+                <w:sz w:val="20"/>
+                <w:szCs w:val="20"/>
+                <w:lang w:val="en-US"/>
+              </w:rPr>
+            </w:pPr>
+            <w:r>
+              <w:rPr>
+                <w:rFonts w:ascii="Cascadia Code" w:hAnsi="Cascadia Code" w:cs="Times New Roman"/>
+                <w:sz w:val="20"/>
+                <w:szCs w:val="20"/>
+                <w:lang w:val="en-US"/>
+              </w:rPr>
+              <w:t>medium                 0.000   0.875   0.125</w:t>
+            </w:r>
+          </w:p>
+          <w:p>
+            <w:pPr>
+              <w:spacing w:line="360" w:lineRule="auto"/>
+              <w:rPr>
+                <w:rFonts w:ascii="Cascadia Code" w:hAnsi="Cascadia Code" w:cs="Times New Roman"/>
+                <w:sz w:val="20"/>
+                <w:szCs w:val="20"/>
+                <w:lang w:val="en-US"/>
+              </w:rPr>
+            </w:pPr>
+            <w:r>
+              <w:rPr>
+                <w:rFonts w:ascii="Cascadia Code" w:hAnsi="Cascadia Code" w:cs="Times New Roman"/>
+                <w:sz w:val="20"/>
+                <w:szCs w:val="20"/>
+                <w:lang w:val="en-US"/>
+              </w:rPr>
+              <w:t>simple                 0.000   0.000   1.000</w:t>
+            </w:r>
+          </w:p>
+          <w:p>
+            <w:pPr>
+              <w:spacing w:line="360" w:lineRule="auto"/>
+              <w:rPr>
+                <w:rFonts w:ascii="Cascadia Code" w:hAnsi="Cascadia Code" w:cs="Times New Roman"/>
+                <w:sz w:val="20"/>
+                <w:szCs w:val="20"/>
+                <w:lang w:val="en-US"/>
+              </w:rPr>
+            </w:pPr>
+          </w:p>
+          <w:p>
+            <w:pPr>
+              <w:spacing w:line="360" w:lineRule="auto"/>
+              <w:rPr>
+                <w:rFonts w:ascii="Cascadia Code" w:hAnsi="Cascadia Code" w:cs="Times New Roman"/>
+                <w:sz w:val="20"/>
+                <w:szCs w:val="20"/>
+                <w:lang w:val="en-US"/>
+              </w:rPr>
+            </w:pPr>
+            <w:r>
+              <w:rPr>
+                <w:rFonts w:ascii="Cascadia Code" w:hAnsi="Cascadia Code" w:cs="Times New Roman"/>
+                <w:sz w:val="20"/>
+                <w:szCs w:val="20"/>
+                <w:lang w:val="en-US"/>
+              </w:rPr>
+              <w:t>5. Has Dataset:</w:t>
+            </w:r>
+          </w:p>
+          <w:p>
+            <w:pPr>
+              <w:spacing w:line="360" w:lineRule="auto"/>
+              <w:rPr>
+                <w:rFonts w:ascii="Cascadia Code" w:hAnsi="Cascadia Code" w:cs="Times New Roman"/>
+                <w:sz w:val="20"/>
+                <w:szCs w:val="20"/>
+                <w:lang w:val="en-US"/>
+              </w:rPr>
+            </w:pPr>
+            <w:proofErr w:type="spellStart"/>
+            <w:r>
+              <w:rPr>
+                <w:rFonts w:ascii="Cascadia Code" w:hAnsi="Cascadia Code" w:cs="Times New Roman"/>
+                <w:sz w:val="20"/>
+                <w:szCs w:val="20"/>
+                <w:lang w:val="en-US"/>
+              </w:rPr>
+              <w:t>dataset_name</w:t>
+            </w:r>
+            <w:proofErr w:type="spellEnd"/>
+          </w:p>
+          <w:p>
+            <w:pPr>
+              <w:spacing w:line="360" w:lineRule="auto"/>
+              <w:rPr>
+                <w:rFonts w:ascii="Cascadia Code" w:hAnsi="Cascadia Code" w:cs="Times New Roman"/>
+                <w:sz w:val="20"/>
+                <w:szCs w:val="20"/>
+                <w:lang w:val="en-US"/>
+              </w:rPr>
+            </w:pPr>
+            <w:r>
+              <w:rPr>
+                <w:rFonts w:ascii="Cascadia Code" w:hAnsi="Cascadia Code" w:cs="Times New Roman"/>
+                <w:sz w:val="20"/>
+                <w:szCs w:val="20"/>
+                <w:lang w:val="en-US"/>
+              </w:rPr>
+              <w:t>True     0.5</w:t>
+            </w:r>
+          </w:p>
+          <w:p>
+            <w:pPr>
+              <w:spacing w:line="360" w:lineRule="auto"/>
+              <w:rPr>
+                <w:rFonts w:ascii="Cascadia Code" w:hAnsi="Cascadia Code" w:cs="Times New Roman"/>
+                <w:sz w:val="20"/>
+                <w:szCs w:val="20"/>
+                <w:lang w:val="en-US"/>
+              </w:rPr>
+            </w:pPr>
+            <w:r>
+              <w:rPr>
+                <w:rFonts w:ascii="Cascadia Code" w:hAnsi="Cascadia Code" w:cs="Times New Roman"/>
+                <w:sz w:val="20"/>
+                <w:szCs w:val="20"/>
+                <w:lang w:val="en-US"/>
+              </w:rPr>
+              <w:t>False    0.5</w:t>
+            </w:r>
+          </w:p>
+          <w:p>
+            <w:pPr>
+              <w:spacing w:line="360" w:lineRule="auto"/>
+              <w:rPr>
+                <w:rFonts w:ascii="Cascadia Code" w:hAnsi="Cascadia Code" w:cs="Times New Roman"/>
+                <w:sz w:val="20"/>
+                <w:szCs w:val="20"/>
+                <w:lang w:val="en-US"/>
+              </w:rPr>
+            </w:pPr>
+            <w:r>
+              <w:rPr>
+                <w:rFonts w:ascii="Cascadia Code" w:hAnsi="Cascadia Code" w:cs="Times New Roman"/>
+                <w:sz w:val="20"/>
+                <w:szCs w:val="20"/>
+                <w:lang w:val="en-US"/>
+              </w:rPr>
+              <w:t xml:space="preserve">Name: proportion, </w:t>
+            </w:r>
+            <w:proofErr w:type="spellStart"/>
+            <w:r>
+              <w:rPr>
+                <w:rFonts w:ascii="Cascadia Code" w:hAnsi="Cascadia Code" w:cs="Times New Roman"/>
+                <w:sz w:val="20"/>
+                <w:szCs w:val="20"/>
+                <w:lang w:val="en-US"/>
+              </w:rPr>
+              <w:t>dtype</w:t>
+            </w:r>
+            <w:proofErr w:type="spellEnd"/>
+            <w:r>
+              <w:rPr>
+                <w:rFonts w:ascii="Cascadia Code" w:hAnsi="Cascadia Code" w:cs="Times New Roman"/>
+                <w:sz w:val="20"/>
+                <w:szCs w:val="20"/>
+                <w:lang w:val="en-US"/>
+              </w:rPr>
+              <w:t>: float64</w:t>
+            </w:r>
+          </w:p>
+          <w:p>
+            <w:pPr>
+              <w:spacing w:line="360" w:lineRule="auto"/>
+              <w:rPr>
+                <w:rFonts w:ascii="Cascadia Code" w:hAnsi="Cascadia Code" w:cs="Times New Roman"/>
+                <w:sz w:val="20"/>
+                <w:szCs w:val="20"/>
+                <w:lang w:val="en-US"/>
+              </w:rPr>
+            </w:pPr>
+          </w:p>
+          <w:p>
+            <w:pPr>
+              <w:spacing w:line="360" w:lineRule="auto"/>
+              <w:rPr>
+                <w:rFonts w:ascii="Cascadia Code" w:hAnsi="Cascadia Code" w:cs="Times New Roman"/>
+                <w:sz w:val="20"/>
+                <w:szCs w:val="20"/>
+                <w:lang w:val="en-US"/>
+              </w:rPr>
+            </w:pPr>
+            <w:r>
+              <w:rPr>
+                <w:rFonts w:ascii="Cascadia Code" w:hAnsi="Cascadia Code" w:cs="Times New Roman"/>
+                <w:sz w:val="20"/>
+                <w:szCs w:val="20"/>
+                <w:lang w:val="en-US"/>
+              </w:rPr>
+              <w:t>Found 14 quality label mismatches:</w:t>
+            </w:r>
+          </w:p>
+          <w:p>
+            <w:pPr>
+              <w:spacing w:line="360" w:lineRule="auto"/>
+              <w:rPr>
+                <w:rFonts w:ascii="Cascadia Code" w:hAnsi="Cascadia Code" w:cs="Times New Roman"/>
+                <w:sz w:val="20"/>
+                <w:szCs w:val="20"/>
+                <w:lang w:val="en-US"/>
+              </w:rPr>
+            </w:pPr>
+            <w:r>
+              <w:rPr>
+                <w:rFonts w:ascii="Cascadia Code" w:hAnsi="Cascadia Code" w:cs="Times New Roman"/>
+                <w:sz w:val="20"/>
+                <w:szCs w:val="20"/>
+                <w:lang w:val="en-US"/>
+              </w:rPr>
+              <w:t xml:space="preserve">                                              </w:t>
+            </w:r>
+            <w:proofErr w:type="gramStart"/>
+            <w:r>
+              <w:rPr>
+                <w:rFonts w:ascii="Cascadia Code" w:hAnsi="Cascadia Code" w:cs="Times New Roman"/>
+                <w:sz w:val="20"/>
+                <w:szCs w:val="20"/>
+                <w:lang w:val="en-US"/>
+              </w:rPr>
+              <w:t>message  ...</w:t>
+            </w:r>
+            <w:proofErr w:type="gramEnd"/>
+            <w:r>
+              <w:rPr>
+                <w:rFonts w:ascii="Cascadia Code" w:hAnsi="Cascadia Code" w:cs="Times New Roman"/>
+                <w:sz w:val="20"/>
+                <w:szCs w:val="20"/>
+                <w:lang w:val="en-US"/>
+              </w:rPr>
+              <w:t xml:space="preserve"> </w:t>
+            </w:r>
+            <w:proofErr w:type="spellStart"/>
+            <w:r>
+              <w:rPr>
+                <w:rFonts w:ascii="Cascadia Code" w:hAnsi="Cascadia Code" w:cs="Times New Roman"/>
+                <w:sz w:val="20"/>
+                <w:szCs w:val="20"/>
+                <w:lang w:val="en-US"/>
+              </w:rPr>
+              <w:t>detected_quality</w:t>
+            </w:r>
+            <w:proofErr w:type="spellEnd"/>
+          </w:p>
+          <w:p>
+            <w:pPr>
+              <w:spacing w:line="360" w:lineRule="auto"/>
+              <w:rPr>
+                <w:rFonts w:ascii="Cascadia Code" w:hAnsi="Cascadia Code" w:cs="Times New Roman"/>
+                <w:sz w:val="20"/>
+                <w:szCs w:val="20"/>
+              </w:rPr>
+            </w:pPr>
+            <w:r>
+              <w:rPr>
+                <w:rFonts w:ascii="Cascadia Code" w:hAnsi="Cascadia Code" w:cs="Times New Roman"/>
+                <w:sz w:val="20"/>
+                <w:szCs w:val="20"/>
+              </w:rPr>
+              <w:t xml:space="preserve">3                            Что приготовить на ужин?  ...          </w:t>
+            </w:r>
+            <w:r>
+              <w:rPr>
+                <w:rFonts w:ascii="Cascadia Code" w:hAnsi="Cascadia Code" w:cs="Times New Roman"/>
+                <w:sz w:val="20"/>
+                <w:szCs w:val="20"/>
+                <w:lang w:val="en-US"/>
+              </w:rPr>
+              <w:t>correct</w:t>
+            </w:r>
+          </w:p>
+          <w:p>
+            <w:pPr>
+              <w:spacing w:line="360" w:lineRule="auto"/>
+              <w:rPr>
+                <w:rFonts w:ascii="Cascadia Code" w:hAnsi="Cascadia Code" w:cs="Times New Roman"/>
+                <w:sz w:val="20"/>
+                <w:szCs w:val="20"/>
+              </w:rPr>
+            </w:pPr>
+            <w:proofErr w:type="gramStart"/>
+            <w:r>
+              <w:rPr>
+                <w:rFonts w:ascii="Cascadia Code" w:hAnsi="Cascadia Code" w:cs="Times New Roman"/>
+                <w:sz w:val="20"/>
+                <w:szCs w:val="20"/>
+              </w:rPr>
+              <w:t>12  Сделай</w:t>
+            </w:r>
+            <w:proofErr w:type="gramEnd"/>
+            <w:r>
+              <w:rPr>
+                <w:rFonts w:ascii="Cascadia Code" w:hAnsi="Cascadia Code" w:cs="Times New Roman"/>
+                <w:sz w:val="20"/>
+                <w:szCs w:val="20"/>
+              </w:rPr>
+              <w:t xml:space="preserve"> модель. У меня есть датасет с различным...  ...          </w:t>
+            </w:r>
+            <w:r>
+              <w:rPr>
+                <w:rFonts w:ascii="Cascadia Code" w:hAnsi="Cascadia Code" w:cs="Times New Roman"/>
+                <w:sz w:val="20"/>
+                <w:szCs w:val="20"/>
+                <w:lang w:val="en-US"/>
+              </w:rPr>
+              <w:t>correct</w:t>
+            </w:r>
+          </w:p>
+          <w:p>
+            <w:pPr>
+              <w:spacing w:line="360" w:lineRule="auto"/>
+              <w:rPr>
+                <w:rFonts w:ascii="Cascadia Code" w:hAnsi="Cascadia Code" w:cs="Times New Roman"/>
+                <w:sz w:val="20"/>
+                <w:szCs w:val="20"/>
+              </w:rPr>
+            </w:pPr>
+            <w:proofErr w:type="gramStart"/>
+            <w:r>
+              <w:rPr>
+                <w:rFonts w:ascii="Cascadia Code" w:hAnsi="Cascadia Code" w:cs="Times New Roman"/>
+                <w:sz w:val="20"/>
+                <w:szCs w:val="20"/>
+              </w:rPr>
+              <w:t>14  Помоги</w:t>
+            </w:r>
+            <w:proofErr w:type="gramEnd"/>
+            <w:r>
+              <w:rPr>
+                <w:rFonts w:ascii="Cascadia Code" w:hAnsi="Cascadia Code" w:cs="Times New Roman"/>
+                <w:sz w:val="20"/>
+                <w:szCs w:val="20"/>
+              </w:rPr>
+              <w:t xml:space="preserve"> с данными. У меня есть датасет с </w:t>
+            </w:r>
+            <w:proofErr w:type="spellStart"/>
+            <w:r>
+              <w:rPr>
+                <w:rFonts w:ascii="Cascadia Code" w:hAnsi="Cascadia Code" w:cs="Times New Roman"/>
+                <w:sz w:val="20"/>
+                <w:szCs w:val="20"/>
+              </w:rPr>
+              <w:t>различ</w:t>
+            </w:r>
+            <w:proofErr w:type="spellEnd"/>
+            <w:r>
+              <w:rPr>
+                <w:rFonts w:ascii="Cascadia Code" w:hAnsi="Cascadia Code" w:cs="Times New Roman"/>
+                <w:sz w:val="20"/>
+                <w:szCs w:val="20"/>
+              </w:rPr>
+              <w:t xml:space="preserve">...  ...          </w:t>
+            </w:r>
+            <w:r>
+              <w:rPr>
+                <w:rFonts w:ascii="Cascadia Code" w:hAnsi="Cascadia Code" w:cs="Times New Roman"/>
+                <w:sz w:val="20"/>
+                <w:szCs w:val="20"/>
+                <w:lang w:val="en-US"/>
+              </w:rPr>
+              <w:t>correct</w:t>
+            </w:r>
+          </w:p>
+          <w:p>
+            <w:pPr>
+              <w:spacing w:line="360" w:lineRule="auto"/>
+              <w:rPr>
+                <w:rFonts w:ascii="Cascadia Code" w:hAnsi="Cascadia Code" w:cs="Times New Roman"/>
+                <w:sz w:val="20"/>
+                <w:szCs w:val="20"/>
+              </w:rPr>
+            </w:pPr>
+            <w:proofErr w:type="gramStart"/>
+            <w:r>
+              <w:rPr>
+                <w:rFonts w:ascii="Cascadia Code" w:hAnsi="Cascadia Code" w:cs="Times New Roman"/>
+                <w:sz w:val="20"/>
+                <w:szCs w:val="20"/>
+              </w:rPr>
+              <w:t>22  Помоги</w:t>
+            </w:r>
+            <w:proofErr w:type="gramEnd"/>
+            <w:r>
+              <w:rPr>
+                <w:rFonts w:ascii="Cascadia Code" w:hAnsi="Cascadia Code" w:cs="Times New Roman"/>
+                <w:sz w:val="20"/>
+                <w:szCs w:val="20"/>
+              </w:rPr>
+              <w:t xml:space="preserve"> с данными. У меня есть датасет с </w:t>
+            </w:r>
+            <w:proofErr w:type="spellStart"/>
+            <w:r>
+              <w:rPr>
+                <w:rFonts w:ascii="Cascadia Code" w:hAnsi="Cascadia Code" w:cs="Times New Roman"/>
+                <w:sz w:val="20"/>
+                <w:szCs w:val="20"/>
+              </w:rPr>
+              <w:t>различ</w:t>
+            </w:r>
+            <w:proofErr w:type="spellEnd"/>
+            <w:r>
+              <w:rPr>
+                <w:rFonts w:ascii="Cascadia Code" w:hAnsi="Cascadia Code" w:cs="Times New Roman"/>
+                <w:sz w:val="20"/>
+                <w:szCs w:val="20"/>
+              </w:rPr>
+              <w:t xml:space="preserve">...  ...          </w:t>
+            </w:r>
+            <w:r>
+              <w:rPr>
+                <w:rFonts w:ascii="Cascadia Code" w:hAnsi="Cascadia Code" w:cs="Times New Roman"/>
+                <w:sz w:val="20"/>
+                <w:szCs w:val="20"/>
+                <w:lang w:val="en-US"/>
+              </w:rPr>
+              <w:t>correct</w:t>
+            </w:r>
+          </w:p>
+          <w:p>
+            <w:pPr>
+              <w:spacing w:line="360" w:lineRule="auto"/>
+              <w:rPr>
+                <w:rFonts w:ascii="Cascadia Code" w:hAnsi="Cascadia Code" w:cs="Times New Roman"/>
+                <w:sz w:val="20"/>
+                <w:szCs w:val="20"/>
+                <w:lang w:val="en-US"/>
+              </w:rPr>
+            </w:pPr>
+            <w:proofErr w:type="gramStart"/>
+            <w:r>
+              <w:rPr>
+                <w:rFonts w:ascii="Cascadia Code" w:hAnsi="Cascadia Code" w:cs="Times New Roman"/>
+                <w:sz w:val="20"/>
+                <w:szCs w:val="20"/>
+              </w:rPr>
+              <w:t>45  Что</w:t>
+            </w:r>
+            <w:proofErr w:type="gramEnd"/>
+            <w:r>
+              <w:rPr>
+                <w:rFonts w:ascii="Cascadia Code" w:hAnsi="Cascadia Code" w:cs="Times New Roman"/>
+                <w:sz w:val="20"/>
+                <w:szCs w:val="20"/>
+              </w:rPr>
+              <w:t xml:space="preserve"> делать </w:t>
+            </w:r>
+            <w:proofErr w:type="gramStart"/>
+            <w:r>
+              <w:rPr>
+                <w:rFonts w:ascii="Cascadia Code" w:hAnsi="Cascadia Code" w:cs="Times New Roman"/>
+                <w:sz w:val="20"/>
+                <w:szCs w:val="20"/>
+              </w:rPr>
+              <w:t>дальше?.</w:t>
+            </w:r>
+            <w:proofErr w:type="gramEnd"/>
+            <w:r>
+              <w:rPr>
+                <w:rFonts w:ascii="Cascadia Code" w:hAnsi="Cascadia Code" w:cs="Times New Roman"/>
+                <w:sz w:val="20"/>
+                <w:szCs w:val="20"/>
+              </w:rPr>
+              <w:t xml:space="preserve"> У меня есть датасет с </w:t>
+            </w:r>
+            <w:proofErr w:type="spellStart"/>
+            <w:r>
+              <w:rPr>
+                <w:rFonts w:ascii="Cascadia Code" w:hAnsi="Cascadia Code" w:cs="Times New Roman"/>
+                <w:sz w:val="20"/>
+                <w:szCs w:val="20"/>
+              </w:rPr>
+              <w:t>разл</w:t>
+            </w:r>
+            <w:proofErr w:type="spellEnd"/>
+            <w:r>
+              <w:rPr>
+                <w:rFonts w:ascii="Cascadia Code" w:hAnsi="Cascadia Code" w:cs="Times New Roman"/>
+                <w:sz w:val="20"/>
+                <w:szCs w:val="20"/>
+              </w:rPr>
+              <w:t xml:space="preserve">...  ...          </w:t>
+            </w:r>
+            <w:r>
+              <w:rPr>
+                <w:rFonts w:ascii="Cascadia Code" w:hAnsi="Cascadia Code" w:cs="Times New Roman"/>
+                <w:sz w:val="20"/>
+                <w:szCs w:val="20"/>
+                <w:lang w:val="en-US"/>
+              </w:rPr>
+              <w:t>correct</w:t>
+            </w:r>
+          </w:p>
+          <w:p>
+            <w:pPr>
+              <w:spacing w:line="360" w:lineRule="auto"/>
+              <w:rPr>
+                <w:rFonts w:ascii="Cascadia Code" w:hAnsi="Cascadia Code" w:cs="Times New Roman"/>
+                <w:sz w:val="20"/>
+                <w:szCs w:val="20"/>
+                <w:lang w:val="en-US"/>
+              </w:rPr>
+            </w:pPr>
+          </w:p>
+          <w:p>
+            <w:pPr>
+              <w:spacing w:line="360" w:lineRule="auto"/>
+              <w:rPr>
+                <w:rFonts w:ascii="Cascadia Code" w:hAnsi="Cascadia Code" w:cs="Times New Roman"/>
+              </w:rPr>
+            </w:pPr>
+            <w:r>
+              <w:rPr>
+                <w:rFonts w:ascii="Cascadia Code" w:hAnsi="Cascadia Code" w:cs="Times New Roman"/>
+                <w:sz w:val="20"/>
+                <w:szCs w:val="20"/>
+                <w:lang w:val="en-US"/>
+              </w:rPr>
+              <w:t>[5 rows x 3 columns]</w:t>
+            </w:r>
+          </w:p>
+        </w:tc>
+      </w:tr>
+    </w:tbl>
+    <w:p>
+      <w:pPr>
+        <w:spacing w:after="0" w:line="360" w:lineRule="auto"/>
+        <w:ind w:firstLine="709"/>
+        <w:jc w:val="both"/>
+        <w:rPr>
+          <w:rFonts w:ascii="Times New Roman" w:hAnsi="Times New Roman" w:cs="Times New Roman"/>
+          <w:sz w:val="24"/>
+          <w:szCs w:val="24"/>
+        </w:rPr>
+      </w:pPr>
+    </w:p>
+    <w:p>
+      <w:pPr>
+        <w:spacing w:after="0" w:line="360" w:lineRule="auto"/>
+        <w:ind w:firstLine="709"/>
+        <w:jc w:val="both"/>
+        <w:rPr>
+          <w:rFonts w:ascii="Times New Roman" w:hAnsi="Times New Roman" w:cs="Times New Roman"/>
+          <w:sz w:val="24"/>
+          <w:szCs w:val="24"/>
+        </w:rPr>
+      </w:pPr>
+      <w:r>
+        <w:rPr>
+          <w:rFonts w:ascii="Times New Roman" w:hAnsi="Times New Roman" w:cs="Times New Roman"/>
+          <w:sz w:val="24"/>
+          <w:szCs w:val="24"/>
+        </w:rPr>
         <w:lastRenderedPageBreak/>
-        <w:t xml:space="preserve">Стратегия генерации – декартово произведение измерений + </w:t>
+        <w:t>Всего сгенерировано 120 строк.</w:t>
+      </w:r>
+      <w:r>
+        <w:rPr>
+          <w:rFonts w:ascii="Times New Roman" w:hAnsi="Times New Roman" w:cs="Times New Roman"/>
+          <w:sz w:val="24"/>
+          <w:szCs w:val="24"/>
+        </w:rPr>
+        <w:t xml:space="preserve"> </w:t>
+      </w:r>
+    </w:p>
+    <w:p>
+      <w:pPr>
+        <w:spacing w:after="0" w:line="360" w:lineRule="auto"/>
+        <w:ind w:firstLine="709"/>
+        <w:jc w:val="both"/>
+        <w:rPr>
+          <w:rFonts w:ascii="Times New Roman" w:hAnsi="Times New Roman" w:cs="Times New Roman"/>
+          <w:sz w:val="24"/>
+          <w:szCs w:val="24"/>
+        </w:rPr>
+      </w:pPr>
+      <w:r>
+        <w:rPr>
+          <w:rFonts w:ascii="Times New Roman" w:hAnsi="Times New Roman" w:cs="Times New Roman"/>
+          <w:sz w:val="24"/>
+          <w:szCs w:val="24"/>
+        </w:rPr>
+        <w:t>По большей части синтезированный датасет соответствует изначально заданным весам.</w:t>
+      </w:r>
+      <w:r>
+        <w:rPr>
+          <w:rFonts w:ascii="Times New Roman" w:eastAsia="Times New Roman" w:hAnsi="Times New Roman" w:cs="Times New Roman"/>
+          <w:kern w:val="0"/>
+          <w:sz w:val="24"/>
+          <w:szCs w:val="24"/>
+          <w:lang w:eastAsia="ru-RU"/>
+          <w14:ligatures w14:val="none"/>
+        </w:rPr>
+        <w:t xml:space="preserve"> </w:t>
+      </w:r>
+      <w:r>
+        <w:rPr>
+          <w:rFonts w:ascii="Times New Roman" w:hAnsi="Times New Roman" w:cs="Times New Roman"/>
+          <w:sz w:val="24"/>
+          <w:szCs w:val="24"/>
+        </w:rPr>
+        <w:t>Качество</w:t>
+      </w:r>
+      <w:r>
+        <w:rPr>
+          <w:rFonts w:ascii="Times New Roman" w:hAnsi="Times New Roman" w:cs="Times New Roman"/>
+          <w:sz w:val="24"/>
+          <w:szCs w:val="24"/>
+        </w:rPr>
+        <w:t xml:space="preserve"> генерации на уровне 88%+ по большинству измерений. Самая слабая часть </w:t>
+      </w:r>
+      <w:r>
+        <w:rPr>
+          <w:rFonts w:ascii="Times New Roman" w:hAnsi="Times New Roman" w:cs="Times New Roman"/>
+          <w:sz w:val="24"/>
+          <w:szCs w:val="24"/>
+        </w:rPr>
+        <w:t>–</w:t>
+      </w:r>
+      <w:r>
+        <w:rPr>
+          <w:rFonts w:ascii="Times New Roman" w:hAnsi="Times New Roman" w:cs="Times New Roman"/>
+          <w:sz w:val="24"/>
+          <w:szCs w:val="24"/>
+        </w:rPr>
+        <w:t xml:space="preserve"> определение типа задачи.</w:t>
+      </w:r>
+      <w:r>
+        <w:rPr>
+          <w:rFonts w:ascii="Times New Roman" w:hAnsi="Times New Roman" w:cs="Times New Roman"/>
+          <w:sz w:val="24"/>
+          <w:szCs w:val="24"/>
+        </w:rPr>
+        <w:t xml:space="preserve"> </w:t>
+      </w:r>
+      <w:r>
+        <w:rPr>
+          <w:rFonts w:ascii="Times New Roman" w:hAnsi="Times New Roman" w:cs="Times New Roman"/>
+          <w:sz w:val="24"/>
+          <w:szCs w:val="24"/>
+        </w:rPr>
+        <w:t xml:space="preserve">Многие запросы, </w:t>
+      </w:r>
+      <w:r>
+        <w:rPr>
+          <w:rFonts w:ascii="Times New Roman" w:hAnsi="Times New Roman" w:cs="Times New Roman"/>
+          <w:sz w:val="24"/>
+          <w:szCs w:val="24"/>
+        </w:rPr>
+        <w:t>помеченные</w:t>
+      </w:r>
+      <w:r>
+        <w:rPr>
+          <w:rFonts w:ascii="Times New Roman" w:hAnsi="Times New Roman" w:cs="Times New Roman"/>
+          <w:sz w:val="24"/>
+          <w:szCs w:val="24"/>
+        </w:rPr>
+        <w:t xml:space="preserve"> как </w:t>
+      </w:r>
+      <w:proofErr w:type="spellStart"/>
+      <w:r>
+        <w:rPr>
+          <w:rFonts w:ascii="Times New Roman" w:hAnsi="Times New Roman" w:cs="Times New Roman"/>
+          <w:sz w:val="24"/>
+          <w:szCs w:val="24"/>
+        </w:rPr>
+        <w:t>incomplete</w:t>
+      </w:r>
+      <w:proofErr w:type="spellEnd"/>
+      <w:r>
+        <w:rPr>
+          <w:rFonts w:ascii="Times New Roman" w:hAnsi="Times New Roman" w:cs="Times New Roman"/>
+          <w:sz w:val="24"/>
+          <w:szCs w:val="24"/>
+        </w:rPr>
+        <w:t>, после добавления сложного текста (</w:t>
+      </w:r>
+      <w:proofErr w:type="spellStart"/>
+      <w:r>
+        <w:rPr>
+          <w:rFonts w:ascii="Times New Roman" w:hAnsi="Times New Roman" w:cs="Times New Roman"/>
+          <w:sz w:val="24"/>
+          <w:szCs w:val="24"/>
+        </w:rPr>
+        <w:t>medium</w:t>
+      </w:r>
+      <w:proofErr w:type="spellEnd"/>
+      <w:r>
+        <w:rPr>
+          <w:rFonts w:ascii="Times New Roman" w:hAnsi="Times New Roman" w:cs="Times New Roman"/>
+          <w:sz w:val="24"/>
+          <w:szCs w:val="24"/>
+        </w:rPr>
+        <w:t>/</w:t>
+      </w:r>
+      <w:proofErr w:type="spellStart"/>
+      <w:r>
+        <w:rPr>
+          <w:rFonts w:ascii="Times New Roman" w:hAnsi="Times New Roman" w:cs="Times New Roman"/>
+          <w:sz w:val="24"/>
+          <w:szCs w:val="24"/>
+        </w:rPr>
+        <w:t>complex</w:t>
+      </w:r>
+      <w:proofErr w:type="spellEnd"/>
+      <w:r>
+        <w:rPr>
+          <w:rFonts w:ascii="Times New Roman" w:hAnsi="Times New Roman" w:cs="Times New Roman"/>
+          <w:sz w:val="24"/>
+          <w:szCs w:val="24"/>
+        </w:rPr>
+        <w:t>) стали длинными, и детектор их не распознаёт как "</w:t>
+      </w:r>
+      <w:proofErr w:type="spellStart"/>
+      <w:r>
+        <w:rPr>
+          <w:rFonts w:ascii="Times New Roman" w:hAnsi="Times New Roman" w:cs="Times New Roman"/>
+          <w:sz w:val="24"/>
+          <w:szCs w:val="24"/>
+        </w:rPr>
+        <w:t>incomplete</w:t>
+      </w:r>
+      <w:proofErr w:type="spellEnd"/>
+      <w:r>
+        <w:rPr>
+          <w:rFonts w:ascii="Times New Roman" w:hAnsi="Times New Roman" w:cs="Times New Roman"/>
+          <w:sz w:val="24"/>
+          <w:szCs w:val="24"/>
+        </w:rPr>
+        <w:t xml:space="preserve">". </w:t>
+      </w:r>
+    </w:p>
+    <w:p>
+      <w:pPr>
+        <w:spacing w:after="0" w:line="360" w:lineRule="auto"/>
+        <w:ind w:firstLine="709"/>
+        <w:jc w:val="both"/>
+        <w:rPr>
+          <w:rFonts w:ascii="Times New Roman" w:hAnsi="Times New Roman" w:cs="Times New Roman"/>
+          <w:sz w:val="24"/>
+          <w:szCs w:val="24"/>
+        </w:rPr>
+      </w:pPr>
+      <w:r>
+        <w:rPr>
+          <w:rFonts w:ascii="Times New Roman" w:hAnsi="Times New Roman" w:cs="Times New Roman"/>
+          <w:sz w:val="24"/>
+          <w:szCs w:val="24"/>
+        </w:rPr>
+        <w:t>Также т</w:t>
+      </w:r>
+      <w:r>
+        <w:rPr>
+          <w:rFonts w:ascii="Times New Roman" w:hAnsi="Times New Roman" w:cs="Times New Roman"/>
+          <w:sz w:val="24"/>
+          <w:szCs w:val="24"/>
+        </w:rPr>
+        <w:t xml:space="preserve">олько </w:t>
+      </w:r>
+      <w:r>
+        <w:rPr>
+          <w:rFonts w:ascii="Times New Roman" w:hAnsi="Times New Roman" w:cs="Times New Roman"/>
+          <w:sz w:val="24"/>
+          <w:szCs w:val="24"/>
+        </w:rPr>
+        <w:t xml:space="preserve">у </w:t>
+      </w:r>
+      <w:r>
+        <w:rPr>
+          <w:rFonts w:ascii="Times New Roman" w:hAnsi="Times New Roman" w:cs="Times New Roman"/>
+          <w:sz w:val="24"/>
+          <w:szCs w:val="24"/>
+        </w:rPr>
+        <w:t>74% запросов детектор правильно определил тип задачи.</w:t>
+      </w:r>
+      <w:r>
+        <w:rPr>
+          <w:rFonts w:ascii="Times New Roman" w:hAnsi="Times New Roman" w:cs="Times New Roman"/>
+          <w:sz w:val="24"/>
+          <w:szCs w:val="24"/>
+        </w:rPr>
+        <w:t xml:space="preserve"> Это может быть связано с тем, что д</w:t>
+      </w:r>
+      <w:r>
+        <w:rPr>
+          <w:rFonts w:ascii="Times New Roman" w:hAnsi="Times New Roman" w:cs="Times New Roman"/>
+          <w:sz w:val="24"/>
+          <w:szCs w:val="24"/>
+        </w:rPr>
+        <w:t xml:space="preserve">етектор </w:t>
+      </w:r>
+      <w:proofErr w:type="spellStart"/>
+      <w:r>
+        <w:rPr>
+          <w:rFonts w:ascii="Times New Roman" w:hAnsi="Times New Roman" w:cs="Times New Roman"/>
+          <w:sz w:val="24"/>
+          <w:szCs w:val="24"/>
+        </w:rPr>
+        <w:t>detect_task_type</w:t>
+      </w:r>
+      <w:proofErr w:type="spellEnd"/>
+      <w:r>
+        <w:rPr>
+          <w:rFonts w:ascii="Times New Roman" w:hAnsi="Times New Roman" w:cs="Times New Roman"/>
+          <w:sz w:val="24"/>
+          <w:szCs w:val="24"/>
+        </w:rPr>
+        <w:t xml:space="preserve"> слишком примитивный (ищет только определённые подстроки). Многие запросы начинаются с "Помоги с классификацией", но после добавления длинного текста или модификаций ключевые слова могут не срабатывать идеально.</w:t>
+      </w:r>
+    </w:p>
+    <w:p>
+      <w:pPr>
+        <w:spacing w:after="0" w:line="360" w:lineRule="auto"/>
+        <w:ind w:firstLine="709"/>
+        <w:jc w:val="both"/>
+        <w:rPr>
+          <w:rFonts w:ascii="Times New Roman" w:hAnsi="Times New Roman" w:cs="Times New Roman"/>
+          <w:sz w:val="24"/>
+          <w:szCs w:val="24"/>
+        </w:rPr>
+      </w:pPr>
+      <w:r>
+        <w:rPr>
+          <w:rFonts w:ascii="Times New Roman" w:hAnsi="Times New Roman" w:cs="Times New Roman"/>
+          <w:sz w:val="24"/>
+          <w:szCs w:val="24"/>
+        </w:rPr>
+        <w:t>Обработка и удаление данных низкого качеств</w:t>
+      </w:r>
+      <w:r>
+        <w:rPr>
+          <w:rFonts w:ascii="Times New Roman" w:hAnsi="Times New Roman" w:cs="Times New Roman"/>
+          <w:sz w:val="24"/>
+          <w:szCs w:val="24"/>
+        </w:rPr>
+        <w:t xml:space="preserve">а, реализованные </w:t>
+      </w:r>
+      <w:r>
+        <w:rPr>
+          <w:rFonts w:ascii="Times New Roman" w:hAnsi="Times New Roman" w:cs="Times New Roman"/>
+          <w:sz w:val="24"/>
+          <w:szCs w:val="24"/>
+        </w:rPr>
+        <w:t xml:space="preserve">с помощью нейросети </w:t>
       </w:r>
       <w:r>
         <w:rPr>
@@ -2936,13 +5565,1463 @@
           <w:szCs w:val="24"/>
           <w:lang w:val="en-US"/>
         </w:rPr>
-        <w:t>LLM</w:t>
-      </w:r>
-      <w:r>
-        <w:rPr>
-          <w:rFonts w:ascii="Times New Roman" w:hAnsi="Times New Roman" w:cs="Times New Roman"/>
-          <w:sz w:val="24"/>
-          <w:szCs w:val="24"/>
+        <w:t>Grok</w:t>
+      </w:r>
+      <w:r>
+        <w:rPr>
+          <w:rFonts w:ascii="Times New Roman" w:hAnsi="Times New Roman" w:cs="Times New Roman"/>
+          <w:sz w:val="24"/>
+          <w:szCs w:val="24"/>
+        </w:rPr>
+        <w:t xml:space="preserve">. </w:t>
+      </w:r>
+      <w:r>
+        <w:rPr>
+          <w:rFonts w:ascii="Times New Roman" w:hAnsi="Times New Roman" w:cs="Times New Roman"/>
+          <w:sz w:val="24"/>
+          <w:szCs w:val="24"/>
+        </w:rPr>
+        <w:t xml:space="preserve">Полученные результаты измерений представлены в листинге </w:t>
+      </w:r>
+      <w:r>
+        <w:rPr>
+          <w:rFonts w:ascii="Times New Roman" w:hAnsi="Times New Roman" w:cs="Times New Roman"/>
+          <w:sz w:val="24"/>
+          <w:szCs w:val="24"/>
+        </w:rPr>
+        <w:t>2</w:t>
+      </w:r>
+      <w:r>
+        <w:rPr>
+          <w:rFonts w:ascii="Times New Roman" w:hAnsi="Times New Roman" w:cs="Times New Roman"/>
+          <w:sz w:val="24"/>
+          <w:szCs w:val="24"/>
+        </w:rPr>
+        <w:t>.</w:t>
+      </w:r>
+    </w:p>
+    <w:p>
+      <w:pPr>
+        <w:spacing w:after="0" w:line="360" w:lineRule="auto"/>
+        <w:ind w:firstLine="709"/>
+        <w:jc w:val="both"/>
+        <w:rPr>
+          <w:rFonts w:ascii="Times New Roman" w:hAnsi="Times New Roman" w:cs="Times New Roman"/>
+          <w:sz w:val="24"/>
+          <w:szCs w:val="24"/>
+        </w:rPr>
+      </w:pPr>
+      <w:r>
+        <w:rPr>
+          <w:rFonts w:ascii="Times New Roman" w:hAnsi="Times New Roman" w:cs="Times New Roman"/>
+          <w:sz w:val="24"/>
+          <w:szCs w:val="24"/>
+        </w:rPr>
+        <w:t xml:space="preserve">Листинг </w:t>
+      </w:r>
+      <w:r>
+        <w:rPr>
+          <w:rFonts w:ascii="Times New Roman" w:hAnsi="Times New Roman" w:cs="Times New Roman"/>
+          <w:sz w:val="24"/>
+          <w:szCs w:val="24"/>
+        </w:rPr>
+        <w:t>2</w:t>
+      </w:r>
+      <w:r>
+        <w:rPr>
+          <w:rFonts w:ascii="Times New Roman" w:hAnsi="Times New Roman" w:cs="Times New Roman"/>
+          <w:sz w:val="24"/>
+          <w:szCs w:val="24"/>
+        </w:rPr>
+        <w:t xml:space="preserve"> – Измерения после обработки датасета нейросетью</w:t>
+      </w:r>
+    </w:p>
+    <w:tbl>
+      <w:tblPr>
+        <w:tblStyle w:val="af"/>
+        <w:tblW w:w="0" w:type="auto"/>
+        <w:tblLook w:val="04A0" w:firstRow="1" w:lastRow="0" w:firstColumn="1" w:lastColumn="0" w:noHBand="0" w:noVBand="1"/>
+      </w:tblPr>
+      <w:tblGrid>
+        <w:gridCol w:w="9345"/>
+      </w:tblGrid>
+      <w:tr>
+        <w:tc>
+          <w:tcPr>
+            <w:tcW w:w="9345" w:type="dxa"/>
+          </w:tcPr>
+          <w:p>
+            <w:pPr>
+              <w:spacing w:line="360" w:lineRule="auto"/>
+              <w:rPr>
+                <w:rFonts w:ascii="Cascadia Code" w:hAnsi="Cascadia Code"/>
+                <w:sz w:val="20"/>
+                <w:szCs w:val="20"/>
+                <w:lang w:val="en-US"/>
+              </w:rPr>
+            </w:pPr>
+            <w:r>
+              <w:rPr>
+                <w:rFonts w:ascii="Cascadia Code" w:hAnsi="Cascadia Code"/>
+                <w:sz w:val="20"/>
+                <w:szCs w:val="20"/>
+                <w:lang w:val="en-US"/>
+              </w:rPr>
+              <w:t>2. Quality Match:</w:t>
+            </w:r>
+          </w:p>
+          <w:p>
+            <w:pPr>
+              <w:spacing w:line="360" w:lineRule="auto"/>
+              <w:rPr>
+                <w:rFonts w:ascii="Cascadia Code" w:hAnsi="Cascadia Code"/>
+                <w:sz w:val="20"/>
+                <w:szCs w:val="20"/>
+                <w:lang w:val="en-US"/>
+              </w:rPr>
+            </w:pPr>
+            <w:r>
+              <w:rPr>
+                <w:rFonts w:ascii="Cascadia Code" w:hAnsi="Cascadia Code"/>
+                <w:sz w:val="20"/>
+                <w:szCs w:val="20"/>
+                <w:lang w:val="en-US"/>
+              </w:rPr>
+              <w:t>Match rate: 88.5%</w:t>
+            </w:r>
+          </w:p>
+          <w:p>
+            <w:pPr>
+              <w:spacing w:line="360" w:lineRule="auto"/>
+              <w:rPr>
+                <w:rFonts w:ascii="Cascadia Code" w:hAnsi="Cascadia Code"/>
+                <w:sz w:val="20"/>
+                <w:szCs w:val="20"/>
+                <w:lang w:val="en-US"/>
+              </w:rPr>
+            </w:pPr>
+            <w:proofErr w:type="spellStart"/>
+            <w:r>
+              <w:rPr>
+                <w:rFonts w:ascii="Cascadia Code" w:hAnsi="Cascadia Code"/>
+                <w:sz w:val="20"/>
+                <w:szCs w:val="20"/>
+                <w:lang w:val="en-US"/>
+              </w:rPr>
+              <w:t>detected_</w:t>
+            </w:r>
+            <w:proofErr w:type="gramStart"/>
+            <w:r>
+              <w:rPr>
+                <w:rFonts w:ascii="Cascadia Code" w:hAnsi="Cascadia Code"/>
+                <w:sz w:val="20"/>
+                <w:szCs w:val="20"/>
+                <w:lang w:val="en-US"/>
+              </w:rPr>
+              <w:t>quality</w:t>
+            </w:r>
+            <w:proofErr w:type="spellEnd"/>
+            <w:r>
+              <w:rPr>
+                <w:rFonts w:ascii="Cascadia Code" w:hAnsi="Cascadia Code"/>
+                <w:sz w:val="20"/>
+                <w:szCs w:val="20"/>
+                <w:lang w:val="en-US"/>
+              </w:rPr>
+              <w:t xml:space="preserve">  contradiction</w:t>
+            </w:r>
+            <w:proofErr w:type="gramEnd"/>
+            <w:r>
+              <w:rPr>
+                <w:rFonts w:ascii="Cascadia Code" w:hAnsi="Cascadia Code"/>
+                <w:sz w:val="20"/>
+                <w:szCs w:val="20"/>
+                <w:lang w:val="en-US"/>
+              </w:rPr>
+              <w:t xml:space="preserve">  </w:t>
+            </w:r>
+            <w:proofErr w:type="gramStart"/>
+            <w:r>
+              <w:rPr>
+                <w:rFonts w:ascii="Cascadia Code" w:hAnsi="Cascadia Code"/>
+                <w:sz w:val="20"/>
+                <w:szCs w:val="20"/>
+                <w:lang w:val="en-US"/>
+              </w:rPr>
+              <w:t>correct  incomplete</w:t>
+            </w:r>
+            <w:proofErr w:type="gramEnd"/>
+            <w:r>
+              <w:rPr>
+                <w:rFonts w:ascii="Cascadia Code" w:hAnsi="Cascadia Code"/>
+                <w:sz w:val="20"/>
+                <w:szCs w:val="20"/>
+                <w:lang w:val="en-US"/>
+              </w:rPr>
+              <w:t xml:space="preserve">  injection</w:t>
+            </w:r>
+          </w:p>
+          <w:p>
+            <w:pPr>
+              <w:spacing w:line="360" w:lineRule="auto"/>
+              <w:rPr>
+                <w:rFonts w:ascii="Cascadia Code" w:hAnsi="Cascadia Code"/>
+                <w:sz w:val="20"/>
+                <w:szCs w:val="20"/>
+                <w:lang w:val="en-US"/>
+              </w:rPr>
+            </w:pPr>
+            <w:r>
+              <w:rPr>
+                <w:rFonts w:ascii="Cascadia Code" w:hAnsi="Cascadia Code"/>
+                <w:sz w:val="20"/>
+                <w:szCs w:val="20"/>
+                <w:lang w:val="en-US"/>
+              </w:rPr>
+              <w:t xml:space="preserve">quality                                                        </w:t>
+            </w:r>
+          </w:p>
+          <w:p>
+            <w:pPr>
+              <w:spacing w:line="360" w:lineRule="auto"/>
+              <w:rPr>
+                <w:rFonts w:ascii="Cascadia Code" w:hAnsi="Cascadia Code"/>
+                <w:sz w:val="20"/>
+                <w:szCs w:val="20"/>
+                <w:lang w:val="en-US"/>
+              </w:rPr>
+            </w:pPr>
+            <w:r>
+              <w:rPr>
+                <w:rFonts w:ascii="Cascadia Code" w:hAnsi="Cascadia Code"/>
+                <w:sz w:val="20"/>
+                <w:szCs w:val="20"/>
+                <w:lang w:val="en-US"/>
+              </w:rPr>
+              <w:t>contradiction             0.941    0.059       0.000        0.0</w:t>
+            </w:r>
+          </w:p>
+          <w:p>
+            <w:pPr>
+              <w:spacing w:line="360" w:lineRule="auto"/>
+              <w:rPr>
+                <w:rFonts w:ascii="Cascadia Code" w:hAnsi="Cascadia Code"/>
+                <w:sz w:val="20"/>
+                <w:szCs w:val="20"/>
+                <w:lang w:val="en-US"/>
+              </w:rPr>
+            </w:pPr>
+            <w:r>
+              <w:rPr>
+                <w:rFonts w:ascii="Cascadia Code" w:hAnsi="Cascadia Code"/>
+                <w:sz w:val="20"/>
+                <w:szCs w:val="20"/>
+                <w:lang w:val="en-US"/>
+              </w:rPr>
+              <w:t>correct                   0.000    1.000       0.000        0.0</w:t>
+            </w:r>
+          </w:p>
+          <w:p>
+            <w:pPr>
+              <w:spacing w:line="360" w:lineRule="auto"/>
+              <w:rPr>
+                <w:rFonts w:ascii="Cascadia Code" w:hAnsi="Cascadia Code"/>
+                <w:sz w:val="20"/>
+                <w:szCs w:val="20"/>
+                <w:lang w:val="en-US"/>
+              </w:rPr>
+            </w:pPr>
+            <w:r>
+              <w:rPr>
+                <w:rFonts w:ascii="Cascadia Code" w:hAnsi="Cascadia Code"/>
+                <w:sz w:val="20"/>
+                <w:szCs w:val="20"/>
+                <w:lang w:val="en-US"/>
+              </w:rPr>
+              <w:t>incomplete                0.000    0.348       0.652        0.0</w:t>
+            </w:r>
+          </w:p>
+          <w:p>
+            <w:pPr>
+              <w:spacing w:line="360" w:lineRule="auto"/>
+              <w:rPr>
+                <w:rFonts w:ascii="Cascadia Code" w:hAnsi="Cascadia Code"/>
+                <w:sz w:val="20"/>
+                <w:szCs w:val="20"/>
+                <w:lang w:val="en-US"/>
+              </w:rPr>
+            </w:pPr>
+            <w:r>
+              <w:rPr>
+                <w:rFonts w:ascii="Cascadia Code" w:hAnsi="Cascadia Code"/>
+                <w:sz w:val="20"/>
+                <w:szCs w:val="20"/>
+                <w:lang w:val="en-US"/>
+              </w:rPr>
+              <w:t>injection                 0.000    0.200       0.000        0.8</w:t>
+            </w:r>
+          </w:p>
+          <w:p>
+            <w:pPr>
+              <w:spacing w:line="360" w:lineRule="auto"/>
+              <w:rPr>
+                <w:rFonts w:ascii="Cascadia Code" w:hAnsi="Cascadia Code"/>
+                <w:sz w:val="20"/>
+                <w:szCs w:val="20"/>
+                <w:lang w:val="en-US"/>
+              </w:rPr>
+            </w:pPr>
+          </w:p>
+          <w:p>
+            <w:pPr>
+              <w:spacing w:line="360" w:lineRule="auto"/>
+              <w:rPr>
+                <w:rFonts w:ascii="Cascadia Code" w:hAnsi="Cascadia Code"/>
+                <w:sz w:val="20"/>
+                <w:szCs w:val="20"/>
+                <w:lang w:val="en-US"/>
+              </w:rPr>
+            </w:pPr>
+            <w:r>
+              <w:rPr>
+                <w:rFonts w:ascii="Cascadia Code" w:hAnsi="Cascadia Code"/>
+                <w:sz w:val="20"/>
+                <w:szCs w:val="20"/>
+                <w:lang w:val="en-US"/>
+              </w:rPr>
+              <w:t>3. Task Type Match:</w:t>
+            </w:r>
+          </w:p>
+          <w:p>
+            <w:pPr>
+              <w:spacing w:line="360" w:lineRule="auto"/>
+              <w:rPr>
+                <w:rFonts w:ascii="Cascadia Code" w:hAnsi="Cascadia Code"/>
+                <w:sz w:val="20"/>
+                <w:szCs w:val="20"/>
+                <w:lang w:val="en-US"/>
+              </w:rPr>
+            </w:pPr>
+            <w:r>
+              <w:rPr>
+                <w:rFonts w:ascii="Cascadia Code" w:hAnsi="Cascadia Code"/>
+                <w:sz w:val="20"/>
+                <w:szCs w:val="20"/>
+                <w:lang w:val="en-US"/>
+              </w:rPr>
+              <w:t>Match rate: 70.2%</w:t>
+            </w:r>
+          </w:p>
+          <w:p>
+            <w:pPr>
+              <w:spacing w:line="360" w:lineRule="auto"/>
+              <w:rPr>
+                <w:rFonts w:ascii="Cascadia Code" w:hAnsi="Cascadia Code"/>
+                <w:sz w:val="20"/>
+                <w:szCs w:val="20"/>
+                <w:lang w:val="en-US"/>
+              </w:rPr>
+            </w:pPr>
+            <w:proofErr w:type="spellStart"/>
+            <w:r>
+              <w:rPr>
+                <w:rFonts w:ascii="Cascadia Code" w:hAnsi="Cascadia Code"/>
+                <w:sz w:val="20"/>
+                <w:szCs w:val="20"/>
+                <w:lang w:val="en-US"/>
+              </w:rPr>
+              <w:t>detected_task</w:t>
+            </w:r>
+            <w:proofErr w:type="spellEnd"/>
+            <w:r>
+              <w:rPr>
+                <w:rFonts w:ascii="Cascadia Code" w:hAnsi="Cascadia Code"/>
+                <w:sz w:val="20"/>
+                <w:szCs w:val="20"/>
+                <w:lang w:val="en-US"/>
+              </w:rPr>
+              <w:t xml:space="preserve">   </w:t>
+            </w:r>
+            <w:proofErr w:type="gramStart"/>
+            <w:r>
+              <w:rPr>
+                <w:rFonts w:ascii="Cascadia Code" w:hAnsi="Cascadia Code"/>
+                <w:sz w:val="20"/>
+                <w:szCs w:val="20"/>
+                <w:lang w:val="en-US"/>
+              </w:rPr>
+              <w:t>classification  clustering</w:t>
+            </w:r>
+            <w:proofErr w:type="gramEnd"/>
+            <w:r>
+              <w:rPr>
+                <w:rFonts w:ascii="Cascadia Code" w:hAnsi="Cascadia Code"/>
+                <w:sz w:val="20"/>
+                <w:szCs w:val="20"/>
+                <w:lang w:val="en-US"/>
+              </w:rPr>
+              <w:t xml:space="preserve">  ...  </w:t>
+            </w:r>
+            <w:proofErr w:type="gramStart"/>
+            <w:r>
+              <w:rPr>
+                <w:rFonts w:ascii="Cascadia Code" w:hAnsi="Cascadia Code"/>
+                <w:sz w:val="20"/>
+                <w:szCs w:val="20"/>
+                <w:lang w:val="en-US"/>
+              </w:rPr>
+              <w:t>regression  unknown</w:t>
+            </w:r>
+            <w:proofErr w:type="gramEnd"/>
+          </w:p>
+          <w:p>
+            <w:pPr>
+              <w:spacing w:line="360" w:lineRule="auto"/>
+              <w:rPr>
+                <w:rFonts w:ascii="Cascadia Code" w:hAnsi="Cascadia Code"/>
+                <w:sz w:val="20"/>
+                <w:szCs w:val="20"/>
+                <w:lang w:val="en-US"/>
+              </w:rPr>
+            </w:pPr>
+            <w:proofErr w:type="spellStart"/>
+            <w:r>
+              <w:rPr>
+                <w:rFonts w:ascii="Cascadia Code" w:hAnsi="Cascadia Code"/>
+                <w:sz w:val="20"/>
+                <w:szCs w:val="20"/>
+                <w:lang w:val="en-US"/>
+              </w:rPr>
+              <w:t>task_type</w:t>
+            </w:r>
+            <w:proofErr w:type="spellEnd"/>
+            <w:r>
+              <w:rPr>
+                <w:rFonts w:ascii="Cascadia Code" w:hAnsi="Cascadia Code"/>
+                <w:sz w:val="20"/>
+                <w:szCs w:val="20"/>
+                <w:lang w:val="en-US"/>
+              </w:rPr>
+              <w:t xml:space="preserve">                                   ...                     </w:t>
+            </w:r>
+          </w:p>
+          <w:p>
+            <w:pPr>
+              <w:spacing w:line="360" w:lineRule="auto"/>
+              <w:rPr>
+                <w:rFonts w:ascii="Cascadia Code" w:hAnsi="Cascadia Code"/>
+                <w:sz w:val="20"/>
+                <w:szCs w:val="20"/>
+                <w:lang w:val="en-US"/>
+              </w:rPr>
+            </w:pPr>
+            <w:r>
+              <w:rPr>
+                <w:rFonts w:ascii="Cascadia Code" w:hAnsi="Cascadia Code"/>
+                <w:sz w:val="20"/>
+                <w:szCs w:val="20"/>
+                <w:lang w:val="en-US"/>
+              </w:rPr>
+              <w:t xml:space="preserve">classification           0.750       </w:t>
+            </w:r>
+            <w:proofErr w:type="gramStart"/>
+            <w:r>
+              <w:rPr>
+                <w:rFonts w:ascii="Cascadia Code" w:hAnsi="Cascadia Code"/>
+                <w:sz w:val="20"/>
+                <w:szCs w:val="20"/>
+                <w:lang w:val="en-US"/>
+              </w:rPr>
+              <w:t>0.000  ...</w:t>
+            </w:r>
+            <w:proofErr w:type="gramEnd"/>
+            <w:r>
+              <w:rPr>
+                <w:rFonts w:ascii="Cascadia Code" w:hAnsi="Cascadia Code"/>
+                <w:sz w:val="20"/>
+                <w:szCs w:val="20"/>
+                <w:lang w:val="en-US"/>
+              </w:rPr>
+              <w:t xml:space="preserve">        0.00    0.250</w:t>
+            </w:r>
+          </w:p>
+          <w:p>
+            <w:pPr>
+              <w:spacing w:line="360" w:lineRule="auto"/>
+              <w:rPr>
+                <w:rFonts w:ascii="Cascadia Code" w:hAnsi="Cascadia Code"/>
+                <w:sz w:val="20"/>
+                <w:szCs w:val="20"/>
+                <w:lang w:val="en-US"/>
+              </w:rPr>
+            </w:pPr>
+            <w:r>
+              <w:rPr>
+                <w:rFonts w:ascii="Cascadia Code" w:hAnsi="Cascadia Code"/>
+                <w:sz w:val="20"/>
+                <w:szCs w:val="20"/>
+                <w:lang w:val="en-US"/>
+              </w:rPr>
+              <w:t xml:space="preserve">clustering               0.182       </w:t>
+            </w:r>
+            <w:proofErr w:type="gramStart"/>
+            <w:r>
+              <w:rPr>
+                <w:rFonts w:ascii="Cascadia Code" w:hAnsi="Cascadia Code"/>
+                <w:sz w:val="20"/>
+                <w:szCs w:val="20"/>
+                <w:lang w:val="en-US"/>
+              </w:rPr>
+              <w:t>0.636  ...</w:t>
+            </w:r>
+            <w:proofErr w:type="gramEnd"/>
+            <w:r>
+              <w:rPr>
+                <w:rFonts w:ascii="Cascadia Code" w:hAnsi="Cascadia Code"/>
+                <w:sz w:val="20"/>
+                <w:szCs w:val="20"/>
+                <w:lang w:val="en-US"/>
+              </w:rPr>
+              <w:t xml:space="preserve">        0.00    0.182</w:t>
+            </w:r>
+          </w:p>
+          <w:p>
+            <w:pPr>
+              <w:spacing w:line="360" w:lineRule="auto"/>
+              <w:rPr>
+                <w:rFonts w:ascii="Cascadia Code" w:hAnsi="Cascadia Code"/>
+                <w:sz w:val="20"/>
+                <w:szCs w:val="20"/>
+                <w:lang w:val="en-US"/>
+              </w:rPr>
+            </w:pPr>
+            <w:proofErr w:type="spellStart"/>
+            <w:r>
+              <w:rPr>
+                <w:rFonts w:ascii="Cascadia Code" w:hAnsi="Cascadia Code"/>
+                <w:sz w:val="20"/>
+                <w:szCs w:val="20"/>
+                <w:lang w:val="en-US"/>
+              </w:rPr>
+              <w:t>fe_only</w:t>
+            </w:r>
+            <w:proofErr w:type="spellEnd"/>
+            <w:r>
+              <w:rPr>
+                <w:rFonts w:ascii="Cascadia Code" w:hAnsi="Cascadia Code"/>
+                <w:sz w:val="20"/>
+                <w:szCs w:val="20"/>
+                <w:lang w:val="en-US"/>
+              </w:rPr>
+              <w:t xml:space="preserve">                  0.176       </w:t>
+            </w:r>
+            <w:proofErr w:type="gramStart"/>
+            <w:r>
+              <w:rPr>
+                <w:rFonts w:ascii="Cascadia Code" w:hAnsi="Cascadia Code"/>
+                <w:sz w:val="20"/>
+                <w:szCs w:val="20"/>
+                <w:lang w:val="en-US"/>
+              </w:rPr>
+              <w:t>0.000  ...</w:t>
+            </w:r>
+            <w:proofErr w:type="gramEnd"/>
+            <w:r>
+              <w:rPr>
+                <w:rFonts w:ascii="Cascadia Code" w:hAnsi="Cascadia Code"/>
+                <w:sz w:val="20"/>
+                <w:szCs w:val="20"/>
+                <w:lang w:val="en-US"/>
+              </w:rPr>
+              <w:t xml:space="preserve">        0.00    0.176</w:t>
+            </w:r>
+          </w:p>
+          <w:p>
+            <w:pPr>
+              <w:spacing w:line="360" w:lineRule="auto"/>
+              <w:rPr>
+                <w:rFonts w:ascii="Cascadia Code" w:hAnsi="Cascadia Code"/>
+                <w:sz w:val="20"/>
+                <w:szCs w:val="20"/>
+                <w:lang w:val="en-US"/>
+              </w:rPr>
+            </w:pPr>
+            <w:r>
+              <w:rPr>
+                <w:rFonts w:ascii="Cascadia Code" w:hAnsi="Cascadia Code"/>
+                <w:sz w:val="20"/>
+                <w:szCs w:val="20"/>
+                <w:lang w:val="en-US"/>
+              </w:rPr>
+              <w:t xml:space="preserve">general                  0.200       </w:t>
+            </w:r>
+            <w:proofErr w:type="gramStart"/>
+            <w:r>
+              <w:rPr>
+                <w:rFonts w:ascii="Cascadia Code" w:hAnsi="Cascadia Code"/>
+                <w:sz w:val="20"/>
+                <w:szCs w:val="20"/>
+                <w:lang w:val="en-US"/>
+              </w:rPr>
+              <w:t>0.000  ...</w:t>
+            </w:r>
+            <w:proofErr w:type="gramEnd"/>
+            <w:r>
+              <w:rPr>
+                <w:rFonts w:ascii="Cascadia Code" w:hAnsi="Cascadia Code"/>
+                <w:sz w:val="20"/>
+                <w:szCs w:val="20"/>
+                <w:lang w:val="en-US"/>
+              </w:rPr>
+              <w:t xml:space="preserve">        0.00    0.200</w:t>
+            </w:r>
+          </w:p>
+          <w:p>
+            <w:pPr>
+              <w:spacing w:line="360" w:lineRule="auto"/>
+              <w:rPr>
+                <w:rFonts w:ascii="Cascadia Code" w:hAnsi="Cascadia Code"/>
+                <w:sz w:val="20"/>
+                <w:szCs w:val="20"/>
+                <w:lang w:val="en-US"/>
+              </w:rPr>
+            </w:pPr>
+            <w:proofErr w:type="spellStart"/>
+            <w:r>
+              <w:rPr>
+                <w:rFonts w:ascii="Cascadia Code" w:hAnsi="Cascadia Code"/>
+                <w:sz w:val="20"/>
+                <w:szCs w:val="20"/>
+                <w:lang w:val="en-US"/>
+              </w:rPr>
+              <w:t>off_topic</w:t>
+            </w:r>
+            <w:proofErr w:type="spellEnd"/>
+            <w:r>
+              <w:rPr>
+                <w:rFonts w:ascii="Cascadia Code" w:hAnsi="Cascadia Code"/>
+                <w:sz w:val="20"/>
+                <w:szCs w:val="20"/>
+                <w:lang w:val="en-US"/>
+              </w:rPr>
+              <w:t xml:space="preserve">                0.000       </w:t>
+            </w:r>
+            <w:proofErr w:type="gramStart"/>
+            <w:r>
+              <w:rPr>
+                <w:rFonts w:ascii="Cascadia Code" w:hAnsi="Cascadia Code"/>
+                <w:sz w:val="20"/>
+                <w:szCs w:val="20"/>
+                <w:lang w:val="en-US"/>
+              </w:rPr>
+              <w:t>0.000  ...</w:t>
+            </w:r>
+            <w:proofErr w:type="gramEnd"/>
+            <w:r>
+              <w:rPr>
+                <w:rFonts w:ascii="Cascadia Code" w:hAnsi="Cascadia Code"/>
+                <w:sz w:val="20"/>
+                <w:szCs w:val="20"/>
+                <w:lang w:val="en-US"/>
+              </w:rPr>
+              <w:t xml:space="preserve">        0.00    0.000</w:t>
+            </w:r>
+          </w:p>
+          <w:p>
+            <w:pPr>
+              <w:spacing w:line="360" w:lineRule="auto"/>
+              <w:rPr>
+                <w:rFonts w:ascii="Cascadia Code" w:hAnsi="Cascadia Code"/>
+                <w:sz w:val="20"/>
+                <w:szCs w:val="20"/>
+                <w:lang w:val="en-US"/>
+              </w:rPr>
+            </w:pPr>
+            <w:r>
+              <w:rPr>
+                <w:rFonts w:ascii="Cascadia Code" w:hAnsi="Cascadia Code"/>
+                <w:sz w:val="20"/>
+                <w:szCs w:val="20"/>
+                <w:lang w:val="en-US"/>
+              </w:rPr>
+              <w:t xml:space="preserve">regression               0.111       </w:t>
+            </w:r>
+            <w:proofErr w:type="gramStart"/>
+            <w:r>
+              <w:rPr>
+                <w:rFonts w:ascii="Cascadia Code" w:hAnsi="Cascadia Code"/>
+                <w:sz w:val="20"/>
+                <w:szCs w:val="20"/>
+                <w:lang w:val="en-US"/>
+              </w:rPr>
+              <w:t>0.000  ...</w:t>
+            </w:r>
+            <w:proofErr w:type="gramEnd"/>
+            <w:r>
+              <w:rPr>
+                <w:rFonts w:ascii="Cascadia Code" w:hAnsi="Cascadia Code"/>
+                <w:sz w:val="20"/>
+                <w:szCs w:val="20"/>
+                <w:lang w:val="en-US"/>
+              </w:rPr>
+              <w:t xml:space="preserve">        0.63    0.259</w:t>
+            </w:r>
+          </w:p>
+          <w:p>
+            <w:pPr>
+              <w:spacing w:line="360" w:lineRule="auto"/>
+              <w:rPr>
+                <w:rFonts w:ascii="Cascadia Code" w:hAnsi="Cascadia Code"/>
+                <w:sz w:val="20"/>
+                <w:szCs w:val="20"/>
+                <w:lang w:val="en-US"/>
+              </w:rPr>
+            </w:pPr>
+          </w:p>
+          <w:p>
+            <w:pPr>
+              <w:spacing w:line="360" w:lineRule="auto"/>
+              <w:rPr>
+                <w:rFonts w:ascii="Cascadia Code" w:hAnsi="Cascadia Code"/>
+                <w:sz w:val="20"/>
+                <w:szCs w:val="20"/>
+                <w:lang w:val="en-US"/>
+              </w:rPr>
+            </w:pPr>
+            <w:r>
+              <w:rPr>
+                <w:rFonts w:ascii="Cascadia Code" w:hAnsi="Cascadia Code"/>
+                <w:sz w:val="20"/>
+                <w:szCs w:val="20"/>
+                <w:lang w:val="en-US"/>
+              </w:rPr>
+              <w:t>[6 rows x 7 columns]</w:t>
+            </w:r>
+          </w:p>
+          <w:p>
+            <w:pPr>
+              <w:spacing w:line="360" w:lineRule="auto"/>
+              <w:rPr>
+                <w:rFonts w:ascii="Cascadia Code" w:hAnsi="Cascadia Code"/>
+                <w:sz w:val="20"/>
+                <w:szCs w:val="20"/>
+                <w:lang w:val="en-US"/>
+              </w:rPr>
+            </w:pPr>
+          </w:p>
+          <w:p>
+            <w:pPr>
+              <w:spacing w:line="360" w:lineRule="auto"/>
+              <w:rPr>
+                <w:rFonts w:ascii="Cascadia Code" w:hAnsi="Cascadia Code"/>
+                <w:sz w:val="20"/>
+                <w:szCs w:val="20"/>
+                <w:lang w:val="en-US"/>
+              </w:rPr>
+            </w:pPr>
+            <w:r>
+              <w:rPr>
+                <w:rFonts w:ascii="Cascadia Code" w:hAnsi="Cascadia Code"/>
+                <w:sz w:val="20"/>
+                <w:szCs w:val="20"/>
+                <w:lang w:val="en-US"/>
+              </w:rPr>
+              <w:t>4. Complexity Match:</w:t>
+            </w:r>
+          </w:p>
+          <w:p>
+            <w:pPr>
+              <w:spacing w:line="360" w:lineRule="auto"/>
+              <w:rPr>
+                <w:rFonts w:ascii="Cascadia Code" w:hAnsi="Cascadia Code"/>
+                <w:sz w:val="20"/>
+                <w:szCs w:val="20"/>
+                <w:lang w:val="en-US"/>
+              </w:rPr>
+            </w:pPr>
+            <w:r>
+              <w:rPr>
+                <w:rFonts w:ascii="Cascadia Code" w:hAnsi="Cascadia Code"/>
+                <w:sz w:val="20"/>
+                <w:szCs w:val="20"/>
+                <w:lang w:val="en-US"/>
+              </w:rPr>
+              <w:t>Match rate: 94.2%</w:t>
+            </w:r>
+          </w:p>
+          <w:p>
+            <w:pPr>
+              <w:spacing w:line="360" w:lineRule="auto"/>
+              <w:rPr>
+                <w:rFonts w:ascii="Cascadia Code" w:hAnsi="Cascadia Code"/>
+                <w:sz w:val="20"/>
+                <w:szCs w:val="20"/>
+                <w:lang w:val="en-US"/>
+              </w:rPr>
+            </w:pPr>
+            <w:proofErr w:type="spellStart"/>
+            <w:r>
+              <w:rPr>
+                <w:rFonts w:ascii="Cascadia Code" w:hAnsi="Cascadia Code"/>
+                <w:sz w:val="20"/>
+                <w:szCs w:val="20"/>
+                <w:lang w:val="en-US"/>
+              </w:rPr>
+              <w:t>detected_</w:t>
+            </w:r>
+            <w:proofErr w:type="gramStart"/>
+            <w:r>
+              <w:rPr>
+                <w:rFonts w:ascii="Cascadia Code" w:hAnsi="Cascadia Code"/>
+                <w:sz w:val="20"/>
+                <w:szCs w:val="20"/>
+                <w:lang w:val="en-US"/>
+              </w:rPr>
+              <w:t>complexity</w:t>
+            </w:r>
+            <w:proofErr w:type="spellEnd"/>
+            <w:r>
+              <w:rPr>
+                <w:rFonts w:ascii="Cascadia Code" w:hAnsi="Cascadia Code"/>
+                <w:sz w:val="20"/>
+                <w:szCs w:val="20"/>
+                <w:lang w:val="en-US"/>
+              </w:rPr>
+              <w:t xml:space="preserve">  complex</w:t>
+            </w:r>
+            <w:proofErr w:type="gramEnd"/>
+            <w:r>
+              <w:rPr>
+                <w:rFonts w:ascii="Cascadia Code" w:hAnsi="Cascadia Code"/>
+                <w:sz w:val="20"/>
+                <w:szCs w:val="20"/>
+                <w:lang w:val="en-US"/>
+              </w:rPr>
+              <w:t xml:space="preserve">  </w:t>
+            </w:r>
+            <w:proofErr w:type="gramStart"/>
+            <w:r>
+              <w:rPr>
+                <w:rFonts w:ascii="Cascadia Code" w:hAnsi="Cascadia Code"/>
+                <w:sz w:val="20"/>
+                <w:szCs w:val="20"/>
+                <w:lang w:val="en-US"/>
+              </w:rPr>
+              <w:t>medium  simple</w:t>
+            </w:r>
+            <w:proofErr w:type="gramEnd"/>
+          </w:p>
+          <w:p>
+            <w:pPr>
+              <w:spacing w:line="360" w:lineRule="auto"/>
+              <w:rPr>
+                <w:rFonts w:ascii="Cascadia Code" w:hAnsi="Cascadia Code"/>
+                <w:sz w:val="20"/>
+                <w:szCs w:val="20"/>
+                <w:lang w:val="en-US"/>
+              </w:rPr>
+            </w:pPr>
+            <w:r>
+              <w:rPr>
+                <w:rFonts w:ascii="Cascadia Code" w:hAnsi="Cascadia Code"/>
+                <w:sz w:val="20"/>
+                <w:szCs w:val="20"/>
+                <w:lang w:val="en-US"/>
+              </w:rPr>
+              <w:lastRenderedPageBreak/>
+              <w:t xml:space="preserve">complexity                                  </w:t>
+            </w:r>
+          </w:p>
+          <w:p>
+            <w:pPr>
+              <w:spacing w:line="360" w:lineRule="auto"/>
+              <w:rPr>
+                <w:rFonts w:ascii="Cascadia Code" w:hAnsi="Cascadia Code"/>
+                <w:sz w:val="20"/>
+                <w:szCs w:val="20"/>
+                <w:lang w:val="en-US"/>
+              </w:rPr>
+            </w:pPr>
+            <w:r>
+              <w:rPr>
+                <w:rFonts w:ascii="Cascadia Code" w:hAnsi="Cascadia Code"/>
+                <w:sz w:val="20"/>
+                <w:szCs w:val="20"/>
+                <w:lang w:val="en-US"/>
+              </w:rPr>
+              <w:t>complex                 0.95   0.000   0.050</w:t>
+            </w:r>
+          </w:p>
+          <w:p>
+            <w:pPr>
+              <w:spacing w:line="360" w:lineRule="auto"/>
+              <w:rPr>
+                <w:rFonts w:ascii="Cascadia Code" w:hAnsi="Cascadia Code"/>
+                <w:sz w:val="20"/>
+                <w:szCs w:val="20"/>
+                <w:lang w:val="en-US"/>
+              </w:rPr>
+            </w:pPr>
+            <w:r>
+              <w:rPr>
+                <w:rFonts w:ascii="Cascadia Code" w:hAnsi="Cascadia Code"/>
+                <w:sz w:val="20"/>
+                <w:szCs w:val="20"/>
+                <w:lang w:val="en-US"/>
+              </w:rPr>
+              <w:t>medium                  0.00   0.886   0.114</w:t>
+            </w:r>
+          </w:p>
+          <w:p>
+            <w:pPr>
+              <w:spacing w:line="360" w:lineRule="auto"/>
+              <w:rPr>
+                <w:rFonts w:ascii="Cascadia Code" w:hAnsi="Cascadia Code"/>
+                <w:sz w:val="20"/>
+                <w:szCs w:val="20"/>
+                <w:lang w:val="en-US"/>
+              </w:rPr>
+            </w:pPr>
+            <w:r>
+              <w:rPr>
+                <w:rFonts w:ascii="Cascadia Code" w:hAnsi="Cascadia Code"/>
+                <w:sz w:val="20"/>
+                <w:szCs w:val="20"/>
+                <w:lang w:val="en-US"/>
+              </w:rPr>
+              <w:t>simple                  0.00   0.000   1.000</w:t>
+            </w:r>
+          </w:p>
+          <w:p>
+            <w:pPr>
+              <w:spacing w:line="360" w:lineRule="auto"/>
+              <w:rPr>
+                <w:rFonts w:ascii="Cascadia Code" w:hAnsi="Cascadia Code"/>
+                <w:sz w:val="20"/>
+                <w:szCs w:val="20"/>
+                <w:lang w:val="en-US"/>
+              </w:rPr>
+            </w:pPr>
+          </w:p>
+          <w:p>
+            <w:pPr>
+              <w:spacing w:line="360" w:lineRule="auto"/>
+              <w:rPr>
+                <w:rFonts w:ascii="Cascadia Code" w:hAnsi="Cascadia Code"/>
+                <w:sz w:val="20"/>
+                <w:szCs w:val="20"/>
+                <w:lang w:val="en-US"/>
+              </w:rPr>
+            </w:pPr>
+            <w:r>
+              <w:rPr>
+                <w:rFonts w:ascii="Cascadia Code" w:hAnsi="Cascadia Code"/>
+                <w:sz w:val="20"/>
+                <w:szCs w:val="20"/>
+                <w:lang w:val="en-US"/>
+              </w:rPr>
+              <w:t>5. Has Dataset:</w:t>
+            </w:r>
+          </w:p>
+          <w:p>
+            <w:pPr>
+              <w:spacing w:line="360" w:lineRule="auto"/>
+              <w:rPr>
+                <w:rFonts w:ascii="Cascadia Code" w:hAnsi="Cascadia Code" w:cs="Times New Roman"/>
+                <w:sz w:val="20"/>
+                <w:szCs w:val="20"/>
+                <w:lang w:val="en-US"/>
+              </w:rPr>
+            </w:pPr>
+            <w:proofErr w:type="spellStart"/>
+            <w:r>
+              <w:rPr>
+                <w:rFonts w:ascii="Cascadia Code" w:hAnsi="Cascadia Code" w:cs="Times New Roman"/>
+                <w:sz w:val="20"/>
+                <w:szCs w:val="20"/>
+                <w:lang w:val="en-US"/>
+              </w:rPr>
+              <w:t>dataset_name</w:t>
+            </w:r>
+            <w:proofErr w:type="spellEnd"/>
+          </w:p>
+          <w:p>
+            <w:pPr>
+              <w:spacing w:line="360" w:lineRule="auto"/>
+              <w:rPr>
+                <w:rFonts w:ascii="Cascadia Code" w:hAnsi="Cascadia Code" w:cs="Times New Roman"/>
+                <w:sz w:val="20"/>
+                <w:szCs w:val="20"/>
+                <w:lang w:val="en-US"/>
+              </w:rPr>
+            </w:pPr>
+            <w:r>
+              <w:rPr>
+                <w:rFonts w:ascii="Cascadia Code" w:hAnsi="Cascadia Code" w:cs="Times New Roman"/>
+                <w:sz w:val="20"/>
+                <w:szCs w:val="20"/>
+                <w:lang w:val="en-US"/>
+              </w:rPr>
+              <w:t>True     0.45</w:t>
+            </w:r>
+          </w:p>
+          <w:p>
+            <w:pPr>
+              <w:spacing w:line="360" w:lineRule="auto"/>
+              <w:rPr>
+                <w:rFonts w:ascii="Cascadia Code" w:hAnsi="Cascadia Code" w:cs="Times New Roman"/>
+                <w:sz w:val="20"/>
+                <w:szCs w:val="20"/>
+                <w:lang w:val="en-US"/>
+              </w:rPr>
+            </w:pPr>
+            <w:r>
+              <w:rPr>
+                <w:rFonts w:ascii="Cascadia Code" w:hAnsi="Cascadia Code" w:cs="Times New Roman"/>
+                <w:sz w:val="20"/>
+                <w:szCs w:val="20"/>
+                <w:lang w:val="en-US"/>
+              </w:rPr>
+              <w:t>False    0.55</w:t>
+            </w:r>
+          </w:p>
+          <w:p>
+            <w:pPr>
+              <w:spacing w:line="360" w:lineRule="auto"/>
+              <w:rPr>
+                <w:rFonts w:ascii="Cascadia Code" w:hAnsi="Cascadia Code"/>
+                <w:sz w:val="20"/>
+                <w:szCs w:val="20"/>
+                <w:lang w:val="en-US"/>
+              </w:rPr>
+            </w:pPr>
+            <w:r>
+              <w:rPr>
+                <w:rFonts w:ascii="Cascadia Code" w:hAnsi="Cascadia Code"/>
+                <w:sz w:val="20"/>
+                <w:szCs w:val="20"/>
+                <w:lang w:val="en-US"/>
+              </w:rPr>
+              <w:t xml:space="preserve">Name: proportion, </w:t>
+            </w:r>
+            <w:proofErr w:type="spellStart"/>
+            <w:r>
+              <w:rPr>
+                <w:rFonts w:ascii="Cascadia Code" w:hAnsi="Cascadia Code"/>
+                <w:sz w:val="20"/>
+                <w:szCs w:val="20"/>
+                <w:lang w:val="en-US"/>
+              </w:rPr>
+              <w:t>dtype</w:t>
+            </w:r>
+            <w:proofErr w:type="spellEnd"/>
+            <w:r>
+              <w:rPr>
+                <w:rFonts w:ascii="Cascadia Code" w:hAnsi="Cascadia Code"/>
+                <w:sz w:val="20"/>
+                <w:szCs w:val="20"/>
+                <w:lang w:val="en-US"/>
+              </w:rPr>
+              <w:t>: float64</w:t>
+            </w:r>
+          </w:p>
+          <w:p>
+            <w:pPr>
+              <w:spacing w:line="360" w:lineRule="auto"/>
+              <w:rPr>
+                <w:rFonts w:ascii="Cascadia Code" w:hAnsi="Cascadia Code"/>
+                <w:sz w:val="20"/>
+                <w:szCs w:val="20"/>
+                <w:lang w:val="en-US"/>
+              </w:rPr>
+            </w:pPr>
+          </w:p>
+          <w:p>
+            <w:pPr>
+              <w:spacing w:line="360" w:lineRule="auto"/>
+              <w:rPr>
+                <w:rFonts w:ascii="Cascadia Code" w:hAnsi="Cascadia Code"/>
+                <w:sz w:val="20"/>
+                <w:szCs w:val="20"/>
+                <w:lang w:val="en-US"/>
+              </w:rPr>
+            </w:pPr>
+            <w:r>
+              <w:rPr>
+                <w:rFonts w:ascii="Cascadia Code" w:hAnsi="Cascadia Code"/>
+                <w:sz w:val="20"/>
+                <w:szCs w:val="20"/>
+                <w:lang w:val="en-US"/>
+              </w:rPr>
+              <w:t>Found 12 quality label mismatches:</w:t>
+            </w:r>
+          </w:p>
+          <w:p>
+            <w:pPr>
+              <w:spacing w:line="360" w:lineRule="auto"/>
+              <w:rPr>
+                <w:rFonts w:ascii="Cascadia Code" w:hAnsi="Cascadia Code"/>
+                <w:sz w:val="20"/>
+                <w:szCs w:val="20"/>
+                <w:lang w:val="en-US"/>
+              </w:rPr>
+            </w:pPr>
+            <w:r>
+              <w:rPr>
+                <w:rFonts w:ascii="Cascadia Code" w:hAnsi="Cascadia Code"/>
+                <w:sz w:val="20"/>
+                <w:szCs w:val="20"/>
+                <w:lang w:val="en-US"/>
+              </w:rPr>
+              <w:t xml:space="preserve">                                              </w:t>
+            </w:r>
+            <w:proofErr w:type="gramStart"/>
+            <w:r>
+              <w:rPr>
+                <w:rFonts w:ascii="Cascadia Code" w:hAnsi="Cascadia Code"/>
+                <w:sz w:val="20"/>
+                <w:szCs w:val="20"/>
+                <w:lang w:val="en-US"/>
+              </w:rPr>
+              <w:t>message  ...</w:t>
+            </w:r>
+            <w:proofErr w:type="gramEnd"/>
+            <w:r>
+              <w:rPr>
+                <w:rFonts w:ascii="Cascadia Code" w:hAnsi="Cascadia Code"/>
+                <w:sz w:val="20"/>
+                <w:szCs w:val="20"/>
+                <w:lang w:val="en-US"/>
+              </w:rPr>
+              <w:t xml:space="preserve"> </w:t>
+            </w:r>
+            <w:proofErr w:type="spellStart"/>
+            <w:r>
+              <w:rPr>
+                <w:rFonts w:ascii="Cascadia Code" w:hAnsi="Cascadia Code"/>
+                <w:sz w:val="20"/>
+                <w:szCs w:val="20"/>
+                <w:lang w:val="en-US"/>
+              </w:rPr>
+              <w:t>detected_quality</w:t>
+            </w:r>
+            <w:proofErr w:type="spellEnd"/>
+          </w:p>
+          <w:p>
+            <w:pPr>
+              <w:spacing w:line="360" w:lineRule="auto"/>
+              <w:rPr>
+                <w:rFonts w:ascii="Cascadia Code" w:hAnsi="Cascadia Code"/>
+                <w:sz w:val="20"/>
+                <w:szCs w:val="20"/>
+              </w:rPr>
+            </w:pPr>
+            <w:r>
+              <w:rPr>
+                <w:rFonts w:ascii="Cascadia Code" w:hAnsi="Cascadia Code"/>
+                <w:sz w:val="20"/>
+                <w:szCs w:val="20"/>
+              </w:rPr>
+              <w:t xml:space="preserve">3                            Что приготовить на ужин?  ...          </w:t>
+            </w:r>
+            <w:r>
+              <w:rPr>
+                <w:rFonts w:ascii="Cascadia Code" w:hAnsi="Cascadia Code"/>
+                <w:sz w:val="20"/>
+                <w:szCs w:val="20"/>
+                <w:lang w:val="en-US"/>
+              </w:rPr>
+              <w:t>correct</w:t>
+            </w:r>
+          </w:p>
+          <w:p>
+            <w:pPr>
+              <w:spacing w:line="360" w:lineRule="auto"/>
+              <w:rPr>
+                <w:rFonts w:ascii="Cascadia Code" w:hAnsi="Cascadia Code"/>
+                <w:sz w:val="20"/>
+                <w:szCs w:val="20"/>
+              </w:rPr>
+            </w:pPr>
+            <w:proofErr w:type="gramStart"/>
+            <w:r>
+              <w:rPr>
+                <w:rFonts w:ascii="Cascadia Code" w:hAnsi="Cascadia Code"/>
+                <w:sz w:val="20"/>
+                <w:szCs w:val="20"/>
+              </w:rPr>
+              <w:t>11  Сделай</w:t>
+            </w:r>
+            <w:proofErr w:type="gramEnd"/>
+            <w:r>
+              <w:rPr>
+                <w:rFonts w:ascii="Cascadia Code" w:hAnsi="Cascadia Code"/>
+                <w:sz w:val="20"/>
+                <w:szCs w:val="20"/>
+              </w:rPr>
+              <w:t xml:space="preserve"> модель. У меня есть датасет с различным...  ...          </w:t>
+            </w:r>
+            <w:r>
+              <w:rPr>
+                <w:rFonts w:ascii="Cascadia Code" w:hAnsi="Cascadia Code"/>
+                <w:sz w:val="20"/>
+                <w:szCs w:val="20"/>
+                <w:lang w:val="en-US"/>
+              </w:rPr>
+              <w:t>correct</w:t>
+            </w:r>
+          </w:p>
+          <w:p>
+            <w:pPr>
+              <w:spacing w:line="360" w:lineRule="auto"/>
+              <w:rPr>
+                <w:rFonts w:ascii="Cascadia Code" w:hAnsi="Cascadia Code"/>
+                <w:sz w:val="20"/>
+                <w:szCs w:val="20"/>
+              </w:rPr>
+            </w:pPr>
+            <w:proofErr w:type="gramStart"/>
+            <w:r>
+              <w:rPr>
+                <w:rFonts w:ascii="Cascadia Code" w:hAnsi="Cascadia Code"/>
+                <w:sz w:val="20"/>
+                <w:szCs w:val="20"/>
+              </w:rPr>
+              <w:t>13  Помоги</w:t>
+            </w:r>
+            <w:proofErr w:type="gramEnd"/>
+            <w:r>
+              <w:rPr>
+                <w:rFonts w:ascii="Cascadia Code" w:hAnsi="Cascadia Code"/>
+                <w:sz w:val="20"/>
+                <w:szCs w:val="20"/>
+              </w:rPr>
+              <w:t xml:space="preserve"> с данными. У меня есть датасет с </w:t>
+            </w:r>
+            <w:proofErr w:type="spellStart"/>
+            <w:r>
+              <w:rPr>
+                <w:rFonts w:ascii="Cascadia Code" w:hAnsi="Cascadia Code"/>
+                <w:sz w:val="20"/>
+                <w:szCs w:val="20"/>
+              </w:rPr>
+              <w:t>различ</w:t>
+            </w:r>
+            <w:proofErr w:type="spellEnd"/>
+            <w:r>
+              <w:rPr>
+                <w:rFonts w:ascii="Cascadia Code" w:hAnsi="Cascadia Code"/>
+                <w:sz w:val="20"/>
+                <w:szCs w:val="20"/>
+              </w:rPr>
+              <w:t xml:space="preserve">...  ...          </w:t>
+            </w:r>
+            <w:r>
+              <w:rPr>
+                <w:rFonts w:ascii="Cascadia Code" w:hAnsi="Cascadia Code"/>
+                <w:sz w:val="20"/>
+                <w:szCs w:val="20"/>
+                <w:lang w:val="en-US"/>
+              </w:rPr>
+              <w:t>correct</w:t>
+            </w:r>
+          </w:p>
+          <w:p>
+            <w:pPr>
+              <w:spacing w:line="360" w:lineRule="auto"/>
+              <w:rPr>
+                <w:rFonts w:ascii="Cascadia Code" w:hAnsi="Cascadia Code"/>
+                <w:sz w:val="20"/>
+                <w:szCs w:val="20"/>
+              </w:rPr>
+            </w:pPr>
+            <w:proofErr w:type="gramStart"/>
+            <w:r>
+              <w:rPr>
+                <w:rFonts w:ascii="Cascadia Code" w:hAnsi="Cascadia Code"/>
+                <w:sz w:val="20"/>
+                <w:szCs w:val="20"/>
+              </w:rPr>
+              <w:t>21  Помоги</w:t>
+            </w:r>
+            <w:proofErr w:type="gramEnd"/>
+            <w:r>
+              <w:rPr>
+                <w:rFonts w:ascii="Cascadia Code" w:hAnsi="Cascadia Code"/>
+                <w:sz w:val="20"/>
+                <w:szCs w:val="20"/>
+              </w:rPr>
+              <w:t xml:space="preserve"> с данными. У меня есть датасет с </w:t>
+            </w:r>
+            <w:proofErr w:type="spellStart"/>
+            <w:r>
+              <w:rPr>
+                <w:rFonts w:ascii="Cascadia Code" w:hAnsi="Cascadia Code"/>
+                <w:sz w:val="20"/>
+                <w:szCs w:val="20"/>
+              </w:rPr>
+              <w:t>различ</w:t>
+            </w:r>
+            <w:proofErr w:type="spellEnd"/>
+            <w:r>
+              <w:rPr>
+                <w:rFonts w:ascii="Cascadia Code" w:hAnsi="Cascadia Code"/>
+                <w:sz w:val="20"/>
+                <w:szCs w:val="20"/>
+              </w:rPr>
+              <w:t xml:space="preserve">...  ...          </w:t>
+            </w:r>
+            <w:r>
+              <w:rPr>
+                <w:rFonts w:ascii="Cascadia Code" w:hAnsi="Cascadia Code"/>
+                <w:sz w:val="20"/>
+                <w:szCs w:val="20"/>
+                <w:lang w:val="en-US"/>
+              </w:rPr>
+              <w:t>correct</w:t>
+            </w:r>
+          </w:p>
+          <w:p>
+            <w:pPr>
+              <w:spacing w:line="360" w:lineRule="auto"/>
+              <w:rPr>
+                <w:rFonts w:ascii="Cascadia Code" w:hAnsi="Cascadia Code"/>
+                <w:sz w:val="20"/>
+                <w:szCs w:val="20"/>
+                <w:lang w:val="en-US"/>
+              </w:rPr>
+            </w:pPr>
+            <w:proofErr w:type="gramStart"/>
+            <w:r>
+              <w:rPr>
+                <w:rFonts w:ascii="Cascadia Code" w:hAnsi="Cascadia Code"/>
+                <w:sz w:val="20"/>
+                <w:szCs w:val="20"/>
+              </w:rPr>
+              <w:t>43  Что</w:t>
+            </w:r>
+            <w:proofErr w:type="gramEnd"/>
+            <w:r>
+              <w:rPr>
+                <w:rFonts w:ascii="Cascadia Code" w:hAnsi="Cascadia Code"/>
+                <w:sz w:val="20"/>
+                <w:szCs w:val="20"/>
+              </w:rPr>
+              <w:t xml:space="preserve"> делать </w:t>
+            </w:r>
+            <w:proofErr w:type="gramStart"/>
+            <w:r>
+              <w:rPr>
+                <w:rFonts w:ascii="Cascadia Code" w:hAnsi="Cascadia Code"/>
+                <w:sz w:val="20"/>
+                <w:szCs w:val="20"/>
+              </w:rPr>
+              <w:t>дальше?.</w:t>
+            </w:r>
+            <w:proofErr w:type="gramEnd"/>
+            <w:r>
+              <w:rPr>
+                <w:rFonts w:ascii="Cascadia Code" w:hAnsi="Cascadia Code"/>
+                <w:sz w:val="20"/>
+                <w:szCs w:val="20"/>
+              </w:rPr>
+              <w:t xml:space="preserve"> У меня есть датасет с </w:t>
+            </w:r>
+            <w:proofErr w:type="spellStart"/>
+            <w:r>
+              <w:rPr>
+                <w:rFonts w:ascii="Cascadia Code" w:hAnsi="Cascadia Code"/>
+                <w:sz w:val="20"/>
+                <w:szCs w:val="20"/>
+              </w:rPr>
+              <w:t>разл</w:t>
+            </w:r>
+            <w:proofErr w:type="spellEnd"/>
+            <w:r>
+              <w:rPr>
+                <w:rFonts w:ascii="Cascadia Code" w:hAnsi="Cascadia Code"/>
+                <w:sz w:val="20"/>
+                <w:szCs w:val="20"/>
+              </w:rPr>
+              <w:t xml:space="preserve">...  ...          </w:t>
+            </w:r>
+            <w:r>
+              <w:rPr>
+                <w:rFonts w:ascii="Cascadia Code" w:hAnsi="Cascadia Code"/>
+                <w:sz w:val="20"/>
+                <w:szCs w:val="20"/>
+                <w:lang w:val="en-US"/>
+              </w:rPr>
+              <w:t>correct</w:t>
+            </w:r>
+          </w:p>
+          <w:p>
+            <w:pPr>
+              <w:spacing w:line="360" w:lineRule="auto"/>
+              <w:rPr>
+                <w:rFonts w:ascii="Cascadia Code" w:hAnsi="Cascadia Code"/>
+                <w:sz w:val="20"/>
+                <w:szCs w:val="20"/>
+                <w:lang w:val="en-US"/>
+              </w:rPr>
+            </w:pPr>
+          </w:p>
+          <w:p>
+            <w:pPr>
+              <w:spacing w:line="360" w:lineRule="auto"/>
+            </w:pPr>
+            <w:r>
+              <w:rPr>
+                <w:rFonts w:ascii="Cascadia Code" w:hAnsi="Cascadia Code"/>
+                <w:sz w:val="20"/>
+                <w:szCs w:val="20"/>
+                <w:lang w:val="en-US"/>
+              </w:rPr>
+              <w:t>[5 rows x 3 columns]</w:t>
+            </w:r>
+          </w:p>
+        </w:tc>
+      </w:tr>
+    </w:tbl>
+    <w:p>
+      <w:pPr>
+        <w:spacing w:after="0" w:line="360" w:lineRule="auto"/>
+        <w:ind w:firstLine="709"/>
+        <w:jc w:val="both"/>
+        <w:rPr>
+          <w:rFonts w:ascii="Times New Roman" w:hAnsi="Times New Roman" w:cs="Times New Roman"/>
+          <w:sz w:val="24"/>
+          <w:szCs w:val="24"/>
+        </w:rPr>
+      </w:pPr>
+    </w:p>
+    <w:p>
+      <w:pPr>
+        <w:spacing w:after="0" w:line="360" w:lineRule="auto"/>
+        <w:ind w:firstLine="709"/>
+        <w:jc w:val="both"/>
+      </w:pPr>
+      <w:r>
+        <w:rPr>
+          <w:rFonts w:ascii="Times New Roman" w:hAnsi="Times New Roman" w:cs="Times New Roman"/>
+          <w:sz w:val="24"/>
+          <w:szCs w:val="24"/>
+        </w:rPr>
+        <w:t>Размер датасета уменьшился до 104 строк, при этом его качество ухудшилось</w:t>
+      </w:r>
+      <w:r>
+        <w:rPr>
+          <w:rFonts w:ascii="Times New Roman" w:hAnsi="Times New Roman" w:cs="Times New Roman"/>
+          <w:sz w:val="24"/>
+          <w:szCs w:val="24"/>
+        </w:rPr>
+        <w:t>.</w:t>
+      </w:r>
+      <w:r>
+        <w:rPr>
+          <w:rFonts w:ascii="Times New Roman" w:hAnsi="Times New Roman" w:cs="Times New Roman"/>
+          <w:sz w:val="28"/>
+          <w:szCs w:val="28"/>
         </w:rPr>
         <w:t xml:space="preserve"> </w:t>
       </w:r>
@@ -2952,7 +7031,83 @@
           <w:sz w:val="24"/>
           <w:szCs w:val="24"/>
         </w:rPr>
-        <w:t>генерация. Это позволит покрыть все сценарии, а также даст возможность оценить сгенерированный набор данных.</w:t>
+        <w:t>Task Type Match упал (с 74.2%</w:t>
+      </w:r>
+      <w:r>
+        <w:rPr>
+          <w:rFonts w:ascii="Times New Roman" w:hAnsi="Times New Roman" w:cs="Times New Roman"/>
+          <w:sz w:val="24"/>
+          <w:szCs w:val="24"/>
+        </w:rPr>
+        <w:t xml:space="preserve"> до</w:t>
+      </w:r>
+      <w:r>
+        <w:rPr>
+          <w:rFonts w:ascii="Times New Roman" w:hAnsi="Times New Roman" w:cs="Times New Roman"/>
+          <w:sz w:val="24"/>
+          <w:szCs w:val="24"/>
+        </w:rPr>
+        <w:t xml:space="preserve"> 70.2%). Значит, при удалении </w:t>
+      </w:r>
+      <w:r>
+        <w:rPr>
+          <w:rFonts w:ascii="Times New Roman" w:hAnsi="Times New Roman" w:cs="Times New Roman"/>
+          <w:sz w:val="24"/>
+          <w:szCs w:val="24"/>
+        </w:rPr>
+        <w:t>строк модель в основном убирала примеры</w:t>
+      </w:r>
+      <w:r>
+        <w:rPr>
+          <w:rFonts w:ascii="Times New Roman" w:hAnsi="Times New Roman" w:cs="Times New Roman"/>
+          <w:sz w:val="24"/>
+          <w:szCs w:val="24"/>
+        </w:rPr>
+        <w:t xml:space="preserve"> примеры, которые детектор уже правильно определял, а проблемные </w:t>
+      </w:r>
+      <w:r>
+        <w:rPr>
+          <w:rFonts w:ascii="Times New Roman" w:hAnsi="Times New Roman" w:cs="Times New Roman"/>
+          <w:sz w:val="24"/>
+          <w:szCs w:val="24"/>
+        </w:rPr>
+        <w:t>результаты остались на месте.</w:t>
+      </w:r>
+    </w:p>
+    <w:p>
+      <w:pPr>
+        <w:spacing w:after="0" w:line="360" w:lineRule="auto"/>
+        <w:ind w:firstLine="709"/>
+        <w:jc w:val="both"/>
+        <w:rPr>
+          <w:rFonts w:ascii="Times New Roman" w:hAnsi="Times New Roman" w:cs="Times New Roman"/>
+          <w:sz w:val="24"/>
+          <w:szCs w:val="24"/>
+        </w:rPr>
+      </w:pPr>
+      <w:r>
+        <w:rPr>
+          <w:rFonts w:ascii="Times New Roman" w:hAnsi="Times New Roman" w:cs="Times New Roman"/>
+          <w:sz w:val="24"/>
+          <w:szCs w:val="24"/>
+        </w:rPr>
+        <w:t xml:space="preserve"> </w:t>
+      </w:r>
+      <w:r>
+        <w:rPr>
+          <w:rFonts w:ascii="Times New Roman" w:hAnsi="Times New Roman" w:cs="Times New Roman"/>
+          <w:sz w:val="24"/>
+          <w:szCs w:val="24"/>
+        </w:rPr>
+        <w:t>О</w:t>
+      </w:r>
+      <w:r>
+        <w:rPr>
+          <w:rFonts w:ascii="Times New Roman" w:hAnsi="Times New Roman" w:cs="Times New Roman"/>
+          <w:sz w:val="24"/>
+          <w:szCs w:val="24"/>
+        </w:rPr>
+        <w:t>бработка при помощи ИИ не дала положительного результата. Таким образом, оптимальным решением будет оставить исходный синтезированный датасет.</w:t>
       </w:r>
     </w:p>
     <w:p>
